--- a/design_project/final_project/submission/Clayton_spce5065_final_submission.docx
+++ b/design_project/final_project/submission/Clayton_spce5065_final_submission.docx
@@ -262,7 +262,7 @@
         <w:t xml:space="preserve"> </w:t>
       </w:r>
       <w:r>
-        <w:t xml:space="preserve">All results come from one reproducible Python model, and the orbit, eclipse, array output, and orbital lifetime were rebuilt independently in Systems Tool Kit. Where the two agree I say so; where the check is a consistency check rather than an independent one, I label it as such.</w:t>
+        <w:t xml:space="preserve">All results come from one reproducible Python model, and the orbit, eclipse, array output, and orbital lifetime were rebuilt independently in Systems Tool Kit. Where the two agree, the report says so; where a check is a consistency check rather than an independent one, it is labelled as such.</w:t>
       </w:r>
     </w:p>
     <w:p>
@@ -525,7 +525,7 @@
               <w:jc w:val="left"/>
             </w:pPr>
             <w:r>
-              <w:t xml:space="preserve">Eq. (15)</w:t>
+              <w:t xml:space="preserve">Eq. (16)</w:t>
             </w:r>
           </w:p>
         </w:tc>
@@ -639,7 +639,7 @@
               <w:jc w:val="left"/>
             </w:pPr>
             <w:r>
-              <w:t xml:space="preserve">Eq. (8)</w:t>
+              <w:t xml:space="preserve">Eqs. (8) and (9)</w:t>
             </w:r>
           </w:p>
         </w:tc>
@@ -677,7 +677,7 @@
               <w:jc w:val="left"/>
             </w:pPr>
             <w:r>
-              <w:t xml:space="preserve">Eq. (9)</w:t>
+              <w:t xml:space="preserve">Eq. (10)</w:t>
             </w:r>
           </w:p>
         </w:tc>
@@ -715,7 +715,7 @@
               <w:jc w:val="left"/>
             </w:pPr>
             <w:r>
-              <w:t xml:space="preserve">Eq. (10)</w:t>
+              <w:t xml:space="preserve">Eq. (11)</w:t>
             </w:r>
           </w:p>
         </w:tc>
@@ -753,7 +753,7 @@
               <w:jc w:val="left"/>
             </w:pPr>
             <w:r>
-              <w:t xml:space="preserve">Eq. (12)</w:t>
+              <w:t xml:space="preserve">Eq. (13)</w:t>
             </w:r>
           </w:p>
         </w:tc>
@@ -881,6 +881,32 @@
       </w:pPr>
       <w:r>
         <w:t xml:space="preserve">Nomenclature</w:t>
+      </w:r>
+    </w:p>
+    <w:p>
+      <w:pPr>
+        <w:pStyle w:val="FirstParagraph"/>
+      </w:pPr>
+      <w:r>
+        <w:t xml:space="preserve">Symbols are grouped after the acronyms. Units are given for every dimensional</w:t>
+      </w:r>
+      <w:r>
+        <w:t xml:space="preserve"> </w:t>
+      </w:r>
+      <w:r>
+        <w:t xml:space="preserve">quantity; a dash marks a dimensionless one.</w:t>
+      </w:r>
+    </w:p>
+    <w:p>
+      <w:pPr>
+        <w:pStyle w:val="BodyText"/>
+      </w:pPr>
+      <w:r>
+        <w:rPr>
+          <w:b/>
+          <w:bCs/>
+        </w:rPr>
+        <w:t xml:space="preserve">Acronyms</w:t>
       </w:r>
     </w:p>
     <w:tbl>
@@ -905,7 +931,7 @@
               <w:jc w:val="left"/>
             </w:pPr>
             <w:r>
-              <w:t xml:space="preserve">Symbol / Acronym</w:t>
+              <w:t xml:space="preserve">Acronym</w:t>
             </w:r>
           </w:p>
         </w:tc>
@@ -1034,31 +1060,20 @@
               <w:pStyle w:val="Compact"/>
               <w:jc w:val="left"/>
             </w:pPr>
-            <m:oMath>
-              <m:sSub>
-                <m:e>
-                  <m:r>
-                    <m:t>C</m:t>
-                  </m:r>
-                </m:e>
-                <m:sub>
-                  <m:r>
-                    <m:t>D</m:t>
-                  </m:r>
-                </m:sub>
-              </m:sSub>
-            </m:oMath>
-          </w:p>
-        </w:tc>
-        <w:tc>
-          <w:tcPr/>
-          <w:p>
-            <w:pPr>
-              <w:pStyle w:val="Compact"/>
-              <w:jc w:val="left"/>
-            </w:pPr>
-            <w:r>
-              <w:t xml:space="preserve">Drag coefficient</w:t>
+            <w:r>
+              <w:t xml:space="preserve">DoD</w:t>
+            </w:r>
+          </w:p>
+        </w:tc>
+        <w:tc>
+          <w:tcPr/>
+          <w:p>
+            <w:pPr>
+              <w:pStyle w:val="Compact"/>
+              <w:jc w:val="left"/>
+            </w:pPr>
+            <w:r>
+              <w:t xml:space="preserve">Depth of discharge</w:t>
             </w:r>
           </w:p>
         </w:tc>
@@ -1072,19 +1087,19 @@
               <w:jc w:val="left"/>
             </w:pPr>
             <w:r>
-              <w:t xml:space="preserve">DoD</w:t>
-            </w:r>
-          </w:p>
-        </w:tc>
-        <w:tc>
-          <w:tcPr/>
-          <w:p>
-            <w:pPr>
-              <w:pStyle w:val="Compact"/>
-              <w:jc w:val="left"/>
-            </w:pPr>
-            <w:r>
-              <w:t xml:space="preserve">Depth of discharge</w:t>
+              <w:t xml:space="preserve">EDAC</w:t>
+            </w:r>
+          </w:p>
+        </w:tc>
+        <w:tc>
+          <w:tcPr/>
+          <w:p>
+            <w:pPr>
+              <w:pStyle w:val="Compact"/>
+              <w:jc w:val="left"/>
+            </w:pPr>
+            <w:r>
+              <w:t xml:space="preserve">Error detection and correction</w:t>
             </w:r>
           </w:p>
         </w:tc>
@@ -1098,19 +1113,19 @@
               <w:jc w:val="left"/>
             </w:pPr>
             <w:r>
-              <w:t xml:space="preserve">EDAC</w:t>
-            </w:r>
-          </w:p>
-        </w:tc>
-        <w:tc>
-          <w:tcPr/>
-          <w:p>
-            <w:pPr>
-              <w:pStyle w:val="Compact"/>
-              <w:jc w:val="left"/>
-            </w:pPr>
-            <w:r>
-              <w:t xml:space="preserve">Error detection and correction</w:t>
+              <w:t xml:space="preserve">EP</w:t>
+            </w:r>
+          </w:p>
+        </w:tc>
+        <w:tc>
+          <w:tcPr/>
+          <w:p>
+            <w:pPr>
+              <w:pStyle w:val="Compact"/>
+              <w:jc w:val="left"/>
+            </w:pPr>
+            <w:r>
+              <w:t xml:space="preserve">Electric propulsion</w:t>
             </w:r>
           </w:p>
         </w:tc>
@@ -1124,19 +1139,19 @@
               <w:jc w:val="left"/>
             </w:pPr>
             <w:r>
-              <w:t xml:space="preserve">EP</w:t>
-            </w:r>
-          </w:p>
-        </w:tc>
-        <w:tc>
-          <w:tcPr/>
-          <w:p>
-            <w:pPr>
-              <w:pStyle w:val="Compact"/>
-              <w:jc w:val="left"/>
-            </w:pPr>
-            <w:r>
-              <w:t xml:space="preserve">Electric propulsion</w:t>
+              <w:t xml:space="preserve">ESD</w:t>
+            </w:r>
+          </w:p>
+        </w:tc>
+        <w:tc>
+          <w:tcPr/>
+          <w:p>
+            <w:pPr>
+              <w:pStyle w:val="Compact"/>
+              <w:jc w:val="left"/>
+            </w:pPr>
+            <w:r>
+              <w:t xml:space="preserve">Electrostatic discharge</w:t>
             </w:r>
           </w:p>
         </w:tc>
@@ -1150,19 +1165,19 @@
               <w:jc w:val="left"/>
             </w:pPr>
             <w:r>
-              <w:t xml:space="preserve">ESD</w:t>
-            </w:r>
-          </w:p>
-        </w:tc>
-        <w:tc>
-          <w:tcPr/>
-          <w:p>
-            <w:pPr>
-              <w:pStyle w:val="Compact"/>
-              <w:jc w:val="left"/>
-            </w:pPr>
-            <w:r>
-              <w:t xml:space="preserve">Electrostatic discharge</w:t>
+              <w:t xml:space="preserve">EUV</w:t>
+            </w:r>
+          </w:p>
+        </w:tc>
+        <w:tc>
+          <w:tcPr/>
+          <w:p>
+            <w:pPr>
+              <w:pStyle w:val="Compact"/>
+              <w:jc w:val="left"/>
+            </w:pPr>
+            <w:r>
+              <w:t xml:space="preserve">Extreme ultraviolet</w:t>
             </w:r>
           </w:p>
         </w:tc>
@@ -1176,19 +1191,19 @@
               <w:jc w:val="left"/>
             </w:pPr>
             <w:r>
-              <w:t xml:space="preserve">EUV</w:t>
-            </w:r>
-          </w:p>
-        </w:tc>
-        <w:tc>
-          <w:tcPr/>
-          <w:p>
-            <w:pPr>
-              <w:pStyle w:val="Compact"/>
-              <w:jc w:val="left"/>
-            </w:pPr>
-            <w:r>
-              <w:t xml:space="preserve">Extreme ultraviolet</w:t>
+              <w:t xml:space="preserve">GCR</w:t>
+            </w:r>
+          </w:p>
+        </w:tc>
+        <w:tc>
+          <w:tcPr/>
+          <w:p>
+            <w:pPr>
+              <w:pStyle w:val="Compact"/>
+              <w:jc w:val="left"/>
+            </w:pPr>
+            <w:r>
+              <w:t xml:space="preserve">Galactic cosmic ray</w:t>
             </w:r>
           </w:p>
         </w:tc>
@@ -1202,19 +1217,19 @@
               <w:jc w:val="left"/>
             </w:pPr>
             <w:r>
-              <w:t xml:space="preserve">GCR</w:t>
-            </w:r>
-          </w:p>
-        </w:tc>
-        <w:tc>
-          <w:tcPr/>
-          <w:p>
-            <w:pPr>
-              <w:pStyle w:val="Compact"/>
-              <w:jc w:val="left"/>
-            </w:pPr>
-            <w:r>
-              <w:t xml:space="preserve">Galactic cosmic ray</w:t>
+              <w:t xml:space="preserve">GEO</w:t>
+            </w:r>
+          </w:p>
+        </w:tc>
+        <w:tc>
+          <w:tcPr/>
+          <w:p>
+            <w:pPr>
+              <w:pStyle w:val="Compact"/>
+              <w:jc w:val="left"/>
+            </w:pPr>
+            <w:r>
+              <w:t xml:space="preserve">Geostationary Earth orbit (~35,786 km altitude)</w:t>
             </w:r>
           </w:p>
         </w:tc>
@@ -1228,19 +1243,19 @@
               <w:jc w:val="left"/>
             </w:pPr>
             <w:r>
-              <w:t xml:space="preserve">GEO</w:t>
-            </w:r>
-          </w:p>
-        </w:tc>
-        <w:tc>
-          <w:tcPr/>
-          <w:p>
-            <w:pPr>
-              <w:pStyle w:val="Compact"/>
-              <w:jc w:val="left"/>
-            </w:pPr>
-            <w:r>
-              <w:t xml:space="preserve">Geostationary Earth orbit (~35,786 km altitude)</w:t>
+              <w:t xml:space="preserve">ITO</w:t>
+            </w:r>
+          </w:p>
+        </w:tc>
+        <w:tc>
+          <w:tcPr/>
+          <w:p>
+            <w:pPr>
+              <w:pStyle w:val="Compact"/>
+              <w:jc w:val="left"/>
+            </w:pPr>
+            <w:r>
+              <w:t xml:space="preserve">Indium tin oxide (transparent conductive coating)</w:t>
             </w:r>
           </w:p>
         </w:tc>
@@ -1253,34 +1268,20 @@
               <w:pStyle w:val="Compact"/>
               <w:jc w:val="left"/>
             </w:pPr>
-            <m:oMath>
-              <m:sSub>
-                <m:e>
-                  <m:r>
-                    <m:t>I</m:t>
-                  </m:r>
-                </m:e>
-                <m:sub>
-                  <m:r>
-                    <m:t>s</m:t>
-                  </m:r>
-                  <m:r>
-                    <m:t>p</m:t>
-                  </m:r>
-                </m:sub>
-              </m:sSub>
-            </m:oMath>
-          </w:p>
-        </w:tc>
-        <w:tc>
-          <w:tcPr/>
-          <w:p>
-            <w:pPr>
-              <w:pStyle w:val="Compact"/>
-              <w:jc w:val="left"/>
-            </w:pPr>
-            <w:r>
-              <w:t xml:space="preserve">Specific impulse</w:t>
+            <w:r>
+              <w:t xml:space="preserve">LEO</w:t>
+            </w:r>
+          </w:p>
+        </w:tc>
+        <w:tc>
+          <w:tcPr/>
+          <w:p>
+            <w:pPr>
+              <w:pStyle w:val="Compact"/>
+              <w:jc w:val="left"/>
+            </w:pPr>
+            <w:r>
+              <w:t xml:space="preserve">Low Earth orbit</w:t>
             </w:r>
           </w:p>
         </w:tc>
@@ -1294,19 +1295,19 @@
               <w:jc w:val="left"/>
             </w:pPr>
             <w:r>
-              <w:t xml:space="preserve">ITO</w:t>
-            </w:r>
-          </w:p>
-        </w:tc>
-        <w:tc>
-          <w:tcPr/>
-          <w:p>
-            <w:pPr>
-              <w:pStyle w:val="Compact"/>
-              <w:jc w:val="left"/>
-            </w:pPr>
-            <w:r>
-              <w:t xml:space="preserve">Indium tin oxide (transparent conductive coating)</w:t>
+              <w:t xml:space="preserve">MEO</w:t>
+            </w:r>
+          </w:p>
+        </w:tc>
+        <w:tc>
+          <w:tcPr/>
+          <w:p>
+            <w:pPr>
+              <w:pStyle w:val="Compact"/>
+              <w:jc w:val="left"/>
+            </w:pPr>
+            <w:r>
+              <w:t xml:space="preserve">Medium Earth orbit</w:t>
             </w:r>
           </w:p>
         </w:tc>
@@ -1320,19 +1321,19 @@
               <w:jc w:val="left"/>
             </w:pPr>
             <w:r>
-              <w:t xml:space="preserve">LEO</w:t>
-            </w:r>
-          </w:p>
-        </w:tc>
-        <w:tc>
-          <w:tcPr/>
-          <w:p>
-            <w:pPr>
-              <w:pStyle w:val="Compact"/>
-              <w:jc w:val="left"/>
-            </w:pPr>
-            <w:r>
-              <w:t xml:space="preserve">Low Earth orbit</w:t>
+              <w:t xml:space="preserve">MESA</w:t>
+            </w:r>
+          </w:p>
+        </w:tc>
+        <w:tc>
+          <w:tcPr/>
+          <w:p>
+            <w:pPr>
+              <w:pStyle w:val="Compact"/>
+              <w:jc w:val="left"/>
+            </w:pPr>
+            <w:r>
+              <w:t xml:space="preserve">Mission Extension and Servicing Asset (this system)</w:t>
             </w:r>
           </w:p>
         </w:tc>
@@ -1346,19 +1347,19 @@
               <w:jc w:val="left"/>
             </w:pPr>
             <w:r>
-              <w:t xml:space="preserve">MEO</w:t>
-            </w:r>
-          </w:p>
-        </w:tc>
-        <w:tc>
-          <w:tcPr/>
-          <w:p>
-            <w:pPr>
-              <w:pStyle w:val="Compact"/>
-              <w:jc w:val="left"/>
-            </w:pPr>
-            <w:r>
-              <w:t xml:space="preserve">Medium Earth orbit</w:t>
+              <w:t xml:space="preserve">MEV</w:t>
+            </w:r>
+          </w:p>
+        </w:tc>
+        <w:tc>
+          <w:tcPr/>
+          <w:p>
+            <w:pPr>
+              <w:pStyle w:val="Compact"/>
+              <w:jc w:val="left"/>
+            </w:pPr>
+            <w:r>
+              <w:t xml:space="preserve">Mission Extension Vehicle (Northrop Grumman)</w:t>
             </w:r>
           </w:p>
         </w:tc>
@@ -1372,19 +1373,19 @@
               <w:jc w:val="left"/>
             </w:pPr>
             <w:r>
-              <w:t xml:space="preserve">MESA</w:t>
-            </w:r>
-          </w:p>
-        </w:tc>
-        <w:tc>
-          <w:tcPr/>
-          <w:p>
-            <w:pPr>
-              <w:pStyle w:val="Compact"/>
-              <w:jc w:val="left"/>
-            </w:pPr>
-            <w:r>
-              <w:t xml:space="preserve">Mission Extension and Servicing Asset (this system)</w:t>
+              <w:t xml:space="preserve">MLI</w:t>
+            </w:r>
+          </w:p>
+        </w:tc>
+        <w:tc>
+          <w:tcPr/>
+          <w:p>
+            <w:pPr>
+              <w:pStyle w:val="Compact"/>
+              <w:jc w:val="left"/>
+            </w:pPr>
+            <w:r>
+              <w:t xml:space="preserve">Multi-layer insulation</w:t>
             </w:r>
           </w:p>
         </w:tc>
@@ -1398,19 +1399,19 @@
               <w:jc w:val="left"/>
             </w:pPr>
             <w:r>
-              <w:t xml:space="preserve">MEV</w:t>
-            </w:r>
-          </w:p>
-        </w:tc>
-        <w:tc>
-          <w:tcPr/>
-          <w:p>
-            <w:pPr>
-              <w:pStyle w:val="Compact"/>
-              <w:jc w:val="left"/>
-            </w:pPr>
-            <w:r>
-              <w:t xml:space="preserve">Mission Extension Vehicle (Northrop Grumman)</w:t>
+              <w:t xml:space="preserve">MMOD</w:t>
+            </w:r>
+          </w:p>
+        </w:tc>
+        <w:tc>
+          <w:tcPr/>
+          <w:p>
+            <w:pPr>
+              <w:pStyle w:val="Compact"/>
+              <w:jc w:val="left"/>
+            </w:pPr>
+            <w:r>
+              <w:t xml:space="preserve">Micrometeoroid and orbital debris</w:t>
             </w:r>
           </w:p>
         </w:tc>
@@ -1424,19 +1425,19 @@
               <w:jc w:val="left"/>
             </w:pPr>
             <w:r>
-              <w:t xml:space="preserve">MLI</w:t>
-            </w:r>
-          </w:p>
-        </w:tc>
-        <w:tc>
-          <w:tcPr/>
-          <w:p>
-            <w:pPr>
-              <w:pStyle w:val="Compact"/>
-              <w:jc w:val="left"/>
-            </w:pPr>
-            <w:r>
-              <w:t xml:space="preserve">Multi-layer insulation</w:t>
+              <w:t xml:space="preserve">OSR</w:t>
+            </w:r>
+          </w:p>
+        </w:tc>
+        <w:tc>
+          <w:tcPr/>
+          <w:p>
+            <w:pPr>
+              <w:pStyle w:val="Compact"/>
+              <w:jc w:val="left"/>
+            </w:pPr>
+            <w:r>
+              <w:t xml:space="preserve">Optical solar reflector</w:t>
             </w:r>
           </w:p>
         </w:tc>
@@ -1450,19 +1451,19 @@
               <w:jc w:val="left"/>
             </w:pPr>
             <w:r>
-              <w:t xml:space="preserve">MMOD</w:t>
-            </w:r>
-          </w:p>
-        </w:tc>
-        <w:tc>
-          <w:tcPr/>
-          <w:p>
-            <w:pPr>
-              <w:pStyle w:val="Compact"/>
-              <w:jc w:val="left"/>
-            </w:pPr>
-            <w:r>
-              <w:t xml:space="preserve">Micrometeoroid and orbital debris</w:t>
+              <w:t xml:space="preserve">RHA</w:t>
+            </w:r>
+          </w:p>
+        </w:tc>
+        <w:tc>
+          <w:tcPr/>
+          <w:p>
+            <w:pPr>
+              <w:pStyle w:val="Compact"/>
+              <w:jc w:val="left"/>
+            </w:pPr>
+            <w:r>
+              <w:t xml:space="preserve">Radiation hardness assurance</w:t>
             </w:r>
           </w:p>
         </w:tc>
@@ -1476,19 +1477,19 @@
               <w:jc w:val="left"/>
             </w:pPr>
             <w:r>
-              <w:t xml:space="preserve">OSR</w:t>
-            </w:r>
-          </w:p>
-        </w:tc>
-        <w:tc>
-          <w:tcPr/>
-          <w:p>
-            <w:pPr>
-              <w:pStyle w:val="Compact"/>
-              <w:jc w:val="left"/>
-            </w:pPr>
-            <w:r>
-              <w:t xml:space="preserve">Optical solar reflector</w:t>
+              <w:t xml:space="preserve">RPO</w:t>
+            </w:r>
+          </w:p>
+        </w:tc>
+        <w:tc>
+          <w:tcPr/>
+          <w:p>
+            <w:pPr>
+              <w:pStyle w:val="Compact"/>
+              <w:jc w:val="left"/>
+            </w:pPr>
+            <w:r>
+              <w:t xml:space="preserve">Rendezvous and proximity operations</w:t>
             </w:r>
           </w:p>
         </w:tc>
@@ -1502,19 +1503,19 @@
               <w:jc w:val="left"/>
             </w:pPr>
             <w:r>
-              <w:t xml:space="preserve">RHA</w:t>
-            </w:r>
-          </w:p>
-        </w:tc>
-        <w:tc>
-          <w:tcPr/>
-          <w:p>
-            <w:pPr>
-              <w:pStyle w:val="Compact"/>
-              <w:jc w:val="left"/>
-            </w:pPr>
-            <w:r>
-              <w:t xml:space="preserve">Radiation hardness assurance</w:t>
+              <w:t xml:space="preserve">SAA</w:t>
+            </w:r>
+          </w:p>
+        </w:tc>
+        <w:tc>
+          <w:tcPr/>
+          <w:p>
+            <w:pPr>
+              <w:pStyle w:val="Compact"/>
+              <w:jc w:val="left"/>
+            </w:pPr>
+            <w:r>
+              <w:t xml:space="preserve">South Atlantic Anomaly</w:t>
             </w:r>
           </w:p>
         </w:tc>
@@ -1528,19 +1529,19 @@
               <w:jc w:val="left"/>
             </w:pPr>
             <w:r>
-              <w:t xml:space="preserve">RPO</w:t>
-            </w:r>
-          </w:p>
-        </w:tc>
-        <w:tc>
-          <w:tcPr/>
-          <w:p>
-            <w:pPr>
-              <w:pStyle w:val="Compact"/>
-              <w:jc w:val="left"/>
-            </w:pPr>
-            <w:r>
-              <w:t xml:space="preserve">Rendezvous and proximity operations</w:t>
+              <w:t xml:space="preserve">SEU / SEL / SEGR</w:t>
+            </w:r>
+          </w:p>
+        </w:tc>
+        <w:tc>
+          <w:tcPr/>
+          <w:p>
+            <w:pPr>
+              <w:pStyle w:val="Compact"/>
+              <w:jc w:val="left"/>
+            </w:pPr>
+            <w:r>
+              <w:t xml:space="preserve">Single-event upset / latch-up / gate rupture</w:t>
             </w:r>
           </w:p>
         </w:tc>
@@ -1554,19 +1555,19 @@
               <w:jc w:val="left"/>
             </w:pPr>
             <w:r>
-              <w:t xml:space="preserve">SAA</w:t>
-            </w:r>
-          </w:p>
-        </w:tc>
-        <w:tc>
-          <w:tcPr/>
-          <w:p>
-            <w:pPr>
-              <w:pStyle w:val="Compact"/>
-              <w:jc w:val="left"/>
-            </w:pPr>
-            <w:r>
-              <w:t xml:space="preserve">South Atlantic Anomaly</w:t>
+              <w:t xml:space="preserve">SEP / SPE</w:t>
+            </w:r>
+          </w:p>
+        </w:tc>
+        <w:tc>
+          <w:tcPr/>
+          <w:p>
+            <w:pPr>
+              <w:pStyle w:val="Compact"/>
+              <w:jc w:val="left"/>
+            </w:pPr>
+            <w:r>
+              <w:t xml:space="preserve">Solar energetic particle / solar proton event</w:t>
             </w:r>
           </w:p>
         </w:tc>
@@ -1580,19 +1581,19 @@
               <w:jc w:val="left"/>
             </w:pPr>
             <w:r>
-              <w:t xml:space="preserve">SEU / SEL / SEGR</w:t>
-            </w:r>
-          </w:p>
-        </w:tc>
-        <w:tc>
-          <w:tcPr/>
-          <w:p>
-            <w:pPr>
-              <w:pStyle w:val="Compact"/>
-              <w:jc w:val="left"/>
-            </w:pPr>
-            <w:r>
-              <w:t xml:space="preserve">Single-event upset / latch-up / gate rupture</w:t>
+              <w:t xml:space="preserve">SRP</w:t>
+            </w:r>
+          </w:p>
+        </w:tc>
+        <w:tc>
+          <w:tcPr/>
+          <w:p>
+            <w:pPr>
+              <w:pStyle w:val="Compact"/>
+              <w:jc w:val="left"/>
+            </w:pPr>
+            <w:r>
+              <w:t xml:space="preserve">Solar radiation pressure</w:t>
             </w:r>
           </w:p>
         </w:tc>
@@ -1606,19 +1607,19 @@
               <w:jc w:val="left"/>
             </w:pPr>
             <w:r>
-              <w:t xml:space="preserve">SEP / SPE</w:t>
-            </w:r>
-          </w:p>
-        </w:tc>
-        <w:tc>
-          <w:tcPr/>
-          <w:p>
-            <w:pPr>
-              <w:pStyle w:val="Compact"/>
-              <w:jc w:val="left"/>
-            </w:pPr>
-            <w:r>
-              <w:t xml:space="preserve">Solar energetic particle / solar proton event</w:t>
+              <w:t xml:space="preserve">SWPC</w:t>
+            </w:r>
+          </w:p>
+        </w:tc>
+        <w:tc>
+          <w:tcPr/>
+          <w:p>
+            <w:pPr>
+              <w:pStyle w:val="Compact"/>
+              <w:jc w:val="left"/>
+            </w:pPr>
+            <w:r>
+              <w:t xml:space="preserve">(NOAA) Space Weather Prediction Center</w:t>
             </w:r>
           </w:p>
         </w:tc>
@@ -1632,19 +1633,19 @@
               <w:jc w:val="left"/>
             </w:pPr>
             <w:r>
-              <w:t xml:space="preserve">SRP</w:t>
-            </w:r>
-          </w:p>
-        </w:tc>
-        <w:tc>
-          <w:tcPr/>
-          <w:p>
-            <w:pPr>
-              <w:pStyle w:val="Compact"/>
-              <w:jc w:val="left"/>
-            </w:pPr>
-            <w:r>
-              <w:t xml:space="preserve">Solar radiation pressure</w:t>
+              <w:t xml:space="preserve">TID</w:t>
+            </w:r>
+          </w:p>
+        </w:tc>
+        <w:tc>
+          <w:tcPr/>
+          <w:p>
+            <w:pPr>
+              <w:pStyle w:val="Compact"/>
+              <w:jc w:val="left"/>
+            </w:pPr>
+            <w:r>
+              <w:t xml:space="preserve">Total ionizing dose</w:t>
             </w:r>
           </w:p>
         </w:tc>
@@ -1658,58 +1659,6 @@
               <w:jc w:val="left"/>
             </w:pPr>
             <w:r>
-              <w:t xml:space="preserve">SWPC</w:t>
-            </w:r>
-          </w:p>
-        </w:tc>
-        <w:tc>
-          <w:tcPr/>
-          <w:p>
-            <w:pPr>
-              <w:pStyle w:val="Compact"/>
-              <w:jc w:val="left"/>
-            </w:pPr>
-            <w:r>
-              <w:t xml:space="preserve">(NOAA) Space Weather Prediction Center</w:t>
-            </w:r>
-          </w:p>
-        </w:tc>
-      </w:tr>
-      <w:tr>
-        <w:tc>
-          <w:tcPr/>
-          <w:p>
-            <w:pPr>
-              <w:pStyle w:val="Compact"/>
-              <w:jc w:val="left"/>
-            </w:pPr>
-            <w:r>
-              <w:t xml:space="preserve">TID</w:t>
-            </w:r>
-          </w:p>
-        </w:tc>
-        <w:tc>
-          <w:tcPr/>
-          <w:p>
-            <w:pPr>
-              <w:pStyle w:val="Compact"/>
-              <w:jc w:val="left"/>
-            </w:pPr>
-            <w:r>
-              <w:t xml:space="preserve">Total ionizing dose</w:t>
-            </w:r>
-          </w:p>
-        </w:tc>
-      </w:tr>
-      <w:tr>
-        <w:tc>
-          <w:tcPr/>
-          <w:p>
-            <w:pPr>
-              <w:pStyle w:val="Compact"/>
-              <w:jc w:val="left"/>
-            </w:pPr>
-            <w:r>
               <w:t xml:space="preserve">TVAC</w:t>
             </w:r>
           </w:p>
@@ -1723,796 +1672,21 @@
             </w:pPr>
             <w:r>
               <w:t xml:space="preserve">Thermal-vacuum (testing)</w:t>
-            </w:r>
-          </w:p>
-        </w:tc>
-      </w:tr>
-      <w:tr>
-        <w:tc>
-          <w:tcPr/>
-          <w:p>
-            <w:pPr>
-              <w:pStyle w:val="Compact"/>
-              <w:jc w:val="left"/>
-            </w:pPr>
-            <m:oMath>
-              <m:r>
-                <m:t>a</m:t>
-              </m:r>
-            </m:oMath>
-          </w:p>
-        </w:tc>
-        <w:tc>
-          <w:tcPr/>
-          <w:p>
-            <w:pPr>
-              <w:pStyle w:val="Compact"/>
-              <w:jc w:val="left"/>
-            </w:pPr>
-            <w:r>
-              <w:t xml:space="preserve">Semi-major axis</w:t>
-            </w:r>
-          </w:p>
-        </w:tc>
-      </w:tr>
-      <w:tr>
-        <w:tc>
-          <w:tcPr/>
-          <w:p>
-            <w:pPr>
-              <w:pStyle w:val="Compact"/>
-              <w:jc w:val="left"/>
-            </w:pPr>
-            <m:oMath>
-              <m:sSub>
-                <m:e>
-                  <m:r>
-                    <m:t>A</m:t>
-                  </m:r>
-                </m:e>
-                <m:sub>
-                  <m:r>
-                    <m:t>s</m:t>
-                  </m:r>
-                </m:sub>
-              </m:sSub>
-            </m:oMath>
-          </w:p>
-        </w:tc>
-        <w:tc>
-          <w:tcPr/>
-          <w:p>
-            <w:pPr>
-              <w:pStyle w:val="Compact"/>
-              <w:jc w:val="left"/>
-            </w:pPr>
-            <w:r>
-              <w:t xml:space="preserve">Illuminated surface area</w:t>
-            </w:r>
-          </w:p>
-        </w:tc>
-      </w:tr>
-      <w:tr>
-        <w:tc>
-          <w:tcPr/>
-          <w:p>
-            <w:pPr>
-              <w:pStyle w:val="Compact"/>
-              <w:jc w:val="left"/>
-            </w:pPr>
-            <m:oMath>
-              <m:sSub>
-                <m:e>
-                  <m:r>
-                    <m:t>c</m:t>
-                  </m:r>
-                </m:e>
-                <m:sub>
-                  <m:r>
-                    <m:t>p</m:t>
-                  </m:r>
-                  <m:r>
-                    <m:t>s</m:t>
-                  </m:r>
-                </m:sub>
-              </m:sSub>
-            </m:oMath>
-            <w:r>
-              <w:t xml:space="preserve">,</w:t>
-            </w:r>
-            <w:r>
-              <w:t xml:space="preserve"> </w:t>
-            </w:r>
-            <m:oMath>
-              <m:sSub>
-                <m:e>
-                  <m:r>
-                    <m:t>c</m:t>
-                  </m:r>
-                </m:e>
-                <m:sub>
-                  <m:r>
-                    <m:t>m</m:t>
-                  </m:r>
-                </m:sub>
-              </m:sSub>
-            </m:oMath>
-          </w:p>
-        </w:tc>
-        <w:tc>
-          <w:tcPr/>
-          <w:p>
-            <w:pPr>
-              <w:pStyle w:val="Compact"/>
-              <w:jc w:val="left"/>
-            </w:pPr>
-            <w:r>
-              <w:t xml:space="preserve">Center of solar pressure, center of mass</w:t>
-            </w:r>
-          </w:p>
-        </w:tc>
-      </w:tr>
-      <w:tr>
-        <w:tc>
-          <w:tcPr/>
-          <w:p>
-            <w:pPr>
-              <w:pStyle w:val="Compact"/>
-              <w:jc w:val="left"/>
-            </w:pPr>
-            <m:oMath>
-              <m:r>
-                <m:t>D</m:t>
-              </m:r>
-            </m:oMath>
-          </w:p>
-        </w:tc>
-        <w:tc>
-          <w:tcPr/>
-          <w:p>
-            <w:pPr>
-              <w:pStyle w:val="Compact"/>
-              <w:jc w:val="left"/>
-            </w:pPr>
-            <w:r>
-              <w:t xml:space="preserve">Residual magnetic dipole, A</w:t>
-            </w:r>
-            <m:oMath>
-              <m:r>
-                <m:rPr>
-                  <m:sty m:val="p"/>
-                </m:rPr>
-                <m:t>⋅</m:t>
-              </m:r>
-            </m:oMath>
-            <w:r>
-              <w:t xml:space="preserve">m²</w:t>
-            </w:r>
-          </w:p>
-        </w:tc>
-      </w:tr>
-      <w:tr>
-        <w:tc>
-          <w:tcPr/>
-          <w:p>
-            <w:pPr>
-              <w:pStyle w:val="Compact"/>
-              <w:jc w:val="left"/>
-            </w:pPr>
-            <m:oMath>
-              <m:r>
-                <m:t>e</m:t>
-              </m:r>
-            </m:oMath>
-          </w:p>
-        </w:tc>
-        <w:tc>
-          <w:tcPr/>
-          <w:p>
-            <w:pPr>
-              <w:pStyle w:val="Compact"/>
-              <w:jc w:val="left"/>
-            </w:pPr>
-            <w:r>
-              <w:t xml:space="preserve">Eccentricity</w:t>
-            </w:r>
-          </w:p>
-        </w:tc>
-      </w:tr>
-      <w:tr>
-        <w:tc>
-          <w:tcPr/>
-          <w:p>
-            <w:pPr>
-              <w:pStyle w:val="Compact"/>
-              <w:jc w:val="left"/>
-            </w:pPr>
-            <m:oMath>
-              <m:sSub>
-                <m:e>
-                  <m:r>
-                    <m:t>F</m:t>
-                  </m:r>
-                </m:e>
-                <m:sub>
-                  <m:r>
-                    <m:t>s</m:t>
-                  </m:r>
-                </m:sub>
-              </m:sSub>
-            </m:oMath>
-          </w:p>
-        </w:tc>
-        <w:tc>
-          <w:tcPr/>
-          <w:p>
-            <w:pPr>
-              <w:pStyle w:val="Compact"/>
-              <w:jc w:val="left"/>
-            </w:pPr>
-            <w:r>
-              <w:t xml:space="preserve">Solar constant, 1,361 W/m²</w:t>
-            </w:r>
-          </w:p>
-        </w:tc>
-      </w:tr>
-      <w:tr>
-        <w:tc>
-          <w:tcPr/>
-          <w:p>
-            <w:pPr>
-              <w:pStyle w:val="Compact"/>
-              <w:jc w:val="left"/>
-            </w:pPr>
-            <m:oMath>
-              <m:sSub>
-                <m:e>
-                  <m:r>
-                    <m:t>g</m:t>
-                  </m:r>
-                </m:e>
-                <m:sub>
-                  <m:r>
-                    <m:t>0</m:t>
-                  </m:r>
-                </m:sub>
-              </m:sSub>
-            </m:oMath>
-          </w:p>
-        </w:tc>
-        <w:tc>
-          <w:tcPr/>
-          <w:p>
-            <w:pPr>
-              <w:pStyle w:val="Compact"/>
-              <w:jc w:val="left"/>
-            </w:pPr>
-            <w:r>
-              <w:t xml:space="preserve">Standard gravity, 9.807 m/s²</w:t>
-            </w:r>
-          </w:p>
-        </w:tc>
-      </w:tr>
-      <w:tr>
-        <w:tc>
-          <w:tcPr/>
-          <w:p>
-            <w:pPr>
-              <w:pStyle w:val="Compact"/>
-              <w:jc w:val="left"/>
-            </w:pPr>
-            <m:oMath>
-              <m:r>
-                <m:t>H</m:t>
-              </m:r>
-            </m:oMath>
-          </w:p>
-        </w:tc>
-        <w:tc>
-          <w:tcPr/>
-          <w:p>
-            <w:pPr>
-              <w:pStyle w:val="Compact"/>
-              <w:jc w:val="left"/>
-            </w:pPr>
-            <w:r>
-              <w:t xml:space="preserve">Stored angular momentum, N</w:t>
-            </w:r>
-            <m:oMath>
-              <m:r>
-                <m:rPr>
-                  <m:sty m:val="p"/>
-                </m:rPr>
-                <m:t>⋅</m:t>
-              </m:r>
-            </m:oMath>
-            <w:r>
-              <w:t xml:space="preserve">m</w:t>
-            </w:r>
-            <m:oMath>
-              <m:r>
-                <m:rPr>
-                  <m:sty m:val="p"/>
-                </m:rPr>
-                <m:t>⋅</m:t>
-              </m:r>
-            </m:oMath>
-            <w:r>
-              <w:t xml:space="preserve">s</w:t>
-            </w:r>
-          </w:p>
-        </w:tc>
-      </w:tr>
-      <w:tr>
-        <w:tc>
-          <w:tcPr/>
-          <w:p>
-            <w:pPr>
-              <w:pStyle w:val="Compact"/>
-              <w:jc w:val="left"/>
-            </w:pPr>
-            <m:oMath>
-              <m:r>
-                <m:t>i</m:t>
-              </m:r>
-            </m:oMath>
-          </w:p>
-        </w:tc>
-        <w:tc>
-          <w:tcPr/>
-          <w:p>
-            <w:pPr>
-              <w:pStyle w:val="Compact"/>
-              <w:jc w:val="left"/>
-            </w:pPr>
-            <w:r>
-              <w:t xml:space="preserve">Inclination</w:t>
-            </w:r>
-          </w:p>
-        </w:tc>
-      </w:tr>
-      <w:tr>
-        <w:tc>
-          <w:tcPr/>
-          <w:p>
-            <w:pPr>
-              <w:pStyle w:val="Compact"/>
-              <w:jc w:val="left"/>
-            </w:pPr>
-            <m:oMath>
-              <m:sSub>
-                <m:e>
-                  <m:r>
-                    <m:t>I</m:t>
-                  </m:r>
-                </m:e>
-                <m:sub>
-                  <m:r>
-                    <m:t>x</m:t>
-                  </m:r>
-                </m:sub>
-              </m:sSub>
-              <m:r>
-                <m:rPr>
-                  <m:sty m:val="p"/>
-                </m:rPr>
-                <m:t>,</m:t>
-              </m:r>
-              <m:sSub>
-                <m:e>
-                  <m:r>
-                    <m:t>I</m:t>
-                  </m:r>
-                </m:e>
-                <m:sub>
-                  <m:r>
-                    <m:t>y</m:t>
-                  </m:r>
-                </m:sub>
-              </m:sSub>
-              <m:r>
-                <m:rPr>
-                  <m:sty m:val="p"/>
-                </m:rPr>
-                <m:t>,</m:t>
-              </m:r>
-              <m:sSub>
-                <m:e>
-                  <m:r>
-                    <m:t>I</m:t>
-                  </m:r>
-                </m:e>
-                <m:sub>
-                  <m:r>
-                    <m:t>z</m:t>
-                  </m:r>
-                </m:sub>
-              </m:sSub>
-            </m:oMath>
-          </w:p>
-        </w:tc>
-        <w:tc>
-          <w:tcPr/>
-          <w:p>
-            <w:pPr>
-              <w:pStyle w:val="Compact"/>
-              <w:jc w:val="left"/>
-            </w:pPr>
-            <w:r>
-              <w:t xml:space="preserve">Principal moments of inertia</w:t>
-            </w:r>
-          </w:p>
-        </w:tc>
-      </w:tr>
-      <w:tr>
-        <w:tc>
-          <w:tcPr/>
-          <w:p>
-            <w:pPr>
-              <w:pStyle w:val="Compact"/>
-              <w:jc w:val="left"/>
-            </w:pPr>
-            <m:oMath>
-              <m:r>
-                <m:t>q</m:t>
-              </m:r>
-            </m:oMath>
-          </w:p>
-        </w:tc>
-        <w:tc>
-          <w:tcPr/>
-          <w:p>
-            <w:pPr>
-              <w:pStyle w:val="Compact"/>
-              <w:jc w:val="left"/>
-            </w:pPr>
-            <w:r>
-              <w:t xml:space="preserve">Surface reflectance factor</w:t>
-            </w:r>
-          </w:p>
-        </w:tc>
-      </w:tr>
-      <w:tr>
-        <w:tc>
-          <w:tcPr/>
-          <w:p>
-            <w:pPr>
-              <w:pStyle w:val="Compact"/>
-              <w:jc w:val="left"/>
-            </w:pPr>
-            <m:oMath>
-              <m:r>
-                <m:t>α</m:t>
-              </m:r>
-            </m:oMath>
-            <w:r>
-              <w:t xml:space="preserve">,</w:t>
-            </w:r>
-            <w:r>
-              <w:t xml:space="preserve"> </w:t>
-            </w:r>
-            <m:oMath>
-              <m:r>
-                <m:t>ε</m:t>
-              </m:r>
-            </m:oMath>
-          </w:p>
-        </w:tc>
-        <w:tc>
-          <w:tcPr/>
-          <w:p>
-            <w:pPr>
-              <w:pStyle w:val="Compact"/>
-              <w:jc w:val="left"/>
-            </w:pPr>
-            <w:r>
-              <w:t xml:space="preserve">Solar absorptivity, infrared emissivity</w:t>
-            </w:r>
-          </w:p>
-        </w:tc>
-      </w:tr>
-      <w:tr>
-        <w:tc>
-          <w:tcPr/>
-          <w:p>
-            <w:pPr>
-              <w:pStyle w:val="Compact"/>
-              <w:jc w:val="left"/>
-            </w:pPr>
-            <m:oMath>
-              <m:r>
-                <m:t>μ</m:t>
-              </m:r>
-            </m:oMath>
-          </w:p>
-        </w:tc>
-        <w:tc>
-          <w:tcPr/>
-          <w:p>
-            <w:pPr>
-              <w:pStyle w:val="Compact"/>
-              <w:jc w:val="left"/>
-            </w:pPr>
-            <w:r>
-              <w:t xml:space="preserve">Earth gravitational parameter,</w:t>
-            </w:r>
-            <w:r>
-              <w:t xml:space="preserve"> </w:t>
-            </w:r>
-            <m:oMath>
-              <m:r>
-                <m:t>3.986</m:t>
-              </m:r>
-              <m:r>
-                <m:rPr>
-                  <m:sty m:val="p"/>
-                </m:rPr>
-                <m:t>×</m:t>
-              </m:r>
-              <m:sSup>
-                <m:e>
-                  <m:r>
-                    <m:t>10</m:t>
-                  </m:r>
-                </m:e>
-                <m:sup>
-                  <m:r>
-                    <m:t>14</m:t>
-                  </m:r>
-                </m:sup>
-              </m:sSup>
-            </m:oMath>
-            <w:r>
-              <w:t xml:space="preserve"> </w:t>
-            </w:r>
-            <w:r>
-              <w:t xml:space="preserve">m³/s²</w:t>
-            </w:r>
-          </w:p>
-        </w:tc>
-      </w:tr>
-      <w:tr>
-        <w:tc>
-          <w:tcPr/>
-          <w:p>
-            <w:pPr>
-              <w:pStyle w:val="Compact"/>
-              <w:jc w:val="left"/>
-            </w:pPr>
-            <m:oMath>
-              <m:r>
-                <m:t>ρ</m:t>
-              </m:r>
-            </m:oMath>
-          </w:p>
-        </w:tc>
-        <w:tc>
-          <w:tcPr/>
-          <w:p>
-            <w:pPr>
-              <w:pStyle w:val="Compact"/>
-              <w:jc w:val="left"/>
-            </w:pPr>
-            <w:r>
-              <w:t xml:space="preserve">Atmospheric (neutral) density</w:t>
-            </w:r>
-          </w:p>
-        </w:tc>
-      </w:tr>
-      <w:tr>
-        <w:tc>
-          <w:tcPr/>
-          <w:p>
-            <w:pPr>
-              <w:pStyle w:val="Compact"/>
-              <w:jc w:val="left"/>
-            </w:pPr>
-            <m:oMath>
-              <m:r>
-                <m:t>σ</m:t>
-              </m:r>
-            </m:oMath>
-          </w:p>
-        </w:tc>
-        <w:tc>
-          <w:tcPr/>
-          <w:p>
-            <w:pPr>
-              <w:pStyle w:val="Compact"/>
-              <w:jc w:val="left"/>
-            </w:pPr>
-            <w:r>
-              <w:t xml:space="preserve">Stefan-Boltzmann constant,</w:t>
-            </w:r>
-            <w:r>
-              <w:t xml:space="preserve"> </w:t>
-            </w:r>
-            <m:oMath>
-              <m:r>
-                <m:t>5.670</m:t>
-              </m:r>
-              <m:r>
-                <m:rPr>
-                  <m:sty m:val="p"/>
-                </m:rPr>
-                <m:t>×</m:t>
-              </m:r>
-              <m:sSup>
-                <m:e>
-                  <m:r>
-                    <m:t>10</m:t>
-                  </m:r>
-                </m:e>
-                <m:sup>
-                  <m:r>
-                    <m:rPr>
-                      <m:sty m:val="p"/>
-                    </m:rPr>
-                    <m:t>−</m:t>
-                  </m:r>
-                  <m:r>
-                    <m:t>8</m:t>
-                  </m:r>
-                </m:sup>
-              </m:sSup>
-            </m:oMath>
-            <w:r>
-              <w:t xml:space="preserve"> </w:t>
-            </w:r>
-            <w:r>
-              <w:t xml:space="preserve">W/m²K⁴</w:t>
-            </w:r>
-          </w:p>
-        </w:tc>
-      </w:tr>
-      <w:tr>
-        <w:tc>
-          <w:tcPr/>
-          <w:p>
-            <w:pPr>
-              <w:pStyle w:val="Compact"/>
-              <w:jc w:val="left"/>
-            </w:pPr>
-            <m:oMath>
-              <m:r>
-                <m:t>χ</m:t>
-              </m:r>
-            </m:oMath>
-            <w:r>
-              <w:t xml:space="preserve">,</w:t>
-            </w:r>
-            <w:r>
-              <w:t xml:space="preserve"> </w:t>
-            </w:r>
-            <m:oMath>
-              <m:r>
-                <m:t>G</m:t>
-              </m:r>
-            </m:oMath>
-          </w:p>
-        </w:tc>
-        <w:tc>
-          <w:tcPr/>
-          <w:p>
-            <w:pPr>
-              <w:pStyle w:val="Compact"/>
-              <w:jc w:val="left"/>
-            </w:pPr>
-            <w:r>
-              <w:t xml:space="preserve">Earth-shielding factor, gravitational focusing factor</w:t>
             </w:r>
           </w:p>
         </w:tc>
       </w:tr>
     </w:tbl>
     <w:p>
-      <w:r>
-        <w:pict>
-          <v:rect style="width:0;height:1.5pt" o:hralign="center" o:hrstd="t" o:hr="t"/>
-        </w:pict>
-      </w:r>
-    </w:p>
-    <w:bookmarkEnd w:id="13"/>
-    <w:bookmarkStart w:id="17" w:name="introduction"/>
-    <w:p>
-      <w:pPr>
-        <w:pStyle w:val="Heading2"/>
-      </w:pPr>
-      <w:r>
-        <w:t xml:space="preserve">1. Introduction</w:t>
-      </w:r>
-    </w:p>
-    <w:bookmarkStart w:id="14" w:name="the-mission"/>
-    <w:p>
-      <w:pPr>
-        <w:pStyle w:val="Heading3"/>
-      </w:pPr>
-      <w:r>
-        <w:t xml:space="preserve">1.1 The mission</w:t>
-      </w:r>
-    </w:p>
-    <w:p>
-      <w:pPr>
-        <w:pStyle w:val="FirstParagraph"/>
-      </w:pPr>
-      <w:r>
-        <w:t xml:space="preserve">The GEO belt is full of satellites that are healthy in every respect except one: they have run out of stationkeeping propellant. A communications satellite whose transponders will work for another decade gets retired because it can no longer hold its slot, and the operator writes off an asset worth far more than the fuel it lacks. That is the market MESA is built for.</w:t>
-      </w:r>
-    </w:p>
-    <w:p>
       <w:pPr>
         <w:pStyle w:val="BodyText"/>
       </w:pPr>
       <w:r>
-        <w:t xml:space="preserve">MESA, the Mission Extension and Servicing Asset, is a 2,000 kg geostationary servicing vehicle that flies a rendezvous with a client satellite, docks with it, and then flies the combined stack: providing attitude control and stationkeeping for a client whose own propulsion is gone, transferring propellant to refuelable clients, and towing satellites between the operational belt and the graveyard orbit roughly 300 km above it. The concept follows Northrop Grumman’s Mission Extension Vehicle, which launched MEV-1 in October 2019 and docked Intelsat 901 in February 2020, taking over that client’s stationkeeping [1]. MESA broadens that proven single-purpose vehicle into a reusable servicing asset that handles multiple clients in sequence across a five-year contract, inside a $100M program cap.</w:t>
-      </w:r>
-    </w:p>
-    <w:bookmarkEnd w:id="14"/>
-    <w:bookmarkStart w:id="15" w:name="what-is-in-this-report"/>
-    <w:p>
-      <w:pPr>
-        <w:pStyle w:val="Heading3"/>
-      </w:pPr>
-      <w:r>
-        <w:t xml:space="preserve">1.2 What is in this report</w:t>
-      </w:r>
-    </w:p>
-    <w:p>
-      <w:pPr>
-        <w:pStyle w:val="FirstParagraph"/>
-      </w:pPr>
-      <w:r>
-        <w:t xml:space="preserve">This report is the complete design case for MESA, from the environment it must survive to the hardware that survives it, and it is written to be checked rather than believed.</w:t>
-      </w:r>
-    </w:p>
-    <w:p>
-      <w:pPr>
-        <w:pStyle w:val="BodyText"/>
-      </w:pPr>
-      <w:r>
-        <w:t xml:space="preserve">Sections 2 and 3 define the system and its orbit: what MESA does, who buys it, how a servicing cycle actually runs, and why the orbit is geostationary. Sections 4 through 6 characterize the environment: the Sun-Earth system and the hazards it creates at GEO and at LEO, the space weather that modulates them, and the vacuum environment that makes ground testing non-negotiable. Section 7 defines the vehicle itself and closes the mass, power, propellant, and cost budgets, which is where a design either works or does not.</w:t>
-      </w:r>
-    </w:p>
-    <w:p>
-      <w:pPr>
-        <w:pStyle w:val="BodyText"/>
-      </w:pPr>
-      <w:r>
-        <w:t xml:space="preserve">Sections 8 through 11 are the subsystem design. Section 8 sizes the thermal control system and gives the equilibrium temperatures in sun and in eclipse. Sections 9 and 10 work the plasma and radiation environments in turn, each covering the risks to this vehicle, the mitigations I am proposing, and what those mitigations cost the other subsystems. Section 11 estimates the four external disturbance torques and sizes the attitude control hardware from them.</w:t>
-      </w:r>
-    </w:p>
-    <w:p>
-      <w:pPr>
-        <w:pStyle w:val="BodyText"/>
-      </w:pPr>
-      <w:r>
-        <w:t xml:space="preserve">Section 12 presents the supporting simulations: the orbit, the power profile across a full day including eclipse, the thermal transient through that eclipse, and an independent rebuild of the mission in Systems Tool Kit. Section 13 pulls the whole design together into a single risk picture, adding the micrometeoroid and debris assessment and the docking failure modes, and Section 14 states the conclusions.</w:t>
-      </w:r>
-    </w:p>
-    <w:p>
-      <w:pPr>
-        <w:pStyle w:val="BodyText"/>
-      </w:pPr>
-      <w:r>
-        <w:t xml:space="preserve">The through-line, and the reason this design is worth the contract, is that a GEO servicer is not a communications satellite with an arm bolted on. It is charging- and radiation-limited rather than drag-limited, its attitude control is sized by the client it captures rather than by the disturbances it feels, and the single most dangerous moment in its mission lasts about a second.</w:t>
-      </w:r>
-    </w:p>
-    <w:bookmarkEnd w:id="15"/>
-    <w:bookmarkStart w:id="16" w:name="changes-since-milestone-2"/>
-    <w:p>
-      <w:pPr>
-        <w:pStyle w:val="Heading3"/>
-      </w:pPr>
-      <w:r>
-        <w:t xml:space="preserve">1.3 Changes since Milestone 2</w:t>
-      </w:r>
-    </w:p>
-    <w:p>
-      <w:pPr>
-        <w:pStyle w:val="FirstParagraph"/>
-      </w:pPr>
-      <w:r>
-        <w:t xml:space="preserve">This report is cumulative. Milestone 1 established the environment and chose the orbit, Milestone 2 added the subsystem design, and both are carried forward here with the corrections listed below plus the new work in Sections 7, 12.3, and 13.</w:t>
+        <w:rPr>
+          <w:b/>
+          <w:bCs/>
+        </w:rPr>
+        <w:t xml:space="preserve">Symbols</w:t>
       </w:r>
     </w:p>
     <w:tbl>
@@ -2523,8 +1697,9 @@
         <w:tblLook w:firstRow="1" w:lastRow="0" w:firstColumn="0" w:lastColumn="0" w:noHBand="0" w:noVBand="0" w:val="0020"/>
       </w:tblPr>
       <w:tblGrid>
-        <w:gridCol w:w="3960"/>
-        <w:gridCol w:w="3960"/>
+        <w:gridCol w:w="2640"/>
+        <w:gridCol w:w="2640"/>
+        <w:gridCol w:w="2640"/>
       </w:tblGrid>
       <w:tr>
         <w:trPr>
@@ -2538,19 +1713,31 @@
               <w:jc w:val="left"/>
             </w:pPr>
             <w:r>
-              <w:t xml:space="preserve">Change</w:t>
-            </w:r>
-          </w:p>
-        </w:tc>
-        <w:tc>
-          <w:tcPr/>
-          <w:p>
-            <w:pPr>
-              <w:pStyle w:val="Compact"/>
-              <w:jc w:val="left"/>
-            </w:pPr>
-            <w:r>
-              <w:t xml:space="preserve">Where</w:t>
+              <w:t xml:space="preserve">Symbol</w:t>
+            </w:r>
+          </w:p>
+        </w:tc>
+        <w:tc>
+          <w:tcPr/>
+          <w:p>
+            <w:pPr>
+              <w:pStyle w:val="Compact"/>
+              <w:jc w:val="left"/>
+            </w:pPr>
+            <w:r>
+              <w:t xml:space="preserve">Meaning</w:t>
+            </w:r>
+          </w:p>
+        </w:tc>
+        <w:tc>
+          <w:tcPr/>
+          <w:p>
+            <w:pPr>
+              <w:pStyle w:val="Compact"/>
+              <w:jc w:val="left"/>
+            </w:pPr>
+            <w:r>
+              <w:t xml:space="preserve">Units</w:t>
             </w:r>
           </w:p>
         </w:tc>
@@ -2563,20 +1750,34 @@
               <w:pStyle w:val="Compact"/>
               <w:jc w:val="left"/>
             </w:pPr>
-            <w:r>
-              <w:t xml:space="preserve">Report reorganized into the final report structure, with the orbit decision presented before the environment sections that justify it</w:t>
-            </w:r>
-          </w:p>
-        </w:tc>
-        <w:tc>
-          <w:tcPr/>
-          <w:p>
-            <w:pPr>
-              <w:pStyle w:val="Compact"/>
-              <w:jc w:val="left"/>
-            </w:pPr>
-            <w:r>
-              <w:t xml:space="preserve">throughout</w:t>
+            <m:oMath>
+              <m:r>
+                <m:t>a</m:t>
+              </m:r>
+            </m:oMath>
+          </w:p>
+        </w:tc>
+        <w:tc>
+          <w:tcPr/>
+          <w:p>
+            <w:pPr>
+              <w:pStyle w:val="Compact"/>
+              <w:jc w:val="left"/>
+            </w:pPr>
+            <w:r>
+              <w:t xml:space="preserve">Semi-major axis</w:t>
+            </w:r>
+          </w:p>
+        </w:tc>
+        <w:tc>
+          <w:tcPr/>
+          <w:p>
+            <w:pPr>
+              <w:pStyle w:val="Compact"/>
+              <w:jc w:val="left"/>
+            </w:pPr>
+            <w:r>
+              <w:t xml:space="preserve">km</w:t>
             </w:r>
           </w:p>
         </w:tc>
@@ -2589,20 +1790,34 @@
               <w:pStyle w:val="Compact"/>
               <w:jc w:val="left"/>
             </w:pPr>
-            <w:r>
-              <w:t xml:space="preserve">Mass, delta-v, propellant, and cost budgets added and closed, which Milestone 2 listed as remaining work</w:t>
-            </w:r>
-          </w:p>
-        </w:tc>
-        <w:tc>
-          <w:tcPr/>
-          <w:p>
-            <w:pPr>
-              <w:pStyle w:val="Compact"/>
-              <w:jc w:val="left"/>
-            </w:pPr>
-            <w:r>
-              <w:t xml:space="preserve">Section 7</w:t>
+            <m:oMath>
+              <m:r>
+                <m:t>A</m:t>
+              </m:r>
+            </m:oMath>
+          </w:p>
+        </w:tc>
+        <w:tc>
+          <w:tcPr/>
+          <w:p>
+            <w:pPr>
+              <w:pStyle w:val="Compact"/>
+              <w:jc w:val="left"/>
+            </w:pPr>
+            <w:r>
+              <w:t xml:space="preserve">Area, subscripted by the surface it refers to</w:t>
+            </w:r>
+          </w:p>
+        </w:tc>
+        <w:tc>
+          <w:tcPr/>
+          <w:p>
+            <w:pPr>
+              <w:pStyle w:val="Compact"/>
+              <w:jc w:val="left"/>
+            </w:pPr>
+            <w:r>
+              <w:t xml:space="preserve">m²</w:t>
             </w:r>
           </w:p>
         </w:tc>
@@ -2615,20 +1830,49 @@
               <w:pStyle w:val="Compact"/>
               <w:jc w:val="left"/>
             </w:pPr>
-            <w:r>
-              <w:t xml:space="preserve">Concept of operations added, so the design decisions tie to a specific mission timeline</w:t>
-            </w:r>
-          </w:p>
-        </w:tc>
-        <w:tc>
-          <w:tcPr/>
-          <w:p>
-            <w:pPr>
-              <w:pStyle w:val="Compact"/>
-              <w:jc w:val="left"/>
-            </w:pPr>
-            <w:r>
-              <w:t xml:space="preserve">Section 2.4</w:t>
+            <m:oMath>
+              <m:sSub>
+                <m:e>
+                  <m:r>
+                    <m:t>A</m:t>
+                  </m:r>
+                </m:e>
+                <m:sub>
+                  <m:r>
+                    <m:t>e</m:t>
+                  </m:r>
+                  <m:r>
+                    <m:t>f</m:t>
+                  </m:r>
+                  <m:r>
+                    <m:t>f</m:t>
+                  </m:r>
+                </m:sub>
+              </m:sSub>
+            </m:oMath>
+          </w:p>
+        </w:tc>
+        <w:tc>
+          <w:tcPr/>
+          <w:p>
+            <w:pPr>
+              <w:pStyle w:val="Compact"/>
+              <w:jc w:val="left"/>
+            </w:pPr>
+            <w:r>
+              <w:t xml:space="preserve">Sunlit array area integrated by the STK Solar Panel tool</w:t>
+            </w:r>
+          </w:p>
+        </w:tc>
+        <w:tc>
+          <w:tcPr/>
+          <w:p>
+            <w:pPr>
+              <w:pStyle w:val="Compact"/>
+              <w:jc w:val="left"/>
+            </w:pPr>
+            <w:r>
+              <w:t xml:space="preserve">m²</w:t>
             </w:r>
           </w:p>
         </w:tc>
@@ -2641,20 +1885,43 @@
               <w:pStyle w:val="Compact"/>
               <w:jc w:val="left"/>
             </w:pPr>
-            <w:r>
-              <w:t xml:space="preserve">Transient thermal simulation added; it shows the bus moves 3.9 K through eclipse against the 49.4 K steady-state bound, which changes where the heaters go</w:t>
-            </w:r>
-          </w:p>
-        </w:tc>
-        <w:tc>
-          <w:tcPr/>
-          <w:p>
-            <w:pPr>
-              <w:pStyle w:val="Compact"/>
-              <w:jc w:val="left"/>
-            </w:pPr>
-            <w:r>
-              <w:t xml:space="preserve">Section 12.3</w:t>
+            <m:oMath>
+              <m:sSub>
+                <m:e>
+                  <m:r>
+                    <m:t>A</m:t>
+                  </m:r>
+                </m:e>
+                <m:sub>
+                  <m:r>
+                    <m:t>s</m:t>
+                  </m:r>
+                </m:sub>
+              </m:sSub>
+            </m:oMath>
+          </w:p>
+        </w:tc>
+        <w:tc>
+          <w:tcPr/>
+          <w:p>
+            <w:pPr>
+              <w:pStyle w:val="Compact"/>
+              <w:jc w:val="left"/>
+            </w:pPr>
+            <w:r>
+              <w:t xml:space="preserve">Illuminated area, the SRP and drag reference area</w:t>
+            </w:r>
+          </w:p>
+        </w:tc>
+        <w:tc>
+          <w:tcPr/>
+          <w:p>
+            <w:pPr>
+              <w:pStyle w:val="Compact"/>
+              <w:jc w:val="left"/>
+            </w:pPr>
+            <w:r>
+              <w:t xml:space="preserve">m²</w:t>
             </w:r>
           </w:p>
         </w:tc>
@@ -2667,20 +1934,34 @@
               <w:pStyle w:val="Compact"/>
               <w:jc w:val="left"/>
             </w:pPr>
-            <w:r>
-              <w:t xml:space="preserve">Micrometeoroid and debris assessment added, with a Whipple shield sized for the propellant tanks</w:t>
-            </w:r>
-          </w:p>
-        </w:tc>
-        <w:tc>
-          <w:tcPr/>
-          <w:p>
-            <w:pPr>
-              <w:pStyle w:val="Compact"/>
-              <w:jc w:val="left"/>
-            </w:pPr>
-            <w:r>
-              <w:t xml:space="preserve">Section 13.1</w:t>
+            <m:oMath>
+              <m:r>
+                <m:t>B</m:t>
+              </m:r>
+            </m:oMath>
+          </w:p>
+        </w:tc>
+        <w:tc>
+          <w:tcPr/>
+          <w:p>
+            <w:pPr>
+              <w:pStyle w:val="Compact"/>
+              <w:jc w:val="left"/>
+            </w:pPr>
+            <w:r>
+              <w:t xml:space="preserve">Earth magnetic flux density at the orbit radius</w:t>
+            </w:r>
+          </w:p>
+        </w:tc>
+        <w:tc>
+          <w:tcPr/>
+          <w:p>
+            <w:pPr>
+              <w:pStyle w:val="Compact"/>
+              <w:jc w:val="left"/>
+            </w:pPr>
+            <w:r>
+              <w:t xml:space="preserve">T</w:t>
             </w:r>
           </w:p>
         </w:tc>
@@ -2693,20 +1974,60 @@
               <w:pStyle w:val="Compact"/>
               <w:jc w:val="left"/>
             </w:pPr>
-            <w:r>
-              <w:t xml:space="preserve">Docking-sequence failure modes collected into a risk register and a risk matrix</w:t>
-            </w:r>
-          </w:p>
-        </w:tc>
-        <w:tc>
-          <w:tcPr/>
-          <w:p>
-            <w:pPr>
-              <w:pStyle w:val="Compact"/>
-              <w:jc w:val="left"/>
-            </w:pPr>
-            <w:r>
-              <w:t xml:space="preserve">Sections 13.2 and 13.3</w:t>
+            <m:oMath>
+              <m:r>
+                <m:t>c</m:t>
+              </m:r>
+            </m:oMath>
+          </w:p>
+        </w:tc>
+        <w:tc>
+          <w:tcPr/>
+          <w:p>
+            <w:pPr>
+              <w:pStyle w:val="Compact"/>
+              <w:jc w:val="left"/>
+            </w:pPr>
+            <w:r>
+              <w:t xml:space="preserve">Speed of light,</w:t>
+            </w:r>
+            <w:r>
+              <w:t xml:space="preserve"> </w:t>
+            </w:r>
+            <m:oMath>
+              <m:r>
+                <m:t>2.998</m:t>
+              </m:r>
+              <m:r>
+                <m:rPr>
+                  <m:sty m:val="p"/>
+                </m:rPr>
+                <m:t>×</m:t>
+              </m:r>
+              <m:sSup>
+                <m:e>
+                  <m:r>
+                    <m:t>10</m:t>
+                  </m:r>
+                </m:e>
+                <m:sup>
+                  <m:r>
+                    <m:t>8</m:t>
+                  </m:r>
+                </m:sup>
+              </m:sSup>
+            </m:oMath>
+          </w:p>
+        </w:tc>
+        <w:tc>
+          <w:tcPr/>
+          <w:p>
+            <w:pPr>
+              <w:pStyle w:val="Compact"/>
+              <w:jc w:val="left"/>
+            </w:pPr>
+            <w:r>
+              <w:t xml:space="preserve">m/s</w:t>
             </w:r>
           </w:p>
         </w:tc>
@@ -2719,20 +2040,89 @@
               <w:pStyle w:val="Compact"/>
               <w:jc w:val="left"/>
             </w:pPr>
-            <w:r>
-              <w:t xml:space="preserve">Milestone 2’s conclusion that propellant is the life limiter refined: propellant sizes the servicing capacity, and the five-year calendar life is set by wear-out items</w:t>
-            </w:r>
-          </w:p>
-        </w:tc>
-        <w:tc>
-          <w:tcPr/>
-          <w:p>
-            <w:pPr>
-              <w:pStyle w:val="Compact"/>
-              <w:jc w:val="left"/>
-            </w:pPr>
-            <w:r>
-              <w:t xml:space="preserve">Sections 7.4 and 14</w:t>
+            <m:oMath>
+              <m:sSub>
+                <m:e>
+                  <m:r>
+                    <m:t>c</m:t>
+                  </m:r>
+                </m:e>
+                <m:sub>
+                  <m:r>
+                    <m:t>p</m:t>
+                  </m:r>
+                  <m:r>
+                    <m:t>s</m:t>
+                  </m:r>
+                </m:sub>
+              </m:sSub>
+            </m:oMath>
+            <w:r>
+              <w:t xml:space="preserve">,</w:t>
+            </w:r>
+            <w:r>
+              <w:t xml:space="preserve"> </w:t>
+            </w:r>
+            <m:oMath>
+              <m:sSub>
+                <m:e>
+                  <m:r>
+                    <m:t>c</m:t>
+                  </m:r>
+                </m:e>
+                <m:sub>
+                  <m:r>
+                    <m:t>p</m:t>
+                  </m:r>
+                  <m:r>
+                    <m:t>a</m:t>
+                  </m:r>
+                </m:sub>
+              </m:sSub>
+            </m:oMath>
+            <w:r>
+              <w:t xml:space="preserve">,</w:t>
+            </w:r>
+            <w:r>
+              <w:t xml:space="preserve"> </w:t>
+            </w:r>
+            <m:oMath>
+              <m:sSub>
+                <m:e>
+                  <m:r>
+                    <m:t>c</m:t>
+                  </m:r>
+                </m:e>
+                <m:sub>
+                  <m:r>
+                    <m:t>m</m:t>
+                  </m:r>
+                </m:sub>
+              </m:sSub>
+            </m:oMath>
+          </w:p>
+        </w:tc>
+        <w:tc>
+          <w:tcPr/>
+          <w:p>
+            <w:pPr>
+              <w:pStyle w:val="Compact"/>
+              <w:jc w:val="left"/>
+            </w:pPr>
+            <w:r>
+              <w:t xml:space="preserve">Center of solar pressure, of aerodynamic pressure, of mass</w:t>
+            </w:r>
+          </w:p>
+        </w:tc>
+        <w:tc>
+          <w:tcPr/>
+          <w:p>
+            <w:pPr>
+              <w:pStyle w:val="Compact"/>
+              <w:jc w:val="left"/>
+            </w:pPr>
+            <w:r>
+              <w:t xml:space="preserve">m</w:t>
             </w:r>
           </w:p>
         </w:tc>
@@ -2745,25 +2135,2855 @@
               <w:pStyle w:val="Compact"/>
               <w:jc w:val="left"/>
             </w:pPr>
-            <w:r>
-              <w:t xml:space="preserve">Table of contents rebuilt with page numbers and hyperlinks; numbers of ten or below spelled out in running text</w:t>
-            </w:r>
-          </w:p>
-        </w:tc>
-        <w:tc>
-          <w:tcPr/>
-          <w:p>
-            <w:pPr>
-              <w:pStyle w:val="Compact"/>
-              <w:jc w:val="left"/>
-            </w:pPr>
-            <w:r>
-              <w:t xml:space="preserve">throughout</w:t>
+            <m:oMath>
+              <m:r>
+                <m:t>C</m:t>
+              </m:r>
+            </m:oMath>
+          </w:p>
+        </w:tc>
+        <w:tc>
+          <w:tcPr/>
+          <w:p>
+            <w:pPr>
+              <w:pStyle w:val="Compact"/>
+              <w:jc w:val="left"/>
+            </w:pPr>
+            <w:r>
+              <w:t xml:space="preserve">Lumped thermal capacitance</w:t>
+            </w:r>
+          </w:p>
+        </w:tc>
+        <w:tc>
+          <w:tcPr/>
+          <w:p>
+            <w:pPr>
+              <w:pStyle w:val="Compact"/>
+              <w:jc w:val="left"/>
+            </w:pPr>
+            <w:r>
+              <w:t xml:space="preserve">J/K</w:t>
+            </w:r>
+          </w:p>
+        </w:tc>
+      </w:tr>
+      <w:tr>
+        <w:tc>
+          <w:tcPr/>
+          <w:p>
+            <w:pPr>
+              <w:pStyle w:val="Compact"/>
+              <w:jc w:val="left"/>
+            </w:pPr>
+            <m:oMath>
+              <m:sSub>
+                <m:e>
+                  <m:r>
+                    <m:t>C</m:t>
+                  </m:r>
+                </m:e>
+                <m:sub>
+                  <m:r>
+                    <m:t>D</m:t>
+                  </m:r>
+                </m:sub>
+              </m:sSub>
+            </m:oMath>
+          </w:p>
+        </w:tc>
+        <w:tc>
+          <w:tcPr/>
+          <w:p>
+            <w:pPr>
+              <w:pStyle w:val="Compact"/>
+              <w:jc w:val="left"/>
+            </w:pPr>
+            <w:r>
+              <w:t xml:space="preserve">Drag coefficient</w:t>
+            </w:r>
+          </w:p>
+        </w:tc>
+        <w:tc>
+          <w:tcPr/>
+          <w:p>
+            <w:pPr>
+              <w:pStyle w:val="Compact"/>
+              <w:jc w:val="left"/>
+            </w:pPr>
+            <w:r>
+              <w:t xml:space="preserve">-</w:t>
+            </w:r>
+          </w:p>
+        </w:tc>
+      </w:tr>
+      <w:tr>
+        <w:tc>
+          <w:tcPr/>
+          <w:p>
+            <w:pPr>
+              <w:pStyle w:val="Compact"/>
+              <w:jc w:val="left"/>
+            </w:pPr>
+            <m:oMath>
+              <m:r>
+                <m:t>D</m:t>
+              </m:r>
+            </m:oMath>
+          </w:p>
+        </w:tc>
+        <w:tc>
+          <w:tcPr/>
+          <w:p>
+            <w:pPr>
+              <w:pStyle w:val="Compact"/>
+              <w:jc w:val="left"/>
+            </w:pPr>
+            <w:r>
+              <w:t xml:space="preserve">Residual magnetic dipole</w:t>
+            </w:r>
+          </w:p>
+        </w:tc>
+        <w:tc>
+          <w:tcPr/>
+          <w:p>
+            <w:pPr>
+              <w:pStyle w:val="Compact"/>
+              <w:jc w:val="left"/>
+            </w:pPr>
+            <w:r>
+              <w:t xml:space="preserve">A</w:t>
+            </w:r>
+            <m:oMath>
+              <m:r>
+                <m:rPr>
+                  <m:sty m:val="p"/>
+                </m:rPr>
+                <m:t>⋅</m:t>
+              </m:r>
+            </m:oMath>
+            <w:r>
+              <w:t xml:space="preserve">m²</w:t>
+            </w:r>
+          </w:p>
+        </w:tc>
+      </w:tr>
+      <w:tr>
+        <w:tc>
+          <w:tcPr/>
+          <w:p>
+            <w:pPr>
+              <w:pStyle w:val="Compact"/>
+              <w:jc w:val="left"/>
+            </w:pPr>
+            <m:oMath>
+              <m:r>
+                <m:t>e</m:t>
+              </m:r>
+            </m:oMath>
+          </w:p>
+        </w:tc>
+        <w:tc>
+          <w:tcPr/>
+          <w:p>
+            <w:pPr>
+              <w:pStyle w:val="Compact"/>
+              <w:jc w:val="left"/>
+            </w:pPr>
+            <w:r>
+              <w:t xml:space="preserve">Orbital eccentricity</w:t>
+            </w:r>
+          </w:p>
+        </w:tc>
+        <w:tc>
+          <w:tcPr/>
+          <w:p>
+            <w:pPr>
+              <w:pStyle w:val="Compact"/>
+              <w:jc w:val="left"/>
+            </w:pPr>
+            <w:r>
+              <w:t xml:space="preserve">-</w:t>
+            </w:r>
+          </w:p>
+        </w:tc>
+      </w:tr>
+      <w:tr>
+        <w:tc>
+          <w:tcPr/>
+          <w:p>
+            <w:pPr>
+              <w:pStyle w:val="Compact"/>
+              <w:jc w:val="left"/>
+            </w:pPr>
+            <m:oMath>
+              <m:sSub>
+                <m:e>
+                  <m:r>
+                    <m:t>E</m:t>
+                  </m:r>
+                </m:e>
+                <m:sub>
+                  <m:r>
+                    <m:t>b</m:t>
+                  </m:r>
+                  <m:r>
+                    <m:t>a</m:t>
+                  </m:r>
+                  <m:r>
+                    <m:t>t</m:t>
+                  </m:r>
+                  <m:r>
+                    <m:t>t</m:t>
+                  </m:r>
+                </m:sub>
+              </m:sSub>
+            </m:oMath>
+          </w:p>
+        </w:tc>
+        <w:tc>
+          <w:tcPr/>
+          <w:p>
+            <w:pPr>
+              <w:pStyle w:val="Compact"/>
+              <w:jc w:val="left"/>
+            </w:pPr>
+            <w:r>
+              <w:t xml:space="preserve">Installed battery capacity</w:t>
+            </w:r>
+          </w:p>
+        </w:tc>
+        <w:tc>
+          <w:tcPr/>
+          <w:p>
+            <w:pPr>
+              <w:pStyle w:val="Compact"/>
+              <w:jc w:val="left"/>
+            </w:pPr>
+            <w:r>
+              <w:t xml:space="preserve">W</w:t>
+            </w:r>
+            <m:oMath>
+              <m:r>
+                <m:rPr>
+                  <m:sty m:val="p"/>
+                </m:rPr>
+                <m:t>⋅</m:t>
+              </m:r>
+            </m:oMath>
+            <w:r>
+              <w:t xml:space="preserve">h</w:t>
+            </w:r>
+          </w:p>
+        </w:tc>
+      </w:tr>
+      <w:tr>
+        <w:tc>
+          <w:tcPr/>
+          <w:p>
+            <w:pPr>
+              <w:pStyle w:val="Compact"/>
+              <w:jc w:val="left"/>
+            </w:pPr>
+            <m:oMath>
+              <m:r>
+                <m:t>F</m:t>
+              </m:r>
+            </m:oMath>
+          </w:p>
+        </w:tc>
+        <w:tc>
+          <w:tcPr/>
+          <w:p>
+            <w:pPr>
+              <w:pStyle w:val="Compact"/>
+              <w:jc w:val="left"/>
+            </w:pPr>
+            <w:r>
+              <w:t xml:space="preserve">Cumulative meteoroid flux above a given particle mass</w:t>
+            </w:r>
+          </w:p>
+        </w:tc>
+        <w:tc>
+          <w:tcPr/>
+          <w:p>
+            <w:pPr>
+              <w:pStyle w:val="Compact"/>
+              <w:jc w:val="left"/>
+            </w:pPr>
+            <w:r>
+              <w:t xml:space="preserve">m</w:t>
+            </w:r>
+            <m:oMath>
+              <m:sSup>
+                <m:e>
+                  <m:r>
+                    <m:t>​</m:t>
+                  </m:r>
+                </m:e>
+                <m:sup>
+                  <m:r>
+                    <m:rPr>
+                      <m:sty m:val="p"/>
+                    </m:rPr>
+                    <m:t>−</m:t>
+                  </m:r>
+                  <m:r>
+                    <m:t>2</m:t>
+                  </m:r>
+                </m:sup>
+              </m:sSup>
+            </m:oMath>
+            <w:r>
+              <w:t xml:space="preserve">yr</w:t>
+            </w:r>
+            <m:oMath>
+              <m:sSup>
+                <m:e>
+                  <m:r>
+                    <m:t>​</m:t>
+                  </m:r>
+                </m:e>
+                <m:sup>
+                  <m:r>
+                    <m:rPr>
+                      <m:sty m:val="p"/>
+                    </m:rPr>
+                    <m:t>−</m:t>
+                  </m:r>
+                  <m:r>
+                    <m:t>1</m:t>
+                  </m:r>
+                </m:sup>
+              </m:sSup>
+            </m:oMath>
+          </w:p>
+        </w:tc>
+      </w:tr>
+      <w:tr>
+        <w:tc>
+          <w:tcPr/>
+          <w:p>
+            <w:pPr>
+              <w:pStyle w:val="Compact"/>
+              <w:jc w:val="left"/>
+            </w:pPr>
+            <m:oMath>
+              <m:sSub>
+                <m:e>
+                  <m:r>
+                    <m:t>F</m:t>
+                  </m:r>
+                </m:e>
+                <m:sub>
+                  <m:r>
+                    <m:t>s</m:t>
+                  </m:r>
+                </m:sub>
+              </m:sSub>
+            </m:oMath>
+          </w:p>
+        </w:tc>
+        <w:tc>
+          <w:tcPr/>
+          <w:p>
+            <w:pPr>
+              <w:pStyle w:val="Compact"/>
+              <w:jc w:val="left"/>
+            </w:pPr>
+            <w:r>
+              <w:t xml:space="preserve">Solar constant at 1 AU, 1,361</w:t>
+            </w:r>
+          </w:p>
+        </w:tc>
+        <w:tc>
+          <w:tcPr/>
+          <w:p>
+            <w:pPr>
+              <w:pStyle w:val="Compact"/>
+              <w:jc w:val="left"/>
+            </w:pPr>
+            <w:r>
+              <w:t xml:space="preserve">W/m²</w:t>
+            </w:r>
+          </w:p>
+        </w:tc>
+      </w:tr>
+      <w:tr>
+        <w:tc>
+          <w:tcPr/>
+          <w:p>
+            <w:pPr>
+              <w:pStyle w:val="Compact"/>
+              <w:jc w:val="left"/>
+            </w:pPr>
+            <m:oMath>
+              <m:sSub>
+                <m:e>
+                  <m:r>
+                    <m:t>g</m:t>
+                  </m:r>
+                </m:e>
+                <m:sub>
+                  <m:r>
+                    <m:t>0</m:t>
+                  </m:r>
+                </m:sub>
+              </m:sSub>
+            </m:oMath>
+          </w:p>
+        </w:tc>
+        <w:tc>
+          <w:tcPr/>
+          <w:p>
+            <w:pPr>
+              <w:pStyle w:val="Compact"/>
+              <w:jc w:val="left"/>
+            </w:pPr>
+            <w:r>
+              <w:t xml:space="preserve">Standard gravity, 9.807</w:t>
+            </w:r>
+          </w:p>
+        </w:tc>
+        <w:tc>
+          <w:tcPr/>
+          <w:p>
+            <w:pPr>
+              <w:pStyle w:val="Compact"/>
+              <w:jc w:val="left"/>
+            </w:pPr>
+            <w:r>
+              <w:t xml:space="preserve">m/s²</w:t>
+            </w:r>
+          </w:p>
+        </w:tc>
+      </w:tr>
+      <w:tr>
+        <w:tc>
+          <w:tcPr/>
+          <w:p>
+            <w:pPr>
+              <w:pStyle w:val="Compact"/>
+              <w:jc w:val="left"/>
+            </w:pPr>
+            <m:oMath>
+              <m:r>
+                <m:t>G</m:t>
+              </m:r>
+            </m:oMath>
+          </w:p>
+        </w:tc>
+        <w:tc>
+          <w:tcPr/>
+          <w:p>
+            <w:pPr>
+              <w:pStyle w:val="Compact"/>
+              <w:jc w:val="left"/>
+            </w:pPr>
+            <w:r>
+              <w:t xml:space="preserve">Gravitational focusing factor</w:t>
+            </w:r>
+          </w:p>
+        </w:tc>
+        <w:tc>
+          <w:tcPr/>
+          <w:p>
+            <w:pPr>
+              <w:pStyle w:val="Compact"/>
+              <w:jc w:val="left"/>
+            </w:pPr>
+            <w:r>
+              <w:t xml:space="preserve">-</w:t>
+            </w:r>
+          </w:p>
+        </w:tc>
+      </w:tr>
+      <w:tr>
+        <w:tc>
+          <w:tcPr/>
+          <w:p>
+            <w:pPr>
+              <w:pStyle w:val="Compact"/>
+              <w:jc w:val="left"/>
+            </w:pPr>
+            <m:oMath>
+              <m:sSub>
+                <m:e>
+                  <m:r>
+                    <m:t>G</m:t>
+                  </m:r>
+                </m:e>
+                <m:sub>
+                  <m:r>
+                    <m:t>s</m:t>
+                  </m:r>
+                </m:sub>
+              </m:sSub>
+            </m:oMath>
+          </w:p>
+        </w:tc>
+        <w:tc>
+          <w:tcPr/>
+          <w:p>
+            <w:pPr>
+              <w:pStyle w:val="Compact"/>
+              <w:jc w:val="left"/>
+            </w:pPr>
+            <w:r>
+              <w:t xml:space="preserve">Solar irradiance used by STK, 1,361.128</w:t>
+            </w:r>
+          </w:p>
+        </w:tc>
+        <w:tc>
+          <w:tcPr/>
+          <w:p>
+            <w:pPr>
+              <w:pStyle w:val="Compact"/>
+              <w:jc w:val="left"/>
+            </w:pPr>
+            <w:r>
+              <w:t xml:space="preserve">W/m²</w:t>
+            </w:r>
+          </w:p>
+        </w:tc>
+      </w:tr>
+      <w:tr>
+        <w:tc>
+          <w:tcPr/>
+          <w:p>
+            <w:pPr>
+              <w:pStyle w:val="Compact"/>
+              <w:jc w:val="left"/>
+            </w:pPr>
+            <m:oMath>
+              <m:r>
+                <m:t>H</m:t>
+              </m:r>
+            </m:oMath>
+          </w:p>
+        </w:tc>
+        <w:tc>
+          <w:tcPr/>
+          <w:p>
+            <w:pPr>
+              <w:pStyle w:val="Compact"/>
+              <w:jc w:val="left"/>
+            </w:pPr>
+            <w:r>
+              <w:t xml:space="preserve">Stored angular momentum</w:t>
+            </w:r>
+          </w:p>
+        </w:tc>
+        <w:tc>
+          <w:tcPr/>
+          <w:p>
+            <w:pPr>
+              <w:pStyle w:val="Compact"/>
+              <w:jc w:val="left"/>
+            </w:pPr>
+            <w:r>
+              <w:t xml:space="preserve">N</w:t>
+            </w:r>
+            <m:oMath>
+              <m:r>
+                <m:rPr>
+                  <m:sty m:val="p"/>
+                </m:rPr>
+                <m:t>⋅</m:t>
+              </m:r>
+            </m:oMath>
+            <w:r>
+              <w:t xml:space="preserve">m</w:t>
+            </w:r>
+            <m:oMath>
+              <m:r>
+                <m:rPr>
+                  <m:sty m:val="p"/>
+                </m:rPr>
+                <m:t>⋅</m:t>
+              </m:r>
+            </m:oMath>
+            <w:r>
+              <w:t xml:space="preserve">s</w:t>
+            </w:r>
+          </w:p>
+        </w:tc>
+      </w:tr>
+      <w:tr>
+        <w:tc>
+          <w:tcPr/>
+          <w:p>
+            <w:pPr>
+              <w:pStyle w:val="Compact"/>
+              <w:jc w:val="left"/>
+            </w:pPr>
+            <m:oMath>
+              <m:r>
+                <m:t>i</m:t>
+              </m:r>
+            </m:oMath>
+          </w:p>
+        </w:tc>
+        <w:tc>
+          <w:tcPr/>
+          <w:p>
+            <w:pPr>
+              <w:pStyle w:val="Compact"/>
+              <w:jc w:val="left"/>
+            </w:pPr>
+            <w:r>
+              <w:t xml:space="preserve">Inclination, and solar incidence angle in Table 12</w:t>
+            </w:r>
+          </w:p>
+        </w:tc>
+        <w:tc>
+          <w:tcPr/>
+          <w:p>
+            <w:pPr>
+              <w:pStyle w:val="Compact"/>
+              <w:jc w:val="left"/>
+            </w:pPr>
+            <w:r>
+              <w:t xml:space="preserve">deg</w:t>
+            </w:r>
+          </w:p>
+        </w:tc>
+      </w:tr>
+      <w:tr>
+        <w:tc>
+          <w:tcPr/>
+          <w:p>
+            <w:pPr>
+              <w:pStyle w:val="Compact"/>
+              <w:jc w:val="left"/>
+            </w:pPr>
+            <m:oMath>
+              <m:r>
+                <m:t>I</m:t>
+              </m:r>
+            </m:oMath>
+          </w:p>
+        </w:tc>
+        <w:tc>
+          <w:tcPr/>
+          <w:p>
+            <w:pPr>
+              <w:pStyle w:val="Compact"/>
+              <w:jc w:val="left"/>
+            </w:pPr>
+            <w:r>
+              <w:t xml:space="preserve">Moment of inertia about the slew axis</w:t>
+            </w:r>
+          </w:p>
+        </w:tc>
+        <w:tc>
+          <w:tcPr/>
+          <w:p>
+            <w:pPr>
+              <w:pStyle w:val="Compact"/>
+              <w:jc w:val="left"/>
+            </w:pPr>
+            <w:r>
+              <w:t xml:space="preserve">kg</w:t>
+            </w:r>
+            <m:oMath>
+              <m:r>
+                <m:rPr>
+                  <m:sty m:val="p"/>
+                </m:rPr>
+                <m:t>⋅</m:t>
+              </m:r>
+            </m:oMath>
+            <w:r>
+              <w:t xml:space="preserve">m²</w:t>
+            </w:r>
+          </w:p>
+        </w:tc>
+      </w:tr>
+      <w:tr>
+        <w:tc>
+          <w:tcPr/>
+          <w:p>
+            <w:pPr>
+              <w:pStyle w:val="Compact"/>
+              <w:jc w:val="left"/>
+            </w:pPr>
+            <m:oMath>
+              <m:sSub>
+                <m:e>
+                  <m:r>
+                    <m:t>I</m:t>
+                  </m:r>
+                </m:e>
+                <m:sub>
+                  <m:r>
+                    <m:t>x</m:t>
+                  </m:r>
+                </m:sub>
+              </m:sSub>
+            </m:oMath>
+            <w:r>
+              <w:t xml:space="preserve">,</w:t>
+            </w:r>
+            <w:r>
+              <w:t xml:space="preserve"> </w:t>
+            </w:r>
+            <m:oMath>
+              <m:sSub>
+                <m:e>
+                  <m:r>
+                    <m:t>I</m:t>
+                  </m:r>
+                </m:e>
+                <m:sub>
+                  <m:r>
+                    <m:t>y</m:t>
+                  </m:r>
+                </m:sub>
+              </m:sSub>
+            </m:oMath>
+            <w:r>
+              <w:t xml:space="preserve">,</w:t>
+            </w:r>
+            <w:r>
+              <w:t xml:space="preserve"> </w:t>
+            </w:r>
+            <m:oMath>
+              <m:sSub>
+                <m:e>
+                  <m:r>
+                    <m:t>I</m:t>
+                  </m:r>
+                </m:e>
+                <m:sub>
+                  <m:r>
+                    <m:t>z</m:t>
+                  </m:r>
+                </m:sub>
+              </m:sSub>
+            </m:oMath>
+          </w:p>
+        </w:tc>
+        <w:tc>
+          <w:tcPr/>
+          <w:p>
+            <w:pPr>
+              <w:pStyle w:val="Compact"/>
+              <w:jc w:val="left"/>
+            </w:pPr>
+            <w:r>
+              <w:t xml:space="preserve">Principal moments of inertia</w:t>
+            </w:r>
+          </w:p>
+        </w:tc>
+        <w:tc>
+          <w:tcPr/>
+          <w:p>
+            <w:pPr>
+              <w:pStyle w:val="Compact"/>
+              <w:jc w:val="left"/>
+            </w:pPr>
+            <w:r>
+              <w:t xml:space="preserve">kg</w:t>
+            </w:r>
+            <m:oMath>
+              <m:r>
+                <m:rPr>
+                  <m:sty m:val="p"/>
+                </m:rPr>
+                <m:t>⋅</m:t>
+              </m:r>
+            </m:oMath>
+            <w:r>
+              <w:t xml:space="preserve">m²</w:t>
+            </w:r>
+          </w:p>
+        </w:tc>
+      </w:tr>
+      <w:tr>
+        <w:tc>
+          <w:tcPr/>
+          <w:p>
+            <w:pPr>
+              <w:pStyle w:val="Compact"/>
+              <w:jc w:val="left"/>
+            </w:pPr>
+            <m:oMath>
+              <m:sSub>
+                <m:e>
+                  <m:r>
+                    <m:t>I</m:t>
+                  </m:r>
+                </m:e>
+                <m:sub>
+                  <m:r>
+                    <m:t>s</m:t>
+                  </m:r>
+                  <m:r>
+                    <m:t>p</m:t>
+                  </m:r>
+                </m:sub>
+              </m:sSub>
+            </m:oMath>
+          </w:p>
+        </w:tc>
+        <w:tc>
+          <w:tcPr/>
+          <w:p>
+            <w:pPr>
+              <w:pStyle w:val="Compact"/>
+              <w:jc w:val="left"/>
+            </w:pPr>
+            <w:r>
+              <w:t xml:space="preserve">Specific impulse</w:t>
+            </w:r>
+          </w:p>
+        </w:tc>
+        <w:tc>
+          <w:tcPr/>
+          <w:p>
+            <w:pPr>
+              <w:pStyle w:val="Compact"/>
+              <w:jc w:val="left"/>
+            </w:pPr>
+            <w:r>
+              <w:t xml:space="preserve">s</w:t>
+            </w:r>
+          </w:p>
+        </w:tc>
+      </w:tr>
+      <w:tr>
+        <w:tc>
+          <w:tcPr/>
+          <w:p>
+            <w:pPr>
+              <w:pStyle w:val="Compact"/>
+              <w:jc w:val="left"/>
+            </w:pPr>
+            <m:oMath>
+              <m:sSub>
+                <m:e>
+                  <m:r>
+                    <m:t>k</m:t>
+                  </m:r>
+                </m:e>
+                <m:sub>
+                  <m:r>
+                    <m:t>B</m:t>
+                  </m:r>
+                </m:sub>
+              </m:sSub>
+            </m:oMath>
+          </w:p>
+        </w:tc>
+        <w:tc>
+          <w:tcPr/>
+          <w:p>
+            <w:pPr>
+              <w:pStyle w:val="Compact"/>
+              <w:jc w:val="left"/>
+            </w:pPr>
+            <w:r>
+              <w:t xml:space="preserve">Boltzmann constant,</w:t>
+            </w:r>
+            <w:r>
+              <w:t xml:space="preserve"> </w:t>
+            </w:r>
+            <m:oMath>
+              <m:r>
+                <m:t>1.381</m:t>
+              </m:r>
+              <m:r>
+                <m:rPr>
+                  <m:sty m:val="p"/>
+                </m:rPr>
+                <m:t>×</m:t>
+              </m:r>
+              <m:sSup>
+                <m:e>
+                  <m:r>
+                    <m:t>10</m:t>
+                  </m:r>
+                </m:e>
+                <m:sup>
+                  <m:r>
+                    <m:rPr>
+                      <m:sty m:val="p"/>
+                    </m:rPr>
+                    <m:t>−</m:t>
+                  </m:r>
+                  <m:r>
+                    <m:t>23</m:t>
+                  </m:r>
+                </m:sup>
+              </m:sSup>
+            </m:oMath>
+          </w:p>
+        </w:tc>
+        <w:tc>
+          <w:tcPr/>
+          <w:p>
+            <w:pPr>
+              <w:pStyle w:val="Compact"/>
+              <w:jc w:val="left"/>
+            </w:pPr>
+            <w:r>
+              <w:t xml:space="preserve">J/K</w:t>
+            </w:r>
+          </w:p>
+        </w:tc>
+      </w:tr>
+      <w:tr>
+        <w:tc>
+          <w:tcPr/>
+          <w:p>
+            <w:pPr>
+              <w:pStyle w:val="Compact"/>
+              <w:jc w:val="left"/>
+            </w:pPr>
+            <m:oMath>
+              <m:r>
+                <m:t>m</m:t>
+              </m:r>
+            </m:oMath>
+          </w:p>
+        </w:tc>
+        <w:tc>
+          <w:tcPr/>
+          <w:p>
+            <w:pPr>
+              <w:pStyle w:val="Compact"/>
+              <w:jc w:val="left"/>
+            </w:pPr>
+            <w:r>
+              <w:t xml:space="preserve">Spacecraft mass</w:t>
+            </w:r>
+          </w:p>
+        </w:tc>
+        <w:tc>
+          <w:tcPr/>
+          <w:p>
+            <w:pPr>
+              <w:pStyle w:val="Compact"/>
+              <w:jc w:val="left"/>
+            </w:pPr>
+            <w:r>
+              <w:t xml:space="preserve">kg</w:t>
+            </w:r>
+          </w:p>
+        </w:tc>
+      </w:tr>
+      <w:tr>
+        <w:tc>
+          <w:tcPr/>
+          <w:p>
+            <w:pPr>
+              <w:pStyle w:val="Compact"/>
+              <w:jc w:val="left"/>
+            </w:pPr>
+            <m:oMath>
+              <m:sSub>
+                <m:e>
+                  <m:r>
+                    <m:t>m</m:t>
+                  </m:r>
+                </m:e>
+                <m:sub>
+                  <m:r>
+                    <m:t>0</m:t>
+                  </m:r>
+                </m:sub>
+              </m:sSub>
+            </m:oMath>
+            <w:r>
+              <w:t xml:space="preserve">,</w:t>
+            </w:r>
+            <w:r>
+              <w:t xml:space="preserve"> </w:t>
+            </w:r>
+            <m:oMath>
+              <m:sSub>
+                <m:e>
+                  <m:r>
+                    <m:t>m</m:t>
+                  </m:r>
+                </m:e>
+                <m:sub>
+                  <m:r>
+                    <m:t>p</m:t>
+                  </m:r>
+                </m:sub>
+              </m:sSub>
+            </m:oMath>
+          </w:p>
+        </w:tc>
+        <w:tc>
+          <w:tcPr/>
+          <w:p>
+            <w:pPr>
+              <w:pStyle w:val="Compact"/>
+              <w:jc w:val="left"/>
+            </w:pPr>
+            <w:r>
+              <w:t xml:space="preserve">Mass at the start of a maneuver, propellant consumed by it</w:t>
+            </w:r>
+          </w:p>
+        </w:tc>
+        <w:tc>
+          <w:tcPr/>
+          <w:p>
+            <w:pPr>
+              <w:pStyle w:val="Compact"/>
+              <w:jc w:val="left"/>
+            </w:pPr>
+            <w:r>
+              <w:t xml:space="preserve">kg</w:t>
+            </w:r>
+          </w:p>
+        </w:tc>
+      </w:tr>
+      <w:tr>
+        <w:tc>
+          <w:tcPr/>
+          <w:p>
+            <w:pPr>
+              <w:pStyle w:val="Compact"/>
+              <w:jc w:val="left"/>
+            </w:pPr>
+            <m:oMath>
+              <m:r>
+                <m:t>M</m:t>
+              </m:r>
+            </m:oMath>
+          </w:p>
+        </w:tc>
+        <w:tc>
+          <w:tcPr/>
+          <w:p>
+            <w:pPr>
+              <w:pStyle w:val="Compact"/>
+              <w:jc w:val="left"/>
+            </w:pPr>
+            <w:r>
+              <w:t xml:space="preserve">Control torque for a slew maneuver</w:t>
+            </w:r>
+          </w:p>
+        </w:tc>
+        <w:tc>
+          <w:tcPr/>
+          <w:p>
+            <w:pPr>
+              <w:pStyle w:val="Compact"/>
+              <w:jc w:val="left"/>
+            </w:pPr>
+            <w:r>
+              <w:t xml:space="preserve">N</w:t>
+            </w:r>
+            <m:oMath>
+              <m:r>
+                <m:rPr>
+                  <m:sty m:val="p"/>
+                </m:rPr>
+                <m:t>⋅</m:t>
+              </m:r>
+            </m:oMath>
+            <w:r>
+              <w:t xml:space="preserve">m</w:t>
+            </w:r>
+          </w:p>
+        </w:tc>
+      </w:tr>
+      <w:tr>
+        <w:tc>
+          <w:tcPr/>
+          <w:p>
+            <w:pPr>
+              <w:pStyle w:val="Compact"/>
+              <w:jc w:val="left"/>
+            </w:pPr>
+            <m:oMath>
+              <m:sSub>
+                <m:e>
+                  <m:r>
+                    <m:t>M</m:t>
+                  </m:r>
+                </m:e>
+                <m:sub>
+                  <m:r>
+                    <m:t>E</m:t>
+                  </m:r>
+                </m:sub>
+              </m:sSub>
+            </m:oMath>
+          </w:p>
+        </w:tc>
+        <w:tc>
+          <w:tcPr/>
+          <w:p>
+            <w:pPr>
+              <w:pStyle w:val="Compact"/>
+              <w:jc w:val="left"/>
+            </w:pPr>
+            <w:r>
+              <w:t xml:space="preserve">Earth magnetic moment,</w:t>
+            </w:r>
+            <w:r>
+              <w:t xml:space="preserve"> </w:t>
+            </w:r>
+            <m:oMath>
+              <m:r>
+                <m:t>7.96</m:t>
+              </m:r>
+              <m:r>
+                <m:rPr>
+                  <m:sty m:val="p"/>
+                </m:rPr>
+                <m:t>×</m:t>
+              </m:r>
+              <m:sSup>
+                <m:e>
+                  <m:r>
+                    <m:t>10</m:t>
+                  </m:r>
+                </m:e>
+                <m:sup>
+                  <m:r>
+                    <m:t>15</m:t>
+                  </m:r>
+                </m:sup>
+              </m:sSup>
+            </m:oMath>
+          </w:p>
+        </w:tc>
+        <w:tc>
+          <w:tcPr/>
+          <w:p>
+            <w:pPr>
+              <w:pStyle w:val="Compact"/>
+              <w:jc w:val="left"/>
+            </w:pPr>
+            <w:r>
+              <w:t xml:space="preserve">T</w:t>
+            </w:r>
+            <m:oMath>
+              <m:r>
+                <m:rPr>
+                  <m:sty m:val="p"/>
+                </m:rPr>
+                <m:t>⋅</m:t>
+              </m:r>
+            </m:oMath>
+            <w:r>
+              <w:t xml:space="preserve">m³</w:t>
+            </w:r>
+          </w:p>
+        </w:tc>
+      </w:tr>
+      <w:tr>
+        <w:tc>
+          <w:tcPr/>
+          <w:p>
+            <w:pPr>
+              <w:pStyle w:val="Compact"/>
+              <w:jc w:val="left"/>
+            </w:pPr>
+            <m:oMath>
+              <m:sSub>
+                <m:e>
+                  <m:r>
+                    <m:t>M</m:t>
+                  </m:r>
+                </m:e>
+                <m:sub>
+                  <m:r>
+                    <m:t>R</m:t>
+                  </m:r>
+                  <m:r>
+                    <m:t>W</m:t>
+                  </m:r>
+                </m:sub>
+              </m:sSub>
+            </m:oMath>
+          </w:p>
+        </w:tc>
+        <w:tc>
+          <w:tcPr/>
+          <w:p>
+            <w:pPr>
+              <w:pStyle w:val="Compact"/>
+              <w:jc w:val="left"/>
+            </w:pPr>
+            <w:r>
+              <w:t xml:space="preserve">Reaction wheel torque requirement</w:t>
+            </w:r>
+          </w:p>
+        </w:tc>
+        <w:tc>
+          <w:tcPr/>
+          <w:p>
+            <w:pPr>
+              <w:pStyle w:val="Compact"/>
+              <w:jc w:val="left"/>
+            </w:pPr>
+            <w:r>
+              <w:t xml:space="preserve">N</w:t>
+            </w:r>
+            <m:oMath>
+              <m:r>
+                <m:rPr>
+                  <m:sty m:val="p"/>
+                </m:rPr>
+                <m:t>⋅</m:t>
+              </m:r>
+            </m:oMath>
+            <w:r>
+              <w:t xml:space="preserve">m</w:t>
+            </w:r>
+          </w:p>
+        </w:tc>
+      </w:tr>
+      <w:tr>
+        <w:tc>
+          <w:tcPr/>
+          <w:p>
+            <w:pPr>
+              <w:pStyle w:val="Compact"/>
+              <w:jc w:val="left"/>
+            </w:pPr>
+            <m:oMath>
+              <m:r>
+                <m:t>p</m:t>
+              </m:r>
+            </m:oMath>
+          </w:p>
+        </w:tc>
+        <w:tc>
+          <w:tcPr/>
+          <w:p>
+            <w:pPr>
+              <w:pStyle w:val="Compact"/>
+              <w:jc w:val="left"/>
+            </w:pPr>
+            <w:r>
+              <w:t xml:space="preserve">Probability of at least one impact</w:t>
+            </w:r>
+          </w:p>
+        </w:tc>
+        <w:tc>
+          <w:tcPr/>
+          <w:p>
+            <w:pPr>
+              <w:pStyle w:val="Compact"/>
+              <w:jc w:val="left"/>
+            </w:pPr>
+            <w:r>
+              <w:t xml:space="preserve">-</w:t>
+            </w:r>
+          </w:p>
+        </w:tc>
+      </w:tr>
+      <w:tr>
+        <w:tc>
+          <w:tcPr/>
+          <w:p>
+            <w:pPr>
+              <w:pStyle w:val="Compact"/>
+              <w:jc w:val="left"/>
+            </w:pPr>
+            <m:oMath>
+              <m:r>
+                <m:t>P</m:t>
+              </m:r>
+            </m:oMath>
+          </w:p>
+        </w:tc>
+        <w:tc>
+          <w:tcPr/>
+          <w:p>
+            <w:pPr>
+              <w:pStyle w:val="Compact"/>
+              <w:jc w:val="left"/>
+            </w:pPr>
+            <w:r>
+              <w:t xml:space="preserve">Electrical load or solar array output power</w:t>
+            </w:r>
+          </w:p>
+        </w:tc>
+        <w:tc>
+          <w:tcPr/>
+          <w:p>
+            <w:pPr>
+              <w:pStyle w:val="Compact"/>
+              <w:jc w:val="left"/>
+            </w:pPr>
+            <w:r>
+              <w:t xml:space="preserve">W</w:t>
+            </w:r>
+          </w:p>
+        </w:tc>
+      </w:tr>
+      <w:tr>
+        <w:tc>
+          <w:tcPr/>
+          <w:p>
+            <w:pPr>
+              <w:pStyle w:val="Compact"/>
+              <w:jc w:val="left"/>
+            </w:pPr>
+            <m:oMath>
+              <m:sSub>
+                <m:e>
+                  <m:r>
+                    <m:t>P</m:t>
+                  </m:r>
+                </m:e>
+                <m:sub>
+                  <m:r>
+                    <m:t>o</m:t>
+                  </m:r>
+                  <m:r>
+                    <m:t>r</m:t>
+                  </m:r>
+                  <m:r>
+                    <m:t>b</m:t>
+                  </m:r>
+                </m:sub>
+              </m:sSub>
+            </m:oMath>
+          </w:p>
+        </w:tc>
+        <w:tc>
+          <w:tcPr/>
+          <w:p>
+            <w:pPr>
+              <w:pStyle w:val="Compact"/>
+              <w:jc w:val="left"/>
+            </w:pPr>
+            <w:r>
+              <w:t xml:space="preserve">Orbital period</w:t>
+            </w:r>
+          </w:p>
+        </w:tc>
+        <w:tc>
+          <w:tcPr/>
+          <w:p>
+            <w:pPr>
+              <w:pStyle w:val="Compact"/>
+              <w:jc w:val="left"/>
+            </w:pPr>
+            <w:r>
+              <w:t xml:space="preserve">s</w:t>
+            </w:r>
+          </w:p>
+        </w:tc>
+      </w:tr>
+      <w:tr>
+        <w:tc>
+          <w:tcPr/>
+          <w:p>
+            <w:pPr>
+              <w:pStyle w:val="Compact"/>
+              <w:jc w:val="left"/>
+            </w:pPr>
+            <m:oMath>
+              <m:r>
+                <m:t>q</m:t>
+              </m:r>
+            </m:oMath>
+          </w:p>
+        </w:tc>
+        <w:tc>
+          <w:tcPr/>
+          <w:p>
+            <w:pPr>
+              <w:pStyle w:val="Compact"/>
+              <w:jc w:val="left"/>
+            </w:pPr>
+            <w:r>
+              <w:t xml:space="preserve">Surface reflectance factor</w:t>
+            </w:r>
+          </w:p>
+        </w:tc>
+        <w:tc>
+          <w:tcPr/>
+          <w:p>
+            <w:pPr>
+              <w:pStyle w:val="Compact"/>
+              <w:jc w:val="left"/>
+            </w:pPr>
+            <w:r>
+              <w:t xml:space="preserve">-</w:t>
+            </w:r>
+          </w:p>
+        </w:tc>
+      </w:tr>
+      <w:tr>
+        <w:tc>
+          <w:tcPr/>
+          <w:p>
+            <w:pPr>
+              <w:pStyle w:val="Compact"/>
+              <w:jc w:val="left"/>
+            </w:pPr>
+            <m:oMath>
+              <m:sSub>
+                <m:e>
+                  <m:r>
+                    <m:t>q</m:t>
+                  </m:r>
+                </m:e>
+                <m:sub>
+                  <m:r>
+                    <m:t>e</m:t>
+                  </m:r>
+                </m:sub>
+              </m:sSub>
+            </m:oMath>
+          </w:p>
+        </w:tc>
+        <w:tc>
+          <w:tcPr/>
+          <w:p>
+            <w:pPr>
+              <w:pStyle w:val="Compact"/>
+              <w:jc w:val="left"/>
+            </w:pPr>
+            <w:r>
+              <w:t xml:space="preserve">Elementary charge,</w:t>
+            </w:r>
+            <w:r>
+              <w:t xml:space="preserve"> </w:t>
+            </w:r>
+            <m:oMath>
+              <m:r>
+                <m:t>1.602</m:t>
+              </m:r>
+              <m:r>
+                <m:rPr>
+                  <m:sty m:val="p"/>
+                </m:rPr>
+                <m:t>×</m:t>
+              </m:r>
+              <m:sSup>
+                <m:e>
+                  <m:r>
+                    <m:t>10</m:t>
+                  </m:r>
+                </m:e>
+                <m:sup>
+                  <m:r>
+                    <m:rPr>
+                      <m:sty m:val="p"/>
+                    </m:rPr>
+                    <m:t>−</m:t>
+                  </m:r>
+                  <m:r>
+                    <m:t>19</m:t>
+                  </m:r>
+                </m:sup>
+              </m:sSup>
+            </m:oMath>
+          </w:p>
+        </w:tc>
+        <w:tc>
+          <w:tcPr/>
+          <w:p>
+            <w:pPr>
+              <w:pStyle w:val="Compact"/>
+              <w:jc w:val="left"/>
+            </w:pPr>
+            <w:r>
+              <w:t xml:space="preserve">C</w:t>
+            </w:r>
+          </w:p>
+        </w:tc>
+      </w:tr>
+      <w:tr>
+        <w:tc>
+          <w:tcPr/>
+          <w:p>
+            <w:pPr>
+              <w:pStyle w:val="Compact"/>
+              <w:jc w:val="left"/>
+            </w:pPr>
+            <m:oMath>
+              <m:sSub>
+                <m:e>
+                  <m:r>
+                    <m:t>Q</m:t>
+                  </m:r>
+                </m:e>
+                <m:sub>
+                  <m:r>
+                    <m:t>E</m:t>
+                  </m:r>
+                  <m:r>
+                    <m:t>a</m:t>
+                  </m:r>
+                  <m:r>
+                    <m:t>r</m:t>
+                  </m:r>
+                  <m:r>
+                    <m:t>t</m:t>
+                  </m:r>
+                  <m:r>
+                    <m:t>h</m:t>
+                  </m:r>
+                </m:sub>
+              </m:sSub>
+            </m:oMath>
+          </w:p>
+        </w:tc>
+        <w:tc>
+          <w:tcPr/>
+          <w:p>
+            <w:pPr>
+              <w:pStyle w:val="Compact"/>
+              <w:jc w:val="left"/>
+            </w:pPr>
+            <w:r>
+              <w:t xml:space="preserve">Absorbed Earth infrared plus albedo load</w:t>
+            </w:r>
+          </w:p>
+        </w:tc>
+        <w:tc>
+          <w:tcPr/>
+          <w:p>
+            <w:pPr>
+              <w:pStyle w:val="Compact"/>
+              <w:jc w:val="left"/>
+            </w:pPr>
+            <w:r>
+              <w:t xml:space="preserve">W</w:t>
+            </w:r>
+          </w:p>
+        </w:tc>
+      </w:tr>
+      <w:tr>
+        <w:tc>
+          <w:tcPr/>
+          <w:p>
+            <w:pPr>
+              <w:pStyle w:val="Compact"/>
+              <w:jc w:val="left"/>
+            </w:pPr>
+            <m:oMath>
+              <m:sSub>
+                <m:e>
+                  <m:r>
+                    <m:t>Q</m:t>
+                  </m:r>
+                </m:e>
+                <m:sub>
+                  <m:r>
+                    <m:t>i</m:t>
+                  </m:r>
+                  <m:r>
+                    <m:t>n</m:t>
+                  </m:r>
+                  <m:r>
+                    <m:t>t</m:t>
+                  </m:r>
+                </m:sub>
+              </m:sSub>
+            </m:oMath>
+          </w:p>
+        </w:tc>
+        <w:tc>
+          <w:tcPr/>
+          <w:p>
+            <w:pPr>
+              <w:pStyle w:val="Compact"/>
+              <w:jc w:val="left"/>
+            </w:pPr>
+            <w:r>
+              <w:t xml:space="preserve">Internal dissipation, the electrical load rejected as heat</w:t>
+            </w:r>
+          </w:p>
+        </w:tc>
+        <w:tc>
+          <w:tcPr/>
+          <w:p>
+            <w:pPr>
+              <w:pStyle w:val="Compact"/>
+              <w:jc w:val="left"/>
+            </w:pPr>
+            <w:r>
+              <w:t xml:space="preserve">W</w:t>
+            </w:r>
+          </w:p>
+        </w:tc>
+      </w:tr>
+      <w:tr>
+        <w:tc>
+          <w:tcPr/>
+          <w:p>
+            <w:pPr>
+              <w:pStyle w:val="Compact"/>
+              <w:jc w:val="left"/>
+            </w:pPr>
+            <m:oMath>
+              <m:r>
+                <m:t>r</m:t>
+              </m:r>
+            </m:oMath>
+            <w:r>
+              <w:t xml:space="preserve">,</w:t>
+            </w:r>
+            <w:r>
+              <w:t xml:space="preserve"> </w:t>
+            </w:r>
+            <m:oMath>
+              <m:r>
+                <m:t>R</m:t>
+              </m:r>
+            </m:oMath>
+          </w:p>
+        </w:tc>
+        <w:tc>
+          <w:tcPr/>
+          <w:p>
+            <w:pPr>
+              <w:pStyle w:val="Compact"/>
+              <w:jc w:val="left"/>
+            </w:pPr>
+            <w:r>
+              <w:t xml:space="preserve">Orbit radius measured from Earth’s center</w:t>
+            </w:r>
+          </w:p>
+        </w:tc>
+        <w:tc>
+          <w:tcPr/>
+          <w:p>
+            <w:pPr>
+              <w:pStyle w:val="Compact"/>
+              <w:jc w:val="left"/>
+            </w:pPr>
+            <w:r>
+              <w:t xml:space="preserve">km, m</w:t>
+            </w:r>
+          </w:p>
+        </w:tc>
+      </w:tr>
+      <w:tr>
+        <w:tc>
+          <w:tcPr/>
+          <w:p>
+            <w:pPr>
+              <w:pStyle w:val="Compact"/>
+              <w:jc w:val="left"/>
+            </w:pPr>
+            <m:oMath>
+              <m:sSub>
+                <m:e>
+                  <m:r>
+                    <m:t>R</m:t>
+                  </m:r>
+                </m:e>
+                <m:sub>
+                  <m:r>
+                    <m:t>a</m:t>
+                  </m:r>
+                </m:sub>
+              </m:sSub>
+            </m:oMath>
+          </w:p>
+        </w:tc>
+        <w:tc>
+          <w:tcPr/>
+          <w:p>
+            <w:pPr>
+              <w:pStyle w:val="Compact"/>
+              <w:jc w:val="left"/>
+            </w:pPr>
+            <w:r>
+              <w:t xml:space="preserve">Radius of the shielding atmosphere,</w:t>
+            </w:r>
+            <w:r>
+              <w:t xml:space="preserve"> </w:t>
+            </w:r>
+            <m:oMath>
+              <m:sSub>
+                <m:e>
+                  <m:r>
+                    <m:t>R</m:t>
+                  </m:r>
+                </m:e>
+                <m:sub>
+                  <m:r>
+                    <m:t>E</m:t>
+                  </m:r>
+                </m:sub>
+              </m:sSub>
+            </m:oMath>
+            <w:r>
+              <w:t xml:space="preserve"> </w:t>
+            </w:r>
+            <w:r>
+              <w:t xml:space="preserve">+ 100 km</w:t>
+            </w:r>
+          </w:p>
+        </w:tc>
+        <w:tc>
+          <w:tcPr/>
+          <w:p>
+            <w:pPr>
+              <w:pStyle w:val="Compact"/>
+              <w:jc w:val="left"/>
+            </w:pPr>
+            <w:r>
+              <w:t xml:space="preserve">km</w:t>
+            </w:r>
+          </w:p>
+        </w:tc>
+      </w:tr>
+      <w:tr>
+        <w:tc>
+          <w:tcPr/>
+          <w:p>
+            <w:pPr>
+              <w:pStyle w:val="Compact"/>
+              <w:jc w:val="left"/>
+            </w:pPr>
+            <m:oMath>
+              <m:sSub>
+                <m:e>
+                  <m:r>
+                    <m:t>R</m:t>
+                  </m:r>
+                </m:e>
+                <m:sub>
+                  <m:r>
+                    <m:t>E</m:t>
+                  </m:r>
+                </m:sub>
+              </m:sSub>
+            </m:oMath>
+          </w:p>
+        </w:tc>
+        <w:tc>
+          <w:tcPr/>
+          <w:p>
+            <w:pPr>
+              <w:pStyle w:val="Compact"/>
+              <w:jc w:val="left"/>
+            </w:pPr>
+            <w:r>
+              <w:t xml:space="preserve">Earth equatorial radius, 6,378</w:t>
+            </w:r>
+          </w:p>
+        </w:tc>
+        <w:tc>
+          <w:tcPr/>
+          <w:p>
+            <w:pPr>
+              <w:pStyle w:val="Compact"/>
+              <w:jc w:val="left"/>
+            </w:pPr>
+            <w:r>
+              <w:t xml:space="preserve">km</w:t>
+            </w:r>
+          </w:p>
+        </w:tc>
+      </w:tr>
+      <w:tr>
+        <w:tc>
+          <w:tcPr/>
+          <w:p>
+            <w:pPr>
+              <w:pStyle w:val="Compact"/>
+              <w:jc w:val="left"/>
+            </w:pPr>
+            <m:oMath>
+              <m:r>
+                <m:t>S</m:t>
+              </m:r>
+            </m:oMath>
+          </w:p>
+        </w:tc>
+        <w:tc>
+          <w:tcPr/>
+          <w:p>
+            <w:pPr>
+              <w:pStyle w:val="Compact"/>
+              <w:jc w:val="left"/>
+            </w:pPr>
+            <w:r>
+              <w:t xml:space="preserve">Solar intensity, zero in umbra to one in full sun</w:t>
+            </w:r>
+          </w:p>
+        </w:tc>
+        <w:tc>
+          <w:tcPr/>
+          <w:p>
+            <w:pPr>
+              <w:pStyle w:val="Compact"/>
+              <w:jc w:val="left"/>
+            </w:pPr>
+            <w:r>
+              <w:t xml:space="preserve">-</w:t>
+            </w:r>
+          </w:p>
+        </w:tc>
+      </w:tr>
+      <w:tr>
+        <w:tc>
+          <w:tcPr/>
+          <w:p>
+            <w:pPr>
+              <w:pStyle w:val="Compact"/>
+              <w:jc w:val="left"/>
+            </w:pPr>
+            <m:oMath>
+              <m:r>
+                <m:t>t</m:t>
+              </m:r>
+            </m:oMath>
+          </w:p>
+        </w:tc>
+        <w:tc>
+          <w:tcPr/>
+          <w:p>
+            <w:pPr>
+              <w:pStyle w:val="Compact"/>
+              <w:jc w:val="left"/>
+            </w:pPr>
+            <w:r>
+              <w:t xml:space="preserve">Time, or the duration of a maneuver</w:t>
+            </w:r>
+          </w:p>
+        </w:tc>
+        <w:tc>
+          <w:tcPr/>
+          <w:p>
+            <w:pPr>
+              <w:pStyle w:val="Compact"/>
+              <w:jc w:val="left"/>
+            </w:pPr>
+            <w:r>
+              <w:t xml:space="preserve">s</w:t>
+            </w:r>
+          </w:p>
+        </w:tc>
+      </w:tr>
+      <w:tr>
+        <w:tc>
+          <w:tcPr/>
+          <w:p>
+            <w:pPr>
+              <w:pStyle w:val="Compact"/>
+              <w:jc w:val="left"/>
+            </w:pPr>
+            <m:oMath>
+              <m:sSub>
+                <m:e>
+                  <m:r>
+                    <m:t>t</m:t>
+                  </m:r>
+                </m:e>
+                <m:sub>
+                  <m:r>
+                    <m:t>b</m:t>
+                  </m:r>
+                </m:sub>
+              </m:sSub>
+            </m:oMath>
+            <w:r>
+              <w:t xml:space="preserve">,</w:t>
+            </w:r>
+            <w:r>
+              <w:t xml:space="preserve"> </w:t>
+            </w:r>
+            <m:oMath>
+              <m:sSub>
+                <m:e>
+                  <m:r>
+                    <m:t>t</m:t>
+                  </m:r>
+                </m:e>
+                <m:sub>
+                  <m:r>
+                    <m:t>w</m:t>
+                  </m:r>
+                </m:sub>
+              </m:sSub>
+            </m:oMath>
+          </w:p>
+        </w:tc>
+        <w:tc>
+          <w:tcPr/>
+          <w:p>
+            <w:pPr>
+              <w:pStyle w:val="Compact"/>
+              <w:jc w:val="left"/>
+            </w:pPr>
+            <w:r>
+              <w:t xml:space="preserve">Whipple bumper and rear wall thickness</w:t>
+            </w:r>
+          </w:p>
+        </w:tc>
+        <w:tc>
+          <w:tcPr/>
+          <w:p>
+            <w:pPr>
+              <w:pStyle w:val="Compact"/>
+              <w:jc w:val="left"/>
+            </w:pPr>
+            <w:r>
+              <w:t xml:space="preserve">cm</w:t>
+            </w:r>
+          </w:p>
+        </w:tc>
+      </w:tr>
+      <w:tr>
+        <w:tc>
+          <w:tcPr/>
+          <w:p>
+            <w:pPr>
+              <w:pStyle w:val="Compact"/>
+              <w:jc w:val="left"/>
+            </w:pPr>
+            <m:oMath>
+              <m:r>
+                <m:t>T</m:t>
+              </m:r>
+            </m:oMath>
+          </w:p>
+        </w:tc>
+        <w:tc>
+          <w:tcPr/>
+          <w:p>
+            <w:pPr>
+              <w:pStyle w:val="Compact"/>
+              <w:jc w:val="left"/>
+            </w:pPr>
+            <w:r>
+              <w:t xml:space="preserve">Temperature; a subscripted</w:t>
+            </w:r>
+            <w:r>
+              <w:t xml:space="preserve"> </w:t>
+            </w:r>
+            <m:oMath>
+              <m:r>
+                <m:t>T</m:t>
+              </m:r>
+            </m:oMath>
+            <w:r>
+              <w:t xml:space="preserve"> </w:t>
+            </w:r>
+            <w:r>
+              <w:t xml:space="preserve">in Table 12 is a torque</w:t>
+            </w:r>
+          </w:p>
+        </w:tc>
+        <w:tc>
+          <w:tcPr/>
+          <w:p>
+            <w:pPr>
+              <w:pStyle w:val="Compact"/>
+              <w:jc w:val="left"/>
+            </w:pPr>
+            <w:r>
+              <w:t xml:space="preserve">K</w:t>
+            </w:r>
+          </w:p>
+        </w:tc>
+      </w:tr>
+      <w:tr>
+        <w:tc>
+          <w:tcPr/>
+          <w:p>
+            <w:pPr>
+              <w:pStyle w:val="Compact"/>
+              <w:jc w:val="left"/>
+            </w:pPr>
+            <m:oMath>
+              <m:sSub>
+                <m:e>
+                  <m:r>
+                    <m:t>T</m:t>
+                  </m:r>
+                </m:e>
+                <m:sub>
+                  <m:r>
+                    <m:t>e</m:t>
+                  </m:r>
+                </m:sub>
+              </m:sSub>
+            </m:oMath>
+          </w:p>
+        </w:tc>
+        <w:tc>
+          <w:tcPr/>
+          <w:p>
+            <w:pPr>
+              <w:pStyle w:val="Compact"/>
+              <w:jc w:val="left"/>
+            </w:pPr>
+            <w:r>
+              <w:t xml:space="preserve">Plasma sheet electron temperature</w:t>
+            </w:r>
+          </w:p>
+        </w:tc>
+        <w:tc>
+          <w:tcPr/>
+          <w:p>
+            <w:pPr>
+              <w:pStyle w:val="Compact"/>
+              <w:jc w:val="left"/>
+            </w:pPr>
+            <w:r>
+              <w:t xml:space="preserve">K</w:t>
+            </w:r>
+          </w:p>
+        </w:tc>
+      </w:tr>
+      <w:tr>
+        <w:tc>
+          <w:tcPr/>
+          <w:p>
+            <w:pPr>
+              <w:pStyle w:val="Compact"/>
+              <w:jc w:val="left"/>
+            </w:pPr>
+            <m:oMath>
+              <m:sSub>
+                <m:e>
+                  <m:r>
+                    <m:t>T</m:t>
+                  </m:r>
+                </m:e>
+                <m:sub>
+                  <m:r>
+                    <m:t>s</m:t>
+                  </m:r>
+                  <m:r>
+                    <m:t>p</m:t>
+                  </m:r>
+                </m:sub>
+              </m:sSub>
+            </m:oMath>
+            <w:r>
+              <w:t xml:space="preserve">,</w:t>
+            </w:r>
+            <w:r>
+              <w:t xml:space="preserve"> </w:t>
+            </w:r>
+            <m:oMath>
+              <m:sSub>
+                <m:e>
+                  <m:r>
+                    <m:t>T</m:t>
+                  </m:r>
+                </m:e>
+                <m:sub>
+                  <m:r>
+                    <m:t>g</m:t>
+                  </m:r>
+                </m:sub>
+              </m:sSub>
+            </m:oMath>
+            <w:r>
+              <w:t xml:space="preserve">,</w:t>
+            </w:r>
+            <w:r>
+              <w:t xml:space="preserve"> </w:t>
+            </w:r>
+            <m:oMath>
+              <m:sSub>
+                <m:e>
+                  <m:r>
+                    <m:t>T</m:t>
+                  </m:r>
+                </m:e>
+                <m:sub>
+                  <m:r>
+                    <m:t>m</m:t>
+                  </m:r>
+                </m:sub>
+              </m:sSub>
+            </m:oMath>
+            <w:r>
+              <w:t xml:space="preserve">,</w:t>
+            </w:r>
+            <w:r>
+              <w:t xml:space="preserve"> </w:t>
+            </w:r>
+            <m:oMath>
+              <m:sSub>
+                <m:e>
+                  <m:r>
+                    <m:t>T</m:t>
+                  </m:r>
+                </m:e>
+                <m:sub>
+                  <m:r>
+                    <m:t>a</m:t>
+                  </m:r>
+                </m:sub>
+              </m:sSub>
+            </m:oMath>
+          </w:p>
+        </w:tc>
+        <w:tc>
+          <w:tcPr/>
+          <w:p>
+            <w:pPr>
+              <w:pStyle w:val="Compact"/>
+              <w:jc w:val="left"/>
+            </w:pPr>
+            <w:r>
+              <w:t xml:space="preserve">SRP, gravity gradient, magnetic, and aerodynamic torque</w:t>
+            </w:r>
+          </w:p>
+        </w:tc>
+        <w:tc>
+          <w:tcPr/>
+          <w:p>
+            <w:pPr>
+              <w:pStyle w:val="Compact"/>
+              <w:jc w:val="left"/>
+            </w:pPr>
+            <w:r>
+              <w:t xml:space="preserve">N</w:t>
+            </w:r>
+            <m:oMath>
+              <m:r>
+                <m:rPr>
+                  <m:sty m:val="p"/>
+                </m:rPr>
+                <m:t>⋅</m:t>
+              </m:r>
+            </m:oMath>
+            <w:r>
+              <w:t xml:space="preserve">m</w:t>
+            </w:r>
+          </w:p>
+        </w:tc>
+      </w:tr>
+      <w:tr>
+        <w:tc>
+          <w:tcPr/>
+          <w:p>
+            <w:pPr>
+              <w:pStyle w:val="Compact"/>
+              <w:jc w:val="left"/>
+            </w:pPr>
+            <m:oMath>
+              <m:sSub>
+                <m:e>
+                  <m:r>
+                    <m:t>T</m:t>
+                  </m:r>
+                </m:e>
+                <m:sub>
+                  <m:r>
+                    <m:t>D</m:t>
+                  </m:r>
+                </m:sub>
+              </m:sSub>
+            </m:oMath>
+          </w:p>
+        </w:tc>
+        <w:tc>
+          <w:tcPr/>
+          <w:p>
+            <w:pPr>
+              <w:pStyle w:val="Compact"/>
+              <w:jc w:val="left"/>
+            </w:pPr>
+            <w:r>
+              <w:t xml:space="preserve">Worst-case total disturbance torque</w:t>
+            </w:r>
+          </w:p>
+        </w:tc>
+        <w:tc>
+          <w:tcPr/>
+          <w:p>
+            <w:pPr>
+              <w:pStyle w:val="Compact"/>
+              <w:jc w:val="left"/>
+            </w:pPr>
+            <w:r>
+              <w:t xml:space="preserve">N</w:t>
+            </w:r>
+            <m:oMath>
+              <m:r>
+                <m:rPr>
+                  <m:sty m:val="p"/>
+                </m:rPr>
+                <m:t>⋅</m:t>
+              </m:r>
+            </m:oMath>
+            <w:r>
+              <w:t xml:space="preserve">m</w:t>
+            </w:r>
+          </w:p>
+        </w:tc>
+      </w:tr>
+      <w:tr>
+        <w:tc>
+          <w:tcPr/>
+          <w:p>
+            <w:pPr>
+              <w:pStyle w:val="Compact"/>
+              <w:jc w:val="left"/>
+            </w:pPr>
+            <m:oMath>
+              <m:r>
+                <m:t>v</m:t>
+              </m:r>
+            </m:oMath>
+          </w:p>
+        </w:tc>
+        <w:tc>
+          <w:tcPr/>
+          <w:p>
+            <w:pPr>
+              <w:pStyle w:val="Compact"/>
+              <w:jc w:val="left"/>
+            </w:pPr>
+            <w:r>
+              <w:t xml:space="preserve">Orbital velocity</w:t>
+            </w:r>
+          </w:p>
+        </w:tc>
+        <w:tc>
+          <w:tcPr/>
+          <w:p>
+            <w:pPr>
+              <w:pStyle w:val="Compact"/>
+              <w:jc w:val="left"/>
+            </w:pPr>
+            <w:r>
+              <w:t xml:space="preserve">m/s</w:t>
+            </w:r>
+          </w:p>
+        </w:tc>
+      </w:tr>
+      <w:tr>
+        <w:tc>
+          <w:tcPr/>
+          <w:p>
+            <w:pPr>
+              <w:pStyle w:val="Compact"/>
+              <w:jc w:val="left"/>
+            </w:pPr>
+            <m:oMath>
+              <m:r>
+                <m:t>V</m:t>
+              </m:r>
+            </m:oMath>
+          </w:p>
+        </w:tc>
+        <w:tc>
+          <w:tcPr/>
+          <w:p>
+            <w:pPr>
+              <w:pStyle w:val="Compact"/>
+              <w:jc w:val="left"/>
+            </w:pPr>
+            <w:r>
+              <w:t xml:space="preserve">Spacecraft floating potential</w:t>
+            </w:r>
+          </w:p>
+        </w:tc>
+        <w:tc>
+          <w:tcPr/>
+          <w:p>
+            <w:pPr>
+              <w:pStyle w:val="Compact"/>
+              <w:jc w:val="left"/>
+            </w:pPr>
+            <w:r>
+              <w:t xml:space="preserve">V</w:t>
+            </w:r>
+          </w:p>
+        </w:tc>
+      </w:tr>
+      <w:tr>
+        <w:tc>
+          <w:tcPr/>
+          <w:p>
+            <w:pPr>
+              <w:pStyle w:val="Compact"/>
+              <w:jc w:val="left"/>
+            </w:pPr>
+            <m:oMath>
+              <m:r>
+                <m:t>α</m:t>
+              </m:r>
+            </m:oMath>
+          </w:p>
+        </w:tc>
+        <w:tc>
+          <w:tcPr/>
+          <w:p>
+            <w:pPr>
+              <w:pStyle w:val="Compact"/>
+              <w:jc w:val="left"/>
+            </w:pPr>
+            <w:r>
+              <w:t xml:space="preserve">Solar absorptivity</w:t>
+            </w:r>
+          </w:p>
+        </w:tc>
+        <w:tc>
+          <w:tcPr/>
+          <w:p>
+            <w:pPr>
+              <w:pStyle w:val="Compact"/>
+              <w:jc w:val="left"/>
+            </w:pPr>
+            <w:r>
+              <w:t xml:space="preserve">-</w:t>
+            </w:r>
+          </w:p>
+        </w:tc>
+      </w:tr>
+      <w:tr>
+        <w:tc>
+          <w:tcPr/>
+          <w:p>
+            <w:pPr>
+              <w:pStyle w:val="Compact"/>
+              <w:jc w:val="left"/>
+            </w:pPr>
+            <m:oMath>
+              <m:r>
+                <m:rPr>
+                  <m:sty m:val="p"/>
+                </m:rPr>
+                <m:t>Δ</m:t>
+              </m:r>
+              <m:r>
+                <m:t>v</m:t>
+              </m:r>
+            </m:oMath>
+          </w:p>
+        </w:tc>
+        <w:tc>
+          <w:tcPr/>
+          <w:p>
+            <w:pPr>
+              <w:pStyle w:val="Compact"/>
+              <w:jc w:val="left"/>
+            </w:pPr>
+            <w:r>
+              <w:t xml:space="preserve">Velocity increment</w:t>
+            </w:r>
+          </w:p>
+        </w:tc>
+        <w:tc>
+          <w:tcPr/>
+          <w:p>
+            <w:pPr>
+              <w:pStyle w:val="Compact"/>
+              <w:jc w:val="left"/>
+            </w:pPr>
+            <w:r>
+              <w:t xml:space="preserve">m/s</w:t>
+            </w:r>
+          </w:p>
+        </w:tc>
+      </w:tr>
+      <w:tr>
+        <w:tc>
+          <w:tcPr/>
+          <w:p>
+            <w:pPr>
+              <w:pStyle w:val="Compact"/>
+              <w:jc w:val="left"/>
+            </w:pPr>
+            <m:oMath>
+              <m:r>
+                <m:t>ε</m:t>
+              </m:r>
+            </m:oMath>
+          </w:p>
+        </w:tc>
+        <w:tc>
+          <w:tcPr/>
+          <w:p>
+            <w:pPr>
+              <w:pStyle w:val="Compact"/>
+              <w:jc w:val="left"/>
+            </w:pPr>
+            <w:r>
+              <w:t xml:space="preserve">Infrared emissivity</w:t>
+            </w:r>
+          </w:p>
+        </w:tc>
+        <w:tc>
+          <w:tcPr/>
+          <w:p>
+            <w:pPr>
+              <w:pStyle w:val="Compact"/>
+              <w:jc w:val="left"/>
+            </w:pPr>
+            <w:r>
+              <w:t xml:space="preserve">-</w:t>
+            </w:r>
+          </w:p>
+        </w:tc>
+      </w:tr>
+      <w:tr>
+        <w:tc>
+          <w:tcPr/>
+          <w:p>
+            <w:pPr>
+              <w:pStyle w:val="Compact"/>
+              <w:jc w:val="left"/>
+            </w:pPr>
+            <m:oMath>
+              <m:r>
+                <m:t>η</m:t>
+              </m:r>
+            </m:oMath>
+          </w:p>
+        </w:tc>
+        <w:tc>
+          <w:tcPr/>
+          <w:p>
+            <w:pPr>
+              <w:pStyle w:val="Compact"/>
+              <w:jc w:val="left"/>
+            </w:pPr>
+            <w:r>
+              <w:t xml:space="preserve">Solar cell conversion efficiency</w:t>
+            </w:r>
+          </w:p>
+        </w:tc>
+        <w:tc>
+          <w:tcPr/>
+          <w:p>
+            <w:pPr>
+              <w:pStyle w:val="Compact"/>
+              <w:jc w:val="left"/>
+            </w:pPr>
+            <w:r>
+              <w:t xml:space="preserve">-</w:t>
+            </w:r>
+          </w:p>
+        </w:tc>
+      </w:tr>
+      <w:tr>
+        <w:tc>
+          <w:tcPr/>
+          <w:p>
+            <w:pPr>
+              <w:pStyle w:val="Compact"/>
+              <w:jc w:val="left"/>
+            </w:pPr>
+            <m:oMath>
+              <m:r>
+                <m:t>θ</m:t>
+              </m:r>
+            </m:oMath>
+          </w:p>
+        </w:tc>
+        <w:tc>
+          <w:tcPr/>
+          <w:p>
+            <w:pPr>
+              <w:pStyle w:val="Compact"/>
+              <w:jc w:val="left"/>
+            </w:pPr>
+            <w:r>
+              <w:t xml:space="preserve">Off-nadir angle, or slew angle</w:t>
+            </w:r>
+          </w:p>
+        </w:tc>
+        <w:tc>
+          <w:tcPr/>
+          <w:p>
+            <w:pPr>
+              <w:pStyle w:val="Compact"/>
+              <w:jc w:val="left"/>
+            </w:pPr>
+            <w:r>
+              <w:t xml:space="preserve">deg</w:t>
+            </w:r>
+          </w:p>
+        </w:tc>
+      </w:tr>
+      <w:tr>
+        <w:tc>
+          <w:tcPr/>
+          <w:p>
+            <w:pPr>
+              <w:pStyle w:val="Compact"/>
+              <w:jc w:val="left"/>
+            </w:pPr>
+            <m:oMath>
+              <m:r>
+                <m:t>μ</m:t>
+              </m:r>
+            </m:oMath>
+          </w:p>
+        </w:tc>
+        <w:tc>
+          <w:tcPr/>
+          <w:p>
+            <w:pPr>
+              <w:pStyle w:val="Compact"/>
+              <w:jc w:val="left"/>
+            </w:pPr>
+            <w:r>
+              <w:t xml:space="preserve">Earth gravitational parameter,</w:t>
+            </w:r>
+            <w:r>
+              <w:t xml:space="preserve"> </w:t>
+            </w:r>
+            <m:oMath>
+              <m:r>
+                <m:t>3.986</m:t>
+              </m:r>
+              <m:r>
+                <m:rPr>
+                  <m:sty m:val="p"/>
+                </m:rPr>
+                <m:t>×</m:t>
+              </m:r>
+              <m:sSup>
+                <m:e>
+                  <m:r>
+                    <m:t>10</m:t>
+                  </m:r>
+                </m:e>
+                <m:sup>
+                  <m:r>
+                    <m:t>14</m:t>
+                  </m:r>
+                </m:sup>
+              </m:sSup>
+            </m:oMath>
+          </w:p>
+        </w:tc>
+        <w:tc>
+          <w:tcPr/>
+          <w:p>
+            <w:pPr>
+              <w:pStyle w:val="Compact"/>
+              <w:jc w:val="left"/>
+            </w:pPr>
+            <w:r>
+              <w:t xml:space="preserve">m³/s²</w:t>
+            </w:r>
+          </w:p>
+        </w:tc>
+      </w:tr>
+      <w:tr>
+        <w:tc>
+          <w:tcPr/>
+          <w:p>
+            <w:pPr>
+              <w:pStyle w:val="Compact"/>
+              <w:jc w:val="left"/>
+            </w:pPr>
+            <m:oMath>
+              <m:r>
+                <m:t>ρ</m:t>
+              </m:r>
+            </m:oMath>
+          </w:p>
+        </w:tc>
+        <w:tc>
+          <w:tcPr/>
+          <w:p>
+            <w:pPr>
+              <w:pStyle w:val="Compact"/>
+              <w:jc w:val="left"/>
+            </w:pPr>
+            <w:r>
+              <w:t xml:space="preserve">Atmospheric (neutral) density</w:t>
+            </w:r>
+          </w:p>
+        </w:tc>
+        <w:tc>
+          <w:tcPr/>
+          <w:p>
+            <w:pPr>
+              <w:pStyle w:val="Compact"/>
+              <w:jc w:val="left"/>
+            </w:pPr>
+            <w:r>
+              <w:t xml:space="preserve">kg/m³</w:t>
+            </w:r>
+          </w:p>
+        </w:tc>
+      </w:tr>
+      <w:tr>
+        <w:tc>
+          <w:tcPr/>
+          <w:p>
+            <w:pPr>
+              <w:pStyle w:val="Compact"/>
+              <w:jc w:val="left"/>
+            </w:pPr>
+            <m:oMath>
+              <m:sSub>
+                <m:e>
+                  <m:r>
+                    <m:t>ρ</m:t>
+                  </m:r>
+                </m:e>
+                <m:sub>
+                  <m:r>
+                    <m:t>p</m:t>
+                  </m:r>
+                </m:sub>
+              </m:sSub>
+            </m:oMath>
+          </w:p>
+        </w:tc>
+        <w:tc>
+          <w:tcPr/>
+          <w:p>
+            <w:pPr>
+              <w:pStyle w:val="Compact"/>
+              <w:jc w:val="left"/>
+            </w:pPr>
+            <w:r>
+              <w:t xml:space="preserve">Meteoroid particle density</w:t>
+            </w:r>
+          </w:p>
+        </w:tc>
+        <w:tc>
+          <w:tcPr/>
+          <w:p>
+            <w:pPr>
+              <w:pStyle w:val="Compact"/>
+              <w:jc w:val="left"/>
+            </w:pPr>
+            <w:r>
+              <w:t xml:space="preserve">g/cm³</w:t>
+            </w:r>
+          </w:p>
+        </w:tc>
+      </w:tr>
+      <w:tr>
+        <w:tc>
+          <w:tcPr/>
+          <w:p>
+            <w:pPr>
+              <w:pStyle w:val="Compact"/>
+              <w:jc w:val="left"/>
+            </w:pPr>
+            <m:oMath>
+              <m:r>
+                <m:t>σ</m:t>
+              </m:r>
+            </m:oMath>
+          </w:p>
+        </w:tc>
+        <w:tc>
+          <w:tcPr/>
+          <w:p>
+            <w:pPr>
+              <w:pStyle w:val="Compact"/>
+              <w:jc w:val="left"/>
+            </w:pPr>
+            <w:r>
+              <w:t xml:space="preserve">Stefan-Boltzmann constant,</w:t>
+            </w:r>
+            <w:r>
+              <w:t xml:space="preserve"> </w:t>
+            </w:r>
+            <m:oMath>
+              <m:r>
+                <m:t>5.670</m:t>
+              </m:r>
+              <m:r>
+                <m:rPr>
+                  <m:sty m:val="p"/>
+                </m:rPr>
+                <m:t>×</m:t>
+              </m:r>
+              <m:sSup>
+                <m:e>
+                  <m:r>
+                    <m:t>10</m:t>
+                  </m:r>
+                </m:e>
+                <m:sup>
+                  <m:r>
+                    <m:rPr>
+                      <m:sty m:val="p"/>
+                    </m:rPr>
+                    <m:t>−</m:t>
+                  </m:r>
+                  <m:r>
+                    <m:t>8</m:t>
+                  </m:r>
+                </m:sup>
+              </m:sSup>
+            </m:oMath>
+          </w:p>
+        </w:tc>
+        <w:tc>
+          <w:tcPr/>
+          <w:p>
+            <w:pPr>
+              <w:pStyle w:val="Compact"/>
+              <w:jc w:val="left"/>
+            </w:pPr>
+            <w:r>
+              <w:t xml:space="preserve">W/m²K⁴</w:t>
+            </w:r>
+          </w:p>
+        </w:tc>
+      </w:tr>
+      <w:tr>
+        <w:tc>
+          <w:tcPr/>
+          <w:p>
+            <w:pPr>
+              <w:pStyle w:val="Compact"/>
+              <w:jc w:val="left"/>
+            </w:pPr>
+            <m:oMath>
+              <m:r>
+                <m:t>χ</m:t>
+              </m:r>
+            </m:oMath>
+          </w:p>
+        </w:tc>
+        <w:tc>
+          <w:tcPr/>
+          <w:p>
+            <w:pPr>
+              <w:pStyle w:val="Compact"/>
+              <w:jc w:val="left"/>
+            </w:pPr>
+            <w:r>
+              <w:t xml:space="preserve">Earth-shielding factor</w:t>
+            </w:r>
+          </w:p>
+        </w:tc>
+        <w:tc>
+          <w:tcPr/>
+          <w:p>
+            <w:pPr>
+              <w:pStyle w:val="Compact"/>
+              <w:jc w:val="left"/>
+            </w:pPr>
+            <w:r>
+              <w:t xml:space="preserve">-</w:t>
             </w:r>
           </w:p>
         </w:tc>
       </w:tr>
     </w:tbl>
+    <w:p>
+      <w:r>
+        <w:pict>
+          <v:rect style="width:0;height:1.5pt" o:hralign="center" o:hrstd="t" o:hr="t"/>
+        </w:pict>
+      </w:r>
+    </w:p>
+    <w:bookmarkEnd w:id="13"/>
+    <w:bookmarkStart w:id="17" w:name="introduction"/>
+    <w:p>
+      <w:pPr>
+        <w:pStyle w:val="Heading2"/>
+      </w:pPr>
+      <w:r>
+        <w:t xml:space="preserve">1. Introduction</w:t>
+      </w:r>
+    </w:p>
+    <w:bookmarkStart w:id="14" w:name="the-mission"/>
+    <w:p>
+      <w:pPr>
+        <w:pStyle w:val="Heading3"/>
+      </w:pPr>
+      <w:r>
+        <w:t xml:space="preserve">1.1 The mission</w:t>
+      </w:r>
+    </w:p>
+    <w:p>
+      <w:pPr>
+        <w:pStyle w:val="FirstParagraph"/>
+      </w:pPr>
+      <w:r>
+        <w:t xml:space="preserve">The GEO belt is full of satellites that are healthy in every respect except one: they have run out of stationkeeping propellant. A communications satellite whose transponders will work for another decade gets retired because it can no longer hold its slot, and the operator writes off an asset worth far more than the fuel it lacks. That is the market MESA is built for.</w:t>
+      </w:r>
+    </w:p>
+    <w:p>
+      <w:pPr>
+        <w:pStyle w:val="BodyText"/>
+      </w:pPr>
+      <w:r>
+        <w:t xml:space="preserve">MESA, the Mission Extension and Servicing Asset, is a 2,000 kg geostationary servicing vehicle that flies a rendezvous with a client satellite, docks with it, and then flies the combined stack: providing attitude control and stationkeeping for a client whose own propulsion is gone, transferring propellant to refuelable clients, and towing satellites between the operational belt and the graveyard orbit roughly 300 km above it. The concept follows Northrop Grumman’s Mission Extension Vehicle, which launched MEV-1 in October 2019 and docked Intelsat 901 in February 2020, taking over that client’s stationkeeping [1]. MESA broadens that proven single-purpose vehicle into a reusable servicing asset that handles multiple clients in sequence across a five-year contract, inside a $100M program cap.</w:t>
+      </w:r>
+    </w:p>
+    <w:bookmarkEnd w:id="14"/>
+    <w:bookmarkStart w:id="15" w:name="what-is-in-this-report"/>
+    <w:p>
+      <w:pPr>
+        <w:pStyle w:val="Heading3"/>
+      </w:pPr>
+      <w:r>
+        <w:t xml:space="preserve">1.2 What is in this report</w:t>
+      </w:r>
+    </w:p>
+    <w:p>
+      <w:pPr>
+        <w:pStyle w:val="FirstParagraph"/>
+      </w:pPr>
+      <w:r>
+        <w:t xml:space="preserve">This report is the complete design case for MESA, from the environment it must survive to the hardware that survives it, and it is written to be checked rather than believed.</w:t>
+      </w:r>
+    </w:p>
+    <w:p>
+      <w:pPr>
+        <w:pStyle w:val="BodyText"/>
+      </w:pPr>
+      <w:r>
+        <w:t xml:space="preserve">Sections 2 and 3 define the system and its orbit: what MESA does, who buys it, how a servicing cycle actually runs, and why the orbit is geostationary. Sections 4 through 6 characterize the environment: the Sun-Earth system and the hazards it creates at GEO and at LEO, the space weather that modulates them, and the vacuum environment that makes ground testing non-negotiable. Section 7 defines the vehicle itself and closes the mass, power, propellant, and cost budgets, which is where a design either works or does not.</w:t>
+      </w:r>
+    </w:p>
+    <w:p>
+      <w:pPr>
+        <w:pStyle w:val="BodyText"/>
+      </w:pPr>
+      <w:r>
+        <w:t xml:space="preserve">Sections 8 through 11 are the subsystem design. Section 8 sizes the thermal control system and gives the equilibrium temperatures in sun and in eclipse. Sections 9 and 10 work the plasma and radiation environments in turn, each covering the risks to this vehicle, the proposed mitigations, and what those mitigations cost the other subsystems. Section 11 estimates the four external disturbance torques and sizes the attitude control hardware from them.</w:t>
+      </w:r>
+    </w:p>
+    <w:p>
+      <w:pPr>
+        <w:pStyle w:val="BodyText"/>
+      </w:pPr>
+      <w:r>
+        <w:t xml:space="preserve">Section 12 presents the supporting simulations: the orbit, the power profile across a full day including eclipse, the thermal transient through that eclipse, and an independent rebuild of the mission in Systems Tool Kit. Section 13 pulls the whole design together into a single risk picture, adding the micrometeoroid and debris assessment and the docking failure modes, and Section 14 states the conclusions.</w:t>
+      </w:r>
+    </w:p>
+    <w:p>
+      <w:pPr>
+        <w:pStyle w:val="BodyText"/>
+      </w:pPr>
+      <w:r>
+        <w:t xml:space="preserve">The through-line, and the reason this design is worth the contract, is that a GEO servicer is not a communications satellite with an arm bolted on. It is charging- and radiation-limited rather than drag-limited, its attitude control is sized by the client it captures rather than by the disturbances it feels, and the single most dangerous moment in its mission lasts about a second.</w:t>
+      </w:r>
+    </w:p>
+    <w:bookmarkEnd w:id="15"/>
+    <w:bookmarkStart w:id="16" w:name="relationship-to-the-earlier-milestones"/>
+    <w:p>
+      <w:pPr>
+        <w:pStyle w:val="Heading3"/>
+      </w:pPr>
+      <w:r>
+        <w:t xml:space="preserve">1.3 Relationship to the earlier milestones</w:t>
+      </w:r>
+    </w:p>
+    <w:p>
+      <w:pPr>
+        <w:pStyle w:val="FirstParagraph"/>
+      </w:pPr>
+      <w:r>
+        <w:t xml:space="preserve">This report is cumulative. Milestone 1 established the environment and chose the orbit, Milestone 2 added the subsystem design, and both are carried forward here in corrected form. Appendix A records the corrections made to Milestone 2 and the work added since.</w:t>
+      </w:r>
+    </w:p>
     <w:p>
       <w:r>
         <w:pict>
@@ -3314,6 +5534,56 @@
         <w:pStyle w:val="FirstParagraph"/>
       </w:pPr>
       <w:r>
+        <w:t xml:space="preserve">where</w:t>
+      </w:r>
+      <w:r>
+        <w:t xml:space="preserve"> </w:t>
+      </w:r>
+      <m:oMath>
+        <m:r>
+          <m:t>a</m:t>
+        </m:r>
+      </m:oMath>
+      <w:r>
+        <w:t xml:space="preserve"> </w:t>
+      </w:r>
+      <w:r>
+        <w:t xml:space="preserve">is the semi-major axis measured from Earth’s center,</w:t>
+      </w:r>
+      <w:r>
+        <w:t xml:space="preserve"> </w:t>
+      </w:r>
+      <m:oMath>
+        <m:r>
+          <m:t>e</m:t>
+        </m:r>
+      </m:oMath>
+      <w:r>
+        <w:t xml:space="preserve"> </w:t>
+      </w:r>
+      <w:r>
+        <w:t xml:space="preserve">the eccentricity, and</w:t>
+      </w:r>
+      <w:r>
+        <w:t xml:space="preserve"> </w:t>
+      </w:r>
+      <m:oMath>
+        <m:r>
+          <m:t>i</m:t>
+        </m:r>
+      </m:oMath>
+      <w:r>
+        <w:t xml:space="preserve"> </w:t>
+      </w:r>
+      <w:r>
+        <w:t xml:space="preserve">the inclination of the orbit plane to the equator.</w:t>
+      </w:r>
+    </w:p>
+    <w:p>
+      <w:pPr>
+        <w:pStyle w:val="BodyText"/>
+      </w:pPr>
+      <w:r>
         <w:t xml:space="preserve">The orbit is circular so the tug holds a constant altitude and speed relative to its clients, which is what makes a slow, controlled approach possible, and equatorial at zero inclination, maintained by stationkeeping, so it stays fixed over one longitude. The assigned slot for the analysis in this report is 105° W. The scale and geometry are shown in</w:t>
       </w:r>
       <w:r>
@@ -3408,7 +5678,7 @@
         <w:pStyle w:val="BodyText"/>
       </w:pPr>
       <w:r>
-        <w:t xml:space="preserve">That decision does carry a real environmental penalty, quantified in Sections 4 through 6 and summarized in Table 2. GEO trades away LEO’s atmospheric drag, atomic oxygen erosion, and dense debris population in exchange for worse spacecraft charging and worse energetic-particle radiation. I regard that as a favorable trade, because the GEO hazards are well understood and mitigable through grounding and ESD control, shielding, hardened parts, and space-weather-aware operations, whereas over a multi-client mission of five years or more, eliminating drag decay and atomic oxygen entirely removes two continuous degradation mechanisms rather than two events that can be designed around.</w:t>
+        <w:t xml:space="preserve">That decision does carry a real environmental penalty, quantified in Sections 4 through 6 and summarized in Table 2. GEO trades away LEO’s atmospheric drag, atomic oxygen erosion, and dense debris population in exchange for worse spacecraft charging and worse energetic-particle radiation. That is a favorable trade, because the GEO hazards are well understood and mitigable through grounding and ESD control, shielding, hardened parts, and space-weather-aware operations, whereas over a multi-client mission of five years or more, eliminating drag decay and atomic oxygen entirely removes two continuous degradation mechanisms rather than two events that can be designed around.</w:t>
       </w:r>
     </w:p>
     <w:p>
@@ -3761,7 +6031,193 @@
         <w:pStyle w:val="FirstParagraph"/>
       </w:pPr>
       <w:r>
-        <w:t xml:space="preserve">To demonstrate the tool on a case where drag actually matters, I applied Eq. (2) to this same vehicle in LEO. Taking the wet mass of 2,000 kg, a ram area of 15 m², and</w:t>
+        <w:t xml:space="preserve">where</w:t>
+      </w:r>
+      <w:r>
+        <w:t xml:space="preserve"> </w:t>
+      </w:r>
+      <m:oMath>
+        <m:acc>
+          <m:accPr>
+            <m:chr m:val="̇"/>
+          </m:accPr>
+          <m:e>
+            <m:r>
+              <m:t>a</m:t>
+            </m:r>
+          </m:e>
+        </m:acc>
+      </m:oMath>
+      <w:r>
+        <w:t xml:space="preserve"> </w:t>
+      </w:r>
+      <w:r>
+        <w:t xml:space="preserve">is the rate of change of semi-major axis (m/s),</w:t>
+      </w:r>
+      <w:r>
+        <w:t xml:space="preserve"> </w:t>
+      </w:r>
+      <m:oMath>
+        <m:r>
+          <m:t>ρ</m:t>
+        </m:r>
+      </m:oMath>
+      <w:r>
+        <w:t xml:space="preserve"> </w:t>
+      </w:r>
+      <w:r>
+        <w:t xml:space="preserve">the neutral density at altitude (kg/m³),</w:t>
+      </w:r>
+      <w:r>
+        <w:t xml:space="preserve"> </w:t>
+      </w:r>
+      <m:oMath>
+        <m:sSub>
+          <m:e>
+            <m:r>
+              <m:t>C</m:t>
+            </m:r>
+          </m:e>
+          <m:sub>
+            <m:r>
+              <m:t>D</m:t>
+            </m:r>
+          </m:sub>
+        </m:sSub>
+      </m:oMath>
+      <w:r>
+        <w:t xml:space="preserve"> </w:t>
+      </w:r>
+      <w:r>
+        <w:t xml:space="preserve">the drag coefficient,</w:t>
+      </w:r>
+      <w:r>
+        <w:t xml:space="preserve"> </w:t>
+      </w:r>
+      <m:oMath>
+        <m:r>
+          <m:t>A</m:t>
+        </m:r>
+      </m:oMath>
+      <w:r>
+        <w:t xml:space="preserve"> </w:t>
+      </w:r>
+      <w:r>
+        <w:t xml:space="preserve">the ram cross-sectional area (m²),</w:t>
+      </w:r>
+      <w:r>
+        <w:t xml:space="preserve"> </w:t>
+      </w:r>
+      <m:oMath>
+        <m:r>
+          <m:t>m</m:t>
+        </m:r>
+      </m:oMath>
+      <w:r>
+        <w:t xml:space="preserve"> </w:t>
+      </w:r>
+      <w:r>
+        <w:t xml:space="preserve">the spacecraft mass (kg),</w:t>
+      </w:r>
+      <w:r>
+        <w:t xml:space="preserve"> </w:t>
+      </w:r>
+      <m:oMath>
+        <m:r>
+          <m:t>μ</m:t>
+        </m:r>
+      </m:oMath>
+      <w:r>
+        <w:t xml:space="preserve"> </w:t>
+      </w:r>
+      <w:r>
+        <w:t xml:space="preserve">the Earth gravitational parameter (</w:t>
+      </w:r>
+      <m:oMath>
+        <m:r>
+          <m:t>3.986</m:t>
+        </m:r>
+        <m:r>
+          <m:rPr>
+            <m:sty m:val="p"/>
+          </m:rPr>
+          <m:t>×</m:t>
+        </m:r>
+        <m:sSup>
+          <m:e>
+            <m:r>
+              <m:t>10</m:t>
+            </m:r>
+          </m:e>
+          <m:sup>
+            <m:r>
+              <m:t>14</m:t>
+            </m:r>
+          </m:sup>
+        </m:sSup>
+      </m:oMath>
+      <w:r>
+        <w:t xml:space="preserve"> </w:t>
+      </w:r>
+      <w:r>
+        <w:t xml:space="preserve">m³/s²), and</w:t>
+      </w:r>
+      <w:r>
+        <w:t xml:space="preserve"> </w:t>
+      </w:r>
+      <m:oMath>
+        <m:r>
+          <m:t>a</m:t>
+        </m:r>
+      </m:oMath>
+      <w:r>
+        <w:t xml:space="preserve"> </w:t>
+      </w:r>
+      <w:r>
+        <w:t xml:space="preserve">the semi-major axis (m). The grouping</w:t>
+      </w:r>
+      <w:r>
+        <w:t xml:space="preserve"> </w:t>
+      </w:r>
+      <m:oMath>
+        <m:sSub>
+          <m:e>
+            <m:r>
+              <m:t>C</m:t>
+            </m:r>
+          </m:e>
+          <m:sub>
+            <m:r>
+              <m:t>D</m:t>
+            </m:r>
+          </m:sub>
+        </m:sSub>
+        <m:r>
+          <m:t>A</m:t>
+        </m:r>
+        <m:r>
+          <m:rPr>
+            <m:sty m:val="p"/>
+          </m:rPr>
+          <m:t>/</m:t>
+        </m:r>
+        <m:r>
+          <m:t>m</m:t>
+        </m:r>
+      </m:oMath>
+      <w:r>
+        <w:t xml:space="preserve"> </w:t>
+      </w:r>
+      <w:r>
+        <w:t xml:space="preserve">is the inverse ballistic coefficient (m²/kg), which is the only vehicle property the result depends on.</w:t>
+      </w:r>
+    </w:p>
+    <w:p>
+      <w:pPr>
+        <w:pStyle w:val="BodyText"/>
+      </w:pPr>
+      <w:r>
+        <w:t xml:space="preserve">To demonstrate the tool on a case where drag actually matters, Eq. (2) was applied to this same vehicle in LEO. Taking the wet mass of 2,000 kg, a ram area of 15 m², and</w:t>
       </w:r>
       <w:r>
         <w:t xml:space="preserve"> </w:t>
@@ -4240,7 +6696,7 @@
         <w:pStyle w:val="FirstParagraph"/>
       </w:pPr>
       <w:r>
-        <w:t xml:space="preserve">Section 3 committed the vehicle to GEO. This section is the environmental case behind that commitment: what the Sun emits, what Earth’s field does with it, and what the resulting hazard set looks like at the two candidate altitudes. I analyzed</w:t>
+        <w:t xml:space="preserve">Section 3 committed the vehicle to GEO. This section is the environmental case behind that commitment: what the Sun emits, what Earth’s field does with it, and what the resulting hazard set looks like at the two candidate altitudes. The two regimes analyzed are</w:t>
       </w:r>
       <w:r>
         <w:t xml:space="preserve"> </w:t>
@@ -4269,7 +6725,7 @@
         <w:t xml:space="preserve">LEO</w:t>
       </w:r>
       <w:r>
-        <w:t xml:space="preserve">, the regimes that bracket the trade.</w:t>
+        <w:t xml:space="preserve">, which bracket the trade.</w:t>
       </w:r>
     </w:p>
     <w:bookmarkStart w:id="36" w:name="solar-emissions-quantified"/>
@@ -5013,7 +7469,7 @@
           <w:b/>
           <w:bCs/>
         </w:rPr>
-        <w:t xml:space="preserve">I recommend a full thermal-vacuum and thermal-balance test campaign with a pre-ship bakeout.</w:t>
+        <w:t xml:space="preserve">the recommendation is a full thermal-vacuum and thermal-balance test campaign with a pre-ship bakeout.</w:t>
       </w:r>
       <w:r>
         <w:t xml:space="preserve"> </w:t>
@@ -7612,7 +10068,122 @@
         </m:d>
       </m:oMath>
       <w:r>
-        <w:t xml:space="preserve">, applied at the mass each task is actually flown at, gives</w:t>
+        <w:t xml:space="preserve">, in which</w:t>
+      </w:r>
+      <w:r>
+        <w:t xml:space="preserve"> </w:t>
+      </w:r>
+      <m:oMath>
+        <m:sSub>
+          <m:e>
+            <m:r>
+              <m:t>m</m:t>
+            </m:r>
+          </m:e>
+          <m:sub>
+            <m:r>
+              <m:t>p</m:t>
+            </m:r>
+          </m:sub>
+        </m:sSub>
+      </m:oMath>
+      <w:r>
+        <w:t xml:space="preserve"> </w:t>
+      </w:r>
+      <w:r>
+        <w:t xml:space="preserve">is the propellant consumed (kg),</w:t>
+      </w:r>
+      <w:r>
+        <w:t xml:space="preserve"> </w:t>
+      </w:r>
+      <m:oMath>
+        <m:sSub>
+          <m:e>
+            <m:r>
+              <m:t>m</m:t>
+            </m:r>
+          </m:e>
+          <m:sub>
+            <m:r>
+              <m:t>0</m:t>
+            </m:r>
+          </m:sub>
+        </m:sSub>
+      </m:oMath>
+      <w:r>
+        <w:t xml:space="preserve"> </w:t>
+      </w:r>
+      <w:r>
+        <w:t xml:space="preserve">the mass at the start of the maneuver (kg),</w:t>
+      </w:r>
+      <w:r>
+        <w:t xml:space="preserve"> </w:t>
+      </w:r>
+      <m:oMath>
+        <m:r>
+          <m:rPr>
+            <m:sty m:val="p"/>
+          </m:rPr>
+          <m:t>Δ</m:t>
+        </m:r>
+        <m:r>
+          <m:t>v</m:t>
+        </m:r>
+      </m:oMath>
+      <w:r>
+        <w:t xml:space="preserve"> </w:t>
+      </w:r>
+      <w:r>
+        <w:t xml:space="preserve">the velocity increment (m/s),</w:t>
+      </w:r>
+      <w:r>
+        <w:t xml:space="preserve"> </w:t>
+      </w:r>
+      <m:oMath>
+        <m:sSub>
+          <m:e>
+            <m:r>
+              <m:t>I</m:t>
+            </m:r>
+          </m:e>
+          <m:sub>
+            <m:r>
+              <m:t>s</m:t>
+            </m:r>
+            <m:r>
+              <m:t>p</m:t>
+            </m:r>
+          </m:sub>
+        </m:sSub>
+      </m:oMath>
+      <w:r>
+        <w:t xml:space="preserve"> </w:t>
+      </w:r>
+      <w:r>
+        <w:t xml:space="preserve">the specific impulse (s), and</w:t>
+      </w:r>
+      <w:r>
+        <w:t xml:space="preserve"> </w:t>
+      </w:r>
+      <m:oMath>
+        <m:sSub>
+          <m:e>
+            <m:r>
+              <m:t>g</m:t>
+            </m:r>
+          </m:e>
+          <m:sub>
+            <m:r>
+              <m:t>0</m:t>
+            </m:r>
+          </m:sub>
+        </m:sSub>
+      </m:oMath>
+      <w:r>
+        <w:t xml:space="preserve"> </w:t>
+      </w:r>
+      <w:r>
+        <w:t xml:space="preserve">standard gravity (9.807 m/s²), applied at the mass each task is actually flown at, gives</w:t>
       </w:r>
       <w:r>
         <w:t xml:space="preserve"> </w:t>
@@ -8361,7 +10932,7 @@
         <w:pStyle w:val="BodyText"/>
       </w:pPr>
       <w:r>
-        <w:t xml:space="preserve">Two further things follow, and the second one refines a conclusion I carried through Milestone 2. First, the electric thruster is comfortably able to do the job: holding a 5,000 kg stack against 50 m/s per year needs 685 N·s per day, which is 4.8 hours of firing per day at 40 mN, well inside a normal electric-propulsion duty cycle. Second,</w:t>
+        <w:t xml:space="preserve">Two further things follow, and the second one refines a conclusion carried through Milestone 2. First, the electric thruster is comfortably able to do the job: holding a 5,000 kg stack against 50 m/s per year needs 685 N·s per day, which is 4.8 hours of firing per day at 40 mN, well inside a normal electric-propulsion duty cycle. Second,</w:t>
       </w:r>
       <w:r>
         <w:t xml:space="preserve"> </w:t>
@@ -8791,7 +11362,7 @@
     </w:p>
     <w:bookmarkEnd w:id="57"/>
     <w:bookmarkEnd w:id="58"/>
-    <w:bookmarkStart w:id="65" w:name="thermal-control-system"/>
+    <w:bookmarkStart w:id="66" w:name="thermal-control-system"/>
     <w:p>
       <w:pPr>
         <w:pStyle w:val="Heading2"/>
@@ -9039,6 +11610,326 @@
     <w:p>
       <w:pPr>
         <w:pStyle w:val="FirstParagraph"/>
+      </w:pPr>
+      <w:r>
+        <w:t xml:space="preserve">where</w:t>
+      </w:r>
+      <w:r>
+        <w:t xml:space="preserve"> </w:t>
+      </w:r>
+      <m:oMath>
+        <m:r>
+          <m:t>α</m:t>
+        </m:r>
+      </m:oMath>
+      <w:r>
+        <w:t xml:space="preserve"> </w:t>
+      </w:r>
+      <w:r>
+        <w:t xml:space="preserve">is the solar absorptivity of the outer surface,</w:t>
+      </w:r>
+      <w:r>
+        <w:t xml:space="preserve"> </w:t>
+      </w:r>
+      <m:oMath>
+        <m:sSub>
+          <m:e>
+            <m:r>
+              <m:t>F</m:t>
+            </m:r>
+          </m:e>
+          <m:sub>
+            <m:r>
+              <m:t>s</m:t>
+            </m:r>
+          </m:sub>
+        </m:sSub>
+      </m:oMath>
+      <w:r>
+        <w:t xml:space="preserve"> </w:t>
+      </w:r>
+      <w:r>
+        <w:t xml:space="preserve">the solar constant (1,361 W/m²),</w:t>
+      </w:r>
+      <w:r>
+        <w:t xml:space="preserve"> </w:t>
+      </w:r>
+      <m:oMath>
+        <m:sSub>
+          <m:e>
+            <m:r>
+              <m:t>A</m:t>
+            </m:r>
+          </m:e>
+          <m:sub>
+            <m:r>
+              <m:t>p</m:t>
+            </m:r>
+            <m:r>
+              <m:t>r</m:t>
+            </m:r>
+            <m:r>
+              <m:t>o</m:t>
+            </m:r>
+            <m:r>
+              <m:t>j</m:t>
+            </m:r>
+          </m:sub>
+        </m:sSub>
+      </m:oMath>
+      <w:r>
+        <w:t xml:space="preserve"> </w:t>
+      </w:r>
+      <w:r>
+        <w:t xml:space="preserve">the sun-projected area (m²),</w:t>
+      </w:r>
+      <w:r>
+        <w:t xml:space="preserve"> </w:t>
+      </w:r>
+      <m:oMath>
+        <m:sSub>
+          <m:e>
+            <m:r>
+              <m:t>Q</m:t>
+            </m:r>
+          </m:e>
+          <m:sub>
+            <m:r>
+              <m:t>E</m:t>
+            </m:r>
+            <m:r>
+              <m:t>a</m:t>
+            </m:r>
+            <m:r>
+              <m:t>r</m:t>
+            </m:r>
+            <m:r>
+              <m:t>t</m:t>
+            </m:r>
+            <m:r>
+              <m:t>h</m:t>
+            </m:r>
+          </m:sub>
+        </m:sSub>
+      </m:oMath>
+      <w:r>
+        <w:t xml:space="preserve"> </w:t>
+      </w:r>
+      <w:r>
+        <w:t xml:space="preserve">the absorbed Earth infrared plus albedo load (W),</w:t>
+      </w:r>
+      <w:r>
+        <w:t xml:space="preserve"> </w:t>
+      </w:r>
+      <m:oMath>
+        <m:sSub>
+          <m:e>
+            <m:r>
+              <m:t>Q</m:t>
+            </m:r>
+          </m:e>
+          <m:sub>
+            <m:r>
+              <m:t>i</m:t>
+            </m:r>
+            <m:r>
+              <m:t>n</m:t>
+            </m:r>
+            <m:r>
+              <m:t>t</m:t>
+            </m:r>
+          </m:sub>
+        </m:sSub>
+      </m:oMath>
+      <w:r>
+        <w:t xml:space="preserve"> </w:t>
+      </w:r>
+      <w:r>
+        <w:t xml:space="preserve">the internal dissipation (1,200 W),</w:t>
+      </w:r>
+      <w:r>
+        <w:t xml:space="preserve"> </w:t>
+      </w:r>
+      <m:oMath>
+        <m:r>
+          <m:t>σ</m:t>
+        </m:r>
+      </m:oMath>
+      <w:r>
+        <w:t xml:space="preserve"> </w:t>
+      </w:r>
+      <w:r>
+        <w:t xml:space="preserve">the Stefan-Boltzmann constant (</w:t>
+      </w:r>
+      <m:oMath>
+        <m:r>
+          <m:t>5.670</m:t>
+        </m:r>
+        <m:r>
+          <m:rPr>
+            <m:sty m:val="p"/>
+          </m:rPr>
+          <m:t>×</m:t>
+        </m:r>
+        <m:sSup>
+          <m:e>
+            <m:r>
+              <m:t>10</m:t>
+            </m:r>
+          </m:e>
+          <m:sup>
+            <m:r>
+              <m:rPr>
+                <m:sty m:val="p"/>
+              </m:rPr>
+              <m:t>−</m:t>
+            </m:r>
+            <m:r>
+              <m:t>8</m:t>
+            </m:r>
+          </m:sup>
+        </m:sSup>
+      </m:oMath>
+      <w:r>
+        <w:t xml:space="preserve"> </w:t>
+      </w:r>
+      <w:r>
+        <w:t xml:space="preserve">W/m²K⁴),</w:t>
+      </w:r>
+      <w:r>
+        <w:t xml:space="preserve"> </w:t>
+      </w:r>
+      <m:oMath>
+        <m:sSub>
+          <m:e>
+            <m:r>
+              <m:t>ε</m:t>
+            </m:r>
+          </m:e>
+          <m:sub>
+            <m:r>
+              <m:t>M</m:t>
+            </m:r>
+            <m:r>
+              <m:t>L</m:t>
+            </m:r>
+            <m:r>
+              <m:t>I</m:t>
+            </m:r>
+          </m:sub>
+        </m:sSub>
+      </m:oMath>
+      <w:r>
+        <w:t xml:space="preserve"> </w:t>
+      </w:r>
+      <w:r>
+        <w:t xml:space="preserve">and</w:t>
+      </w:r>
+      <w:r>
+        <w:t xml:space="preserve"> </w:t>
+      </w:r>
+      <m:oMath>
+        <m:sSub>
+          <m:e>
+            <m:r>
+              <m:t>ε</m:t>
+            </m:r>
+          </m:e>
+          <m:sub>
+            <m:r>
+              <m:t>O</m:t>
+            </m:r>
+            <m:r>
+              <m:t>S</m:t>
+            </m:r>
+            <m:r>
+              <m:t>R</m:t>
+            </m:r>
+          </m:sub>
+        </m:sSub>
+      </m:oMath>
+      <w:r>
+        <w:t xml:space="preserve"> </w:t>
+      </w:r>
+      <w:r>
+        <w:t xml:space="preserve">the infrared emissivities of the blanket and the radiator,</w:t>
+      </w:r>
+      <w:r>
+        <w:t xml:space="preserve"> </w:t>
+      </w:r>
+      <m:oMath>
+        <m:sSub>
+          <m:e>
+            <m:r>
+              <m:t>A</m:t>
+            </m:r>
+          </m:e>
+          <m:sub>
+            <m:r>
+              <m:t>M</m:t>
+            </m:r>
+            <m:r>
+              <m:t>L</m:t>
+            </m:r>
+            <m:r>
+              <m:t>I</m:t>
+            </m:r>
+          </m:sub>
+        </m:sSub>
+      </m:oMath>
+      <w:r>
+        <w:t xml:space="preserve"> </w:t>
+      </w:r>
+      <w:r>
+        <w:t xml:space="preserve">and</w:t>
+      </w:r>
+      <w:r>
+        <w:t xml:space="preserve"> </w:t>
+      </w:r>
+      <m:oMath>
+        <m:sSub>
+          <m:e>
+            <m:r>
+              <m:t>A</m:t>
+            </m:r>
+          </m:e>
+          <m:sub>
+            <m:r>
+              <m:t>r</m:t>
+            </m:r>
+            <m:r>
+              <m:t>a</m:t>
+            </m:r>
+            <m:r>
+              <m:t>d</m:t>
+            </m:r>
+          </m:sub>
+        </m:sSub>
+      </m:oMath>
+      <w:r>
+        <w:t xml:space="preserve"> </w:t>
+      </w:r>
+      <w:r>
+        <w:t xml:space="preserve">their areas (m²), and</w:t>
+      </w:r>
+      <w:r>
+        <w:t xml:space="preserve"> </w:t>
+      </w:r>
+      <m:oMath>
+        <m:r>
+          <m:t>T</m:t>
+        </m:r>
+      </m:oMath>
+      <w:r>
+        <w:t xml:space="preserve"> </w:t>
+      </w:r>
+      <w:r>
+        <w:t xml:space="preserve">the equilibrium temperature (K). The left side is every watt absorbed or generated; the right side is every watt radiated away.</w:t>
+      </w:r>
+    </w:p>
+    <w:p>
+      <w:pPr>
+        <w:pStyle w:val="BodyText"/>
       </w:pPr>
       <w:r>
         <w:t xml:space="preserve">The Earth terms are negligible at this altitude. Scaled by the</w:t>
@@ -9401,13 +12292,402 @@
       </w:r>
     </w:p>
     <w:bookmarkEnd w:id="62"/>
-    <w:bookmarkStart w:id="63" w:name="X09ab0c7e0453a9997eb029b0659d90ce9448e40"/>
+    <w:bookmarkStart w:id="63" w:name="thermal-design-margin"/>
     <w:p>
       <w:pPr>
         <w:pStyle w:val="Heading3"/>
       </w:pPr>
       <w:r>
-        <w:t xml:space="preserve">8.2 Recommended thermal control system and why</w:t>
+        <w:t xml:space="preserve">8.2 Thermal design margin</w:t>
+      </w:r>
+    </w:p>
+    <w:p>
+      <w:pPr>
+        <w:pStyle w:val="FirstParagraph"/>
+      </w:pPr>
+      <w:r>
+        <w:t xml:space="preserve">Equilibrium temperatures on their own do not show whether a design is safe, only where it sits.</w:t>
+      </w:r>
+      <w:r>
+        <w:t xml:space="preserve"> </w:t>
+      </w:r>
+      <w:r>
+        <w:rPr>
+          <w:b/>
+          <w:bCs/>
+        </w:rPr>
+        <w:t xml:space="preserve">Table 9</w:t>
+      </w:r>
+      <w:r>
+        <w:t xml:space="preserve"> </w:t>
+      </w:r>
+      <w:r>
+        <w:t xml:space="preserve">puts the predictions against the component limits and states the margin in each case. The limits are the conventional electronics band, +50 °C hot and -20 °C cold, which is the band shaded in Figure 7.</w:t>
+      </w:r>
+    </w:p>
+    <w:p>
+      <w:pPr>
+        <w:pStyle w:val="BodyText"/>
+      </w:pPr>
+      <w:r>
+        <w:rPr>
+          <w:b/>
+          <w:bCs/>
+        </w:rPr>
+        <w:t xml:space="preserve">Table 9:</w:t>
+      </w:r>
+      <w:r>
+        <w:t xml:space="preserve"> </w:t>
+      </w:r>
+      <w:r>
+        <w:t xml:space="preserve">Thermal margin assessment at the 4.9 m² baseline radiator.</w:t>
+      </w:r>
+    </w:p>
+    <w:tbl>
+      <w:tblPr>
+        <w:tblStyle w:val="Table"/>
+        <w:tblW w:type="pct" w:w="5000"/>
+        <w:tblLayout w:type="fixed"/>
+        <w:tblLook w:firstRow="1" w:lastRow="0" w:firstColumn="0" w:lastColumn="0" w:noHBand="0" w:noVBand="0" w:val="0020"/>
+      </w:tblPr>
+      <w:tblGrid>
+        <w:gridCol w:w="1980"/>
+        <w:gridCol w:w="1980"/>
+        <w:gridCol w:w="1980"/>
+        <w:gridCol w:w="1980"/>
+      </w:tblGrid>
+      <w:tr>
+        <w:trPr>
+          <w:tblHeader w:val="on"/>
+        </w:trPr>
+        <w:tc>
+          <w:tcPr/>
+          <w:p>
+            <w:pPr>
+              <w:pStyle w:val="Compact"/>
+              <w:jc w:val="left"/>
+            </w:pPr>
+            <w:r>
+              <w:t xml:space="preserve">Case</w:t>
+            </w:r>
+          </w:p>
+        </w:tc>
+        <w:tc>
+          <w:tcPr/>
+          <w:p>
+            <w:pPr>
+              <w:pStyle w:val="Compact"/>
+              <w:jc w:val="right"/>
+            </w:pPr>
+            <w:r>
+              <w:t xml:space="preserve">Predicted</w:t>
+            </w:r>
+          </w:p>
+        </w:tc>
+        <w:tc>
+          <w:tcPr/>
+          <w:p>
+            <w:pPr>
+              <w:pStyle w:val="Compact"/>
+              <w:jc w:val="right"/>
+            </w:pPr>
+            <w:r>
+              <w:t xml:space="preserve">Limit</w:t>
+            </w:r>
+          </w:p>
+        </w:tc>
+        <w:tc>
+          <w:tcPr/>
+          <w:p>
+            <w:pPr>
+              <w:pStyle w:val="Compact"/>
+              <w:jc w:val="right"/>
+            </w:pPr>
+            <w:r>
+              <w:t xml:space="preserve">Margin</w:t>
+            </w:r>
+          </w:p>
+        </w:tc>
+      </w:tr>
+      <w:tr>
+        <w:tc>
+          <w:tcPr/>
+          <w:p>
+            <w:pPr>
+              <w:pStyle w:val="Compact"/>
+              <w:jc w:val="left"/>
+            </w:pPr>
+            <w:r>
+              <w:t xml:space="preserve">Sunlit, nominal 1,200 W internal load</w:t>
+            </w:r>
+          </w:p>
+        </w:tc>
+        <w:tc>
+          <w:tcPr/>
+          <w:p>
+            <w:pPr>
+              <w:pStyle w:val="Compact"/>
+              <w:jc w:val="right"/>
+            </w:pPr>
+            <w:r>
+              <w:t xml:space="preserve">+36.3 °C</w:t>
+            </w:r>
+          </w:p>
+        </w:tc>
+        <w:tc>
+          <w:tcPr/>
+          <w:p>
+            <w:pPr>
+              <w:pStyle w:val="Compact"/>
+              <w:jc w:val="right"/>
+            </w:pPr>
+            <w:r>
+              <w:t xml:space="preserve">+50 °C</w:t>
+            </w:r>
+          </w:p>
+        </w:tc>
+        <w:tc>
+          <w:tcPr/>
+          <w:p>
+            <w:pPr>
+              <w:pStyle w:val="Compact"/>
+              <w:jc w:val="right"/>
+            </w:pPr>
+            <w:r>
+              <w:t xml:space="preserve">13.7 K</w:t>
+            </w:r>
+          </w:p>
+        </w:tc>
+      </w:tr>
+      <w:tr>
+        <w:tc>
+          <w:tcPr/>
+          <w:p>
+            <w:pPr>
+              <w:pStyle w:val="Compact"/>
+              <w:jc w:val="left"/>
+            </w:pPr>
+            <w:r>
+              <w:t xml:space="preserve">Eclipse, steady-state bound</w:t>
+            </w:r>
+          </w:p>
+        </w:tc>
+        <w:tc>
+          <w:tcPr/>
+          <w:p>
+            <w:pPr>
+              <w:pStyle w:val="Compact"/>
+              <w:jc w:val="right"/>
+            </w:pPr>
+            <w:r>
+              <w:t xml:space="preserve">-13.1 °C</w:t>
+            </w:r>
+          </w:p>
+        </w:tc>
+        <w:tc>
+          <w:tcPr/>
+          <w:p>
+            <w:pPr>
+              <w:pStyle w:val="Compact"/>
+              <w:jc w:val="right"/>
+            </w:pPr>
+            <w:r>
+              <w:t xml:space="preserve">-20 °C</w:t>
+            </w:r>
+          </w:p>
+        </w:tc>
+        <w:tc>
+          <w:tcPr/>
+          <w:p>
+            <w:pPr>
+              <w:pStyle w:val="Compact"/>
+              <w:jc w:val="right"/>
+            </w:pPr>
+            <w:r>
+              <w:t xml:space="preserve">6.9 K</w:t>
+            </w:r>
+          </w:p>
+        </w:tc>
+      </w:tr>
+      <w:tr>
+        <w:tc>
+          <w:tcPr/>
+          <w:p>
+            <w:pPr>
+              <w:pStyle w:val="Compact"/>
+              <w:jc w:val="left"/>
+            </w:pPr>
+            <w:r>
+              <w:t xml:space="preserve">Eclipse, transient prediction (Section 12.3)</w:t>
+            </w:r>
+          </w:p>
+        </w:tc>
+        <w:tc>
+          <w:tcPr/>
+          <w:p>
+            <w:pPr>
+              <w:pStyle w:val="Compact"/>
+              <w:jc w:val="right"/>
+            </w:pPr>
+            <w:r>
+              <w:t xml:space="preserve">+32.4 °C</w:t>
+            </w:r>
+          </w:p>
+        </w:tc>
+        <w:tc>
+          <w:tcPr/>
+          <w:p>
+            <w:pPr>
+              <w:pStyle w:val="Compact"/>
+              <w:jc w:val="right"/>
+            </w:pPr>
+            <w:r>
+              <w:t xml:space="preserve">-20 °C</w:t>
+            </w:r>
+          </w:p>
+        </w:tc>
+        <w:tc>
+          <w:tcPr/>
+          <w:p>
+            <w:pPr>
+              <w:pStyle w:val="Compact"/>
+              <w:jc w:val="right"/>
+            </w:pPr>
+            <w:r>
+              <w:t xml:space="preserve">52.4 K</w:t>
+            </w:r>
+          </w:p>
+        </w:tc>
+      </w:tr>
+      <w:tr>
+        <w:tc>
+          <w:tcPr/>
+          <w:p>
+            <w:pPr>
+              <w:pStyle w:val="Compact"/>
+              <w:jc w:val="left"/>
+            </w:pPr>
+            <w:r>
+              <w:t xml:space="preserve">Sunlit, with a 25% internal load growth allowance</w:t>
+            </w:r>
+          </w:p>
+        </w:tc>
+        <w:tc>
+          <w:tcPr/>
+          <w:p>
+            <w:pPr>
+              <w:pStyle w:val="Compact"/>
+              <w:jc w:val="right"/>
+            </w:pPr>
+            <w:r>
+              <w:t xml:space="preserve">+45.5 °C</w:t>
+            </w:r>
+          </w:p>
+        </w:tc>
+        <w:tc>
+          <w:tcPr/>
+          <w:p>
+            <w:pPr>
+              <w:pStyle w:val="Compact"/>
+              <w:jc w:val="right"/>
+            </w:pPr>
+            <w:r>
+              <w:t xml:space="preserve">+50 °C</w:t>
+            </w:r>
+          </w:p>
+        </w:tc>
+        <w:tc>
+          <w:tcPr/>
+          <w:p>
+            <w:pPr>
+              <w:pStyle w:val="Compact"/>
+              <w:jc w:val="right"/>
+            </w:pPr>
+            <w:r>
+              <w:t xml:space="preserve">4.5 K</w:t>
+            </w:r>
+          </w:p>
+        </w:tc>
+      </w:tr>
+    </w:tbl>
+    <w:p>
+      <w:pPr>
+        <w:pStyle w:val="BodyText"/>
+      </w:pPr>
+      <w:r>
+        <w:t xml:space="preserve">Three things follow from that table.</w:t>
+      </w:r>
+    </w:p>
+    <w:p>
+      <w:pPr>
+        <w:pStyle w:val="BodyText"/>
+      </w:pPr>
+      <w:r>
+        <w:rPr>
+          <w:b/>
+          <w:bCs/>
+        </w:rPr>
+        <w:t xml:space="preserve">The hot case is the binding one, and it is the case the radiator is sized against.</w:t>
+      </w:r>
+      <w:r>
+        <w:t xml:space="preserve"> </w:t>
+      </w:r>
+      <w:r>
+        <w:t xml:space="preserve">The nominal 13.7 K clears the 11 K uncertainty allowance normally carried on an analysis-only prediction before thermal balance test, but only just, and the growth case does not clear it at all. Load growth is therefore controlled as a requirement rather than absorbed later: the 1,200 W orbit-average dissipation in Table 3 is a not-to-exceed number levied on the subsystems, not a best estimate.</w:t>
+      </w:r>
+    </w:p>
+    <w:p>
+      <w:pPr>
+        <w:pStyle w:val="BodyText"/>
+      </w:pPr>
+      <w:r>
+        <w:rPr>
+          <w:b/>
+          <w:bCs/>
+        </w:rPr>
+        <w:t xml:space="preserve">The cold case is not as tight as the steady-state bound suggests.</w:t>
+      </w:r>
+      <w:r>
+        <w:t xml:space="preserve"> </w:t>
+      </w:r>
+      <w:r>
+        <w:t xml:space="preserve">The -13.1 °C figure is where an isothermal bus would settle given unlimited time in shadow. Section 12.3 integrates the actual 69.4 min eclipse and gets +32.4 °C, because the vehicle’s thermal time constant is roughly ten times the eclipse. The cold margin that matters is the component-level one on the outboard zones, and that is what the heaters own.</w:t>
+      </w:r>
+    </w:p>
+    <w:p>
+      <w:pPr>
+        <w:pStyle w:val="BodyText"/>
+      </w:pPr>
+      <w:r>
+        <w:rPr>
+          <w:b/>
+          <w:bCs/>
+        </w:rPr>
+        <w:t xml:space="preserve">Oversizing the radiator is a trade, not a free improvement.</w:t>
+      </w:r>
+      <w:r>
+        <w:t xml:space="preserve"> </w:t>
+      </w:r>
+      <w:r>
+        <w:t xml:space="preserve">Growing the radiator from 4.9 to 5.5 m² would take the sunlit case to +29.2 °C and raise the hot margin to 20.8 K, which looks attractive until the cold side is checked: the same change drives the isothermal eclipse bound from -13.1 °C to -19.0 °C and raises the heater power needed to hold the bus at 0 °C from 260 W to 402 W. That 142 W is a direct charge against the power budget in Table 5 and against the battery in Eq. (14). The 4.9 m² baseline is selected because it is the smallest area that clears the hot limit with the uncertainty allowance intact, which leaves the cold case to the heaters, where it is cheaper to solve.</w:t>
+      </w:r>
+    </w:p>
+    <w:p>
+      <w:pPr>
+        <w:pStyle w:val="BodyText"/>
+      </w:pPr>
+      <w:r>
+        <w:t xml:space="preserve">The residual risk is concentrated in the growth case, and it is retired the same way every thermal program retires it: by correlating the model against hardware in the thermal balance test recommended in Section 8.4, and by holding radiator panel growth as a mass and area reserve until that correlation exists.</w:t>
+      </w:r>
+    </w:p>
+    <w:bookmarkEnd w:id="63"/>
+    <w:bookmarkStart w:id="64" w:name="X09ab0c7e0453a9997eb029b0659d90ce9448e40"/>
+    <w:p>
+      <w:pPr>
+        <w:pStyle w:val="Heading3"/>
+      </w:pPr>
+      <w:r>
+        <w:t xml:space="preserve">8.3 Recommended thermal control system and why</w:t>
       </w:r>
     </w:p>
     <w:p>
@@ -9588,14 +12868,14 @@
         <w:t xml:space="preserve">A client that has been powered down is cold, and a conductive path into a captured client would pull MESA’s bus down with it, so the capture mechanism uses low-conductance standoffs. This is a servicer-specific requirement with no analogue on a conventional satellite.</w:t>
       </w:r>
     </w:p>
-    <w:bookmarkEnd w:id="63"/>
-    <w:bookmarkStart w:id="64" w:name="ground-testing-recommendation"/>
+    <w:bookmarkEnd w:id="64"/>
+    <w:bookmarkStart w:id="65" w:name="ground-testing-recommendation"/>
     <w:p>
       <w:pPr>
         <w:pStyle w:val="Heading3"/>
       </w:pPr>
       <w:r>
-        <w:t xml:space="preserve">8.3 Ground testing recommendation</w:t>
+        <w:t xml:space="preserve">8.4 Ground testing recommendation</w:t>
       </w:r>
     </w:p>
     <w:p>
@@ -9603,7 +12883,7 @@
         <w:pStyle w:val="FirstParagraph"/>
       </w:pPr>
       <w:r>
-        <w:t xml:space="preserve">I recommend the</w:t>
+        <w:t xml:space="preserve">The recommendation is the</w:t>
       </w:r>
       <w:r>
         <w:t xml:space="preserve"> </w:t>
@@ -9682,9 +12962,9 @@
         </w:pict>
       </w:r>
     </w:p>
-    <w:bookmarkEnd w:id="64"/>
     <w:bookmarkEnd w:id="65"/>
-    <w:bookmarkStart w:id="69" w:name="plasma-environment"/>
+    <w:bookmarkEnd w:id="66"/>
+    <w:bookmarkStart w:id="70" w:name="plasma-environment"/>
     <w:p>
       <w:pPr>
         <w:pStyle w:val="Heading2"/>
@@ -9701,7 +12981,7 @@
         <w:t xml:space="preserve">Section 4.3 identified surface charging as the leading cause of GEO anomalies. This section quantifies it for MESA and works the design response, including the one charging failure mode that is unique to a servicing vehicle.</w:t>
       </w:r>
     </w:p>
-    <w:bookmarkStart w:id="66" w:name="risks"/>
+    <w:bookmarkStart w:id="67" w:name="risks"/>
     <w:p>
       <w:pPr>
         <w:pStyle w:val="Heading3"/>
@@ -9715,12 +12995,29 @@
         <w:pStyle w:val="FirstParagraph"/>
       </w:pPr>
       <w:r>
-        <w:t xml:space="preserve">GEO sits in the hot plasma sheet, and during substorms the electron population reaches keV to tens of keV temperatures. Balancing the electron and ion currents to a floating conductor in a</w:t>
+        <w:t xml:space="preserve">GEO sits in the hot plasma sheet, and during substorms the electron population reaches keV to tens of keV temperatures. The vehicle is electrically isolated from that plasma, so it floats to whatever potential balances the currents reaching it.</w:t>
+      </w:r>
+    </w:p>
+    <w:p>
+      <w:pPr>
+        <w:pStyle w:val="BodyText"/>
+      </w:pPr>
+      <w:r>
+        <w:t xml:space="preserve">Electrons and ions in the plasma sheet share roughly the same temperature, but an electron is about</w:t>
       </w:r>
       <w:r>
         <w:t xml:space="preserve"> </w:t>
       </w:r>
       <m:oMath>
+        <m:r>
+          <m:t>1.8</m:t>
+        </m:r>
+        <m:r>
+          <m:rPr>
+            <m:sty m:val="p"/>
+          </m:rPr>
+          <m:t>×</m:t>
+        </m:r>
         <m:sSup>
           <m:e>
             <m:r>
@@ -9729,7 +13026,7 @@
           </m:e>
           <m:sup>
             <m:r>
-              <m:t>7</m:t>
+              <m:t>3</m:t>
             </m:r>
           </m:sup>
         </m:sSup>
@@ -9738,7 +13035,7 @@
         <w:t xml:space="preserve"> </w:t>
       </w:r>
       <w:r>
-        <w:t xml:space="preserve">K plasma gives the standard result [15]:</w:t>
+        <w:t xml:space="preserve">times lighter than a proton and therefore moves about 43 times faster at that temperature. An uncharged surface would collect electrons far faster than ions, so it charges negative, and it keeps charging until the growing negative potential repels enough of the incoming electron flux to match the ion flux it still collects. Setting those two currents equal and solving for the potential leaves a result proportional to the electron temperature, with a coefficient set by the electron-to-ion mass ratio and by the current-collection model assumed. The value this course uses for a hydrogen plasma sheet is 2.50, giving Eq. (8) [15]:</w:t>
       </w:r>
     </w:p>
     <w:p>
@@ -9804,9 +13101,18 @@
                   </m:sSub>
                 </m:num>
                 <m:den>
-                  <m:r>
-                    <m:t>e</m:t>
-                  </m:r>
+                  <m:sSub>
+                    <m:e>
+                      <m:r>
+                        <m:t>q</m:t>
+                      </m:r>
+                    </m:e>
+                    <m:sub>
+                      <m:r>
+                        <m:t>e</m:t>
+                      </m:r>
+                    </m:sub>
+                  </m:sSub>
                 </m:den>
               </m:f>
               <m:r>
@@ -9844,6 +13150,351 @@
         <w:pStyle w:val="FirstParagraph"/>
       </w:pPr>
       <w:r>
+        <w:t xml:space="preserve">where</w:t>
+      </w:r>
+      <w:r>
+        <w:t xml:space="preserve"> </w:t>
+      </w:r>
+      <m:oMath>
+        <m:r>
+          <m:t>V</m:t>
+        </m:r>
+      </m:oMath>
+      <w:r>
+        <w:t xml:space="preserve"> </w:t>
+      </w:r>
+      <w:r>
+        <w:t xml:space="preserve">is the floating potential of the vehicle relative to the surrounding plasma (V),</w:t>
+      </w:r>
+      <w:r>
+        <w:t xml:space="preserve"> </w:t>
+      </w:r>
+      <m:oMath>
+        <m:sSub>
+          <m:e>
+            <m:r>
+              <m:t>k</m:t>
+            </m:r>
+          </m:e>
+          <m:sub>
+            <m:r>
+              <m:t>B</m:t>
+            </m:r>
+          </m:sub>
+        </m:sSub>
+      </m:oMath>
+      <w:r>
+        <w:t xml:space="preserve"> </w:t>
+      </w:r>
+      <w:r>
+        <w:t xml:space="preserve">the Boltzmann constant (</w:t>
+      </w:r>
+      <m:oMath>
+        <m:r>
+          <m:t>1.381</m:t>
+        </m:r>
+        <m:r>
+          <m:rPr>
+            <m:sty m:val="p"/>
+          </m:rPr>
+          <m:t>×</m:t>
+        </m:r>
+        <m:sSup>
+          <m:e>
+            <m:r>
+              <m:t>10</m:t>
+            </m:r>
+          </m:e>
+          <m:sup>
+            <m:r>
+              <m:rPr>
+                <m:sty m:val="p"/>
+              </m:rPr>
+              <m:t>−</m:t>
+            </m:r>
+            <m:r>
+              <m:t>23</m:t>
+            </m:r>
+          </m:sup>
+        </m:sSup>
+      </m:oMath>
+      <w:r>
+        <w:t xml:space="preserve"> </w:t>
+      </w:r>
+      <w:r>
+        <w:t xml:space="preserve">J/K),</w:t>
+      </w:r>
+      <w:r>
+        <w:t xml:space="preserve"> </w:t>
+      </w:r>
+      <m:oMath>
+        <m:sSub>
+          <m:e>
+            <m:r>
+              <m:t>T</m:t>
+            </m:r>
+          </m:e>
+          <m:sub>
+            <m:r>
+              <m:t>e</m:t>
+            </m:r>
+          </m:sub>
+        </m:sSub>
+      </m:oMath>
+      <w:r>
+        <w:t xml:space="preserve"> </w:t>
+      </w:r>
+      <w:r>
+        <w:t xml:space="preserve">the plasma sheet electron temperature (K), and</w:t>
+      </w:r>
+      <w:r>
+        <w:t xml:space="preserve"> </w:t>
+      </w:r>
+      <m:oMath>
+        <m:sSub>
+          <m:e>
+            <m:r>
+              <m:t>q</m:t>
+            </m:r>
+          </m:e>
+          <m:sub>
+            <m:r>
+              <m:t>e</m:t>
+            </m:r>
+          </m:sub>
+        </m:sSub>
+      </m:oMath>
+      <w:r>
+        <w:t xml:space="preserve"> </w:t>
+      </w:r>
+      <w:r>
+        <w:t xml:space="preserve">the elementary charge (</w:t>
+      </w:r>
+      <m:oMath>
+        <m:r>
+          <m:t>1.602</m:t>
+        </m:r>
+        <m:r>
+          <m:rPr>
+            <m:sty m:val="p"/>
+          </m:rPr>
+          <m:t>×</m:t>
+        </m:r>
+        <m:sSup>
+          <m:e>
+            <m:r>
+              <m:t>10</m:t>
+            </m:r>
+          </m:e>
+          <m:sup>
+            <m:r>
+              <m:rPr>
+                <m:sty m:val="p"/>
+              </m:rPr>
+              <m:t>−</m:t>
+            </m:r>
+            <m:r>
+              <m:t>19</m:t>
+            </m:r>
+          </m:sup>
+        </m:sSup>
+      </m:oMath>
+      <w:r>
+        <w:t xml:space="preserve"> </w:t>
+      </w:r>
+      <w:r>
+        <w:t xml:space="preserve">C).</w:t>
+      </w:r>
+    </w:p>
+    <w:p>
+      <w:pPr>
+        <w:pStyle w:val="BodyText"/>
+      </w:pPr>
+      <w:r>
+        <w:t xml:space="preserve">The arithmetic is worth showing, because the answer is only as good as the electron temperature that goes into it. Taking the substorm plasma sheet at</w:t>
+      </w:r>
+      <w:r>
+        <w:t xml:space="preserve"> </w:t>
+      </w:r>
+      <m:oMath>
+        <m:sSub>
+          <m:e>
+            <m:r>
+              <m:t>T</m:t>
+            </m:r>
+          </m:e>
+          <m:sub>
+            <m:r>
+              <m:t>e</m:t>
+            </m:r>
+          </m:sub>
+        </m:sSub>
+        <m:r>
+          <m:rPr>
+            <m:sty m:val="p"/>
+          </m:rPr>
+          <m:t>=</m:t>
+        </m:r>
+        <m:sSup>
+          <m:e>
+            <m:r>
+              <m:t>10</m:t>
+            </m:r>
+          </m:e>
+          <m:sup>
+            <m:r>
+              <m:t>7</m:t>
+            </m:r>
+          </m:sup>
+        </m:sSup>
+      </m:oMath>
+      <w:r>
+        <w:t xml:space="preserve"> </w:t>
+      </w:r>
+      <w:r>
+        <w:t xml:space="preserve">K, which is the environment definition this course uses for GEO charging [15],</w:t>
+      </w:r>
+    </w:p>
+    <w:p>
+      <w:pPr>
+        <w:pStyle w:val="BodyText"/>
+      </w:pPr>
+      <w:r>
+        <w:t xml:space="preserve">$$\frac{k_B T_e}{q_e} = \frac{(1.381\times10^{-23})(10^{7})}{1.602\times10^{-19}} = 862\ \text{V}, \qquad V = -2.50 \times 862 = -2{,}155\ \text{V}\tag{9}$$</w:t>
+      </w:r>
+    </w:p>
+    <w:p>
+      <w:pPr>
+        <w:pStyle w:val="FirstParagraph"/>
+      </w:pPr>
+      <w:r>
+        <w:t xml:space="preserve">which rounds to the -2.16 kV quoted above. Two checks on that number. The ratio</w:t>
+      </w:r>
+      <w:r>
+        <w:t xml:space="preserve"> </w:t>
+      </w:r>
+      <m:oMath>
+        <m:sSub>
+          <m:e>
+            <m:r>
+              <m:t>k</m:t>
+            </m:r>
+          </m:e>
+          <m:sub>
+            <m:r>
+              <m:t>B</m:t>
+            </m:r>
+          </m:sub>
+        </m:sSub>
+        <m:sSub>
+          <m:e>
+            <m:r>
+              <m:t>T</m:t>
+            </m:r>
+          </m:e>
+          <m:sub>
+            <m:r>
+              <m:t>e</m:t>
+            </m:r>
+          </m:sub>
+        </m:sSub>
+        <m:r>
+          <m:rPr>
+            <m:sty m:val="p"/>
+          </m:rPr>
+          <m:t>/</m:t>
+        </m:r>
+        <m:sSub>
+          <m:e>
+            <m:r>
+              <m:t>q</m:t>
+            </m:r>
+          </m:e>
+          <m:sub>
+            <m:r>
+              <m:t>e</m:t>
+            </m:r>
+          </m:sub>
+        </m:sSub>
+      </m:oMath>
+      <w:r>
+        <w:t xml:space="preserve"> </w:t>
+      </w:r>
+      <w:r>
+        <w:t xml:space="preserve">is just the electron temperature expressed in volts, and</w:t>
+      </w:r>
+      <w:r>
+        <w:t xml:space="preserve"> </w:t>
+      </w:r>
+      <m:oMath>
+        <m:sSup>
+          <m:e>
+            <m:r>
+              <m:t>10</m:t>
+            </m:r>
+          </m:e>
+          <m:sup>
+            <m:r>
+              <m:t>7</m:t>
+            </m:r>
+          </m:sup>
+        </m:sSup>
+      </m:oMath>
+      <w:r>
+        <w:t xml:space="preserve"> </w:t>
+      </w:r>
+      <w:r>
+        <w:t xml:space="preserve">K is about 862 eV, so a kilovolt-scale answer is the right order of magnitude for a keV plasma. And the potential scales linearly with</w:t>
+      </w:r>
+      <w:r>
+        <w:t xml:space="preserve"> </w:t>
+      </w:r>
+      <m:oMath>
+        <m:sSub>
+          <m:e>
+            <m:r>
+              <m:t>T</m:t>
+            </m:r>
+          </m:e>
+          <m:sub>
+            <m:r>
+              <m:t>e</m:t>
+            </m:r>
+          </m:sub>
+        </m:sSub>
+      </m:oMath>
+      <w:r>
+        <w:t xml:space="preserve">, so a quieter plasma sheet at</w:t>
+      </w:r>
+      <w:r>
+        <w:t xml:space="preserve"> </w:t>
+      </w:r>
+      <m:oMath>
+        <m:sSup>
+          <m:e>
+            <m:r>
+              <m:t>10</m:t>
+            </m:r>
+          </m:e>
+          <m:sup>
+            <m:r>
+              <m:t>6</m:t>
+            </m:r>
+          </m:sup>
+        </m:sSup>
+      </m:oMath>
+      <w:r>
+        <w:t xml:space="preserve"> </w:t>
+      </w:r>
+      <w:r>
+        <w:t xml:space="preserve">K would float the vehicle at only -216 V, which is why charging is a substorm problem rather than a continuous one.</w:t>
+      </w:r>
+    </w:p>
+    <w:p>
+      <w:pPr>
+        <w:pStyle w:val="BodyText"/>
+      </w:pPr>
+      <w:r>
         <w:t xml:space="preserve">The absolute potential is not what breaks hardware. A well-bonded conductive vehicle can sit a couple of kilovolts below its environment and function normally. The danger is differential charging: coverglass, Kapton, and metal structure charge to different potentials, and once the gap between them exceeds the breakdown threshold the result is an arc [6], [15]. That arc is the leading cause of GEO anomalies and the mechanism behind the Galaxy 15 loss of command for eight months [7]. Deep-dielectric charging compounds the problem, because MeV outer-belt electrons penetrate the skin entirely and deposit charge inside cable dielectrics and circuit boards, which then discharge into buried signal lines [6]. Surface grounding does nothing for this mechanism; only shielding and bulk conductivity help.</w:t>
       </w:r>
     </w:p>
@@ -9873,8 +13524,8 @@
         <w:t xml:space="preserve">MESA and its client float independently and reach different potentials, because they have different surface materials, different areas, and different illumination histories. At the moment of capture the two vehicles are bonded through the docking mechanism, and the potential difference equalizes through whatever path is available. If that path is the capture latch or a signal umbilical, the discharge damages the mechanism or the avionics on both vehicles, and MESA has just destroyed the asset it was sent to save. No conventional satellite carries this failure mode, because no conventional satellite deliberately touches another one.</w:t>
       </w:r>
     </w:p>
-    <w:bookmarkEnd w:id="66"/>
-    <w:bookmarkStart w:id="67" w:name="mitigations"/>
+    <w:bookmarkEnd w:id="67"/>
+    <w:bookmarkStart w:id="68" w:name="mitigations"/>
     <w:p>
       <w:pPr>
         <w:pStyle w:val="Heading3"/>
@@ -9915,8 +13566,8 @@
         <w:t xml:space="preserve">mechanical contact, so equalization happens through a controlled emissive path rather than through the capture latch. Layered on top of the hardware, docking windows are scheduled against the SWPC feed from Section 5, and proximity operations hold during substorm conditions and Kp excursions. This is the hold gate drawn in Figure 1, and it is the reason the space weather feed is a contractual requirement rather than a convenience.</w:t>
       </w:r>
     </w:p>
-    <w:bookmarkEnd w:id="67"/>
-    <w:bookmarkStart w:id="68" w:name="impact-on-the-other-subsystems"/>
+    <w:bookmarkEnd w:id="68"/>
+    <w:bookmarkStart w:id="69" w:name="impact-on-the-other-subsystems"/>
     <w:p>
       <w:pPr>
         <w:pStyle w:val="Heading3"/>
@@ -9929,12 +13580,36 @@
       <w:pPr>
         <w:pStyle w:val="FirstParagraph"/>
       </w:pPr>
+      <w:r>
+        <w:t xml:space="preserve">The mitigations above are not free to the rest of the vehicle.</w:t>
+      </w:r>
+      <w:r>
+        <w:t xml:space="preserve"> </w:t>
+      </w:r>
       <w:r>
         <w:rPr>
           <w:b/>
           <w:bCs/>
         </w:rPr>
-        <w:t xml:space="preserve">Table 9:</w:t>
+        <w:t xml:space="preserve">Table 10</w:t>
+      </w:r>
+      <w:r>
+        <w:t xml:space="preserve"> </w:t>
+      </w:r>
+      <w:r>
+        <w:t xml:space="preserve">works through what each one costs.</w:t>
+      </w:r>
+    </w:p>
+    <w:p>
+      <w:pPr>
+        <w:pStyle w:val="BodyText"/>
+      </w:pPr>
+      <w:r>
+        <w:rPr>
+          <w:b/>
+          <w:bCs/>
+        </w:rPr>
+        <w:t xml:space="preserve">Table 10:</w:t>
       </w:r>
       <w:r>
         <w:t xml:space="preserve"> </w:t>
@@ -10189,9 +13864,9 @@
         </w:pict>
       </w:r>
     </w:p>
-    <w:bookmarkEnd w:id="68"/>
     <w:bookmarkEnd w:id="69"/>
-    <w:bookmarkStart w:id="73" w:name="radiation-environment"/>
+    <w:bookmarkEnd w:id="70"/>
+    <w:bookmarkStart w:id="74" w:name="radiation-environment"/>
     <w:p>
       <w:pPr>
         <w:pStyle w:val="Heading2"/>
@@ -10208,7 +13883,7 @@
         <w:t xml:space="preserve">Plasma acts on the vehicle’s surfaces. Radiation passes through them, so the design response shifts from coatings and bonding to part selection and shielding.</w:t>
       </w:r>
     </w:p>
-    <w:bookmarkStart w:id="70" w:name="risks-1"/>
+    <w:bookmarkStart w:id="71" w:name="risks-1"/>
     <w:p>
       <w:pPr>
         <w:pStyle w:val="Heading3"/>
@@ -10256,7 +13931,7 @@
         <w:t xml:space="preserve"> </w:t>
       </w:r>
       <w:r>
-        <w:t xml:space="preserve">I assume</w:t>
+        <w:t xml:space="preserve">The design assumes</w:t>
       </w:r>
       <w:r>
         <w:t xml:space="preserve"> </w:t>
@@ -10345,14 +14020,14 @@
           <w:b/>
           <w:bCs/>
         </w:rPr>
-        <w:t xml:space="preserve">I specify category R parts</w:t>
-      </w:r>
-      <w:r>
-        <w:t xml:space="preserve">, which holds even if the annual dose assumption is wrong by a factor of two. That insensitivity is why I am comfortable carrying an assumed dose rate rather than a modeled one at this stage of the design.</w:t>
-      </w:r>
-    </w:p>
-    <w:bookmarkEnd w:id="70"/>
-    <w:bookmarkStart w:id="71" w:name="mitigations-1"/>
+        <w:t xml:space="preserve">category R parts are specified</w:t>
+      </w:r>
+      <w:r>
+        <w:t xml:space="preserve">, a selection that holds even if the annual dose assumption is wrong by a factor of two. That insensitivity is what makes an assumed dose rate defensible at this stage of the design in place of a modeled one.</w:t>
+      </w:r>
+    </w:p>
+    <w:bookmarkEnd w:id="71"/>
+    <w:bookmarkStart w:id="72" w:name="mitigations-1"/>
     <w:p>
       <w:pPr>
         <w:pStyle w:val="Heading3"/>
@@ -10390,8 +14065,8 @@
         <w:t xml:space="preserve">Underneath the hardware sits a formal radiation hardness assurance program, which identifies the exposure, sets margins, maintains a parts list, procures hardened parts where possible, and qualifies the remainder by test [14]. Two mission-level measures complete the picture. The SWPC feed from Section 5 gives warning of a proton event, so the vehicle safes non-essential avionics and holds proximity operations, and docking never begins inside a forecast SEP window. Separately, the array is sized so that post-degradation output still covers peak load, as Section 12.2 shows, rather than sized at beginning of life and allowed to fall short.</w:t>
       </w:r>
     </w:p>
-    <w:bookmarkEnd w:id="71"/>
-    <w:bookmarkStart w:id="72" w:name="impact-on-the-other-subsystems-1"/>
+    <w:bookmarkEnd w:id="72"/>
+    <w:bookmarkStart w:id="73" w:name="impact-on-the-other-subsystems-1"/>
     <w:p>
       <w:pPr>
         <w:pStyle w:val="Heading3"/>
@@ -10404,12 +14079,36 @@
       <w:pPr>
         <w:pStyle w:val="FirstParagraph"/>
       </w:pPr>
+      <w:r>
+        <w:t xml:space="preserve">As with plasma, the mitigations propagate outward, and</w:t>
+      </w:r>
+      <w:r>
+        <w:t xml:space="preserve"> </w:t>
+      </w:r>
       <w:r>
         <w:rPr>
           <w:b/>
           <w:bCs/>
         </w:rPr>
-        <w:t xml:space="preserve">Table 10:</w:t>
+        <w:t xml:space="preserve">Table 11</w:t>
+      </w:r>
+      <w:r>
+        <w:t xml:space="preserve"> </w:t>
+      </w:r>
+      <w:r>
+        <w:t xml:space="preserve">accounts for them.</w:t>
+      </w:r>
+    </w:p>
+    <w:p>
+      <w:pPr>
+        <w:pStyle w:val="BodyText"/>
+      </w:pPr>
+      <w:r>
+        <w:rPr>
+          <w:b/>
+          <w:bCs/>
+        </w:rPr>
+        <w:t xml:space="preserve">Table 11:</w:t>
       </w:r>
       <w:r>
         <w:t xml:space="preserve"> </w:t>
@@ -10622,9 +14321,9 @@
         </w:pict>
       </w:r>
     </w:p>
-    <w:bookmarkEnd w:id="72"/>
     <w:bookmarkEnd w:id="73"/>
-    <w:bookmarkStart w:id="83" w:name="attitude-determination-and-control-adacs"/>
+    <w:bookmarkEnd w:id="74"/>
+    <w:bookmarkStart w:id="84" w:name="attitude-determination-and-control-adacs"/>
     <w:p>
       <w:pPr>
         <w:pStyle w:val="Heading2"/>
@@ -10641,7 +14340,7 @@
         <w:t xml:space="preserve">Sections 9 and 10 covered what the environment does to the vehicle’s surfaces and electronics. It also pushes on the vehicle mechanically, and sizing the attitude control hardware means quantifying those pushes first.</w:t>
       </w:r>
     </w:p>
-    <w:bookmarkStart w:id="77" w:name="the-four-disturbance-torques"/>
+    <w:bookmarkStart w:id="78" w:name="the-four-disturbance-torques"/>
     <w:p>
       <w:pPr>
         <w:pStyle w:val="Heading3"/>
@@ -10655,7 +14354,7 @@
         <w:pStyle w:val="FirstParagraph"/>
       </w:pPr>
       <w:r>
-        <w:t xml:space="preserve">I evaluated all four external disturbance torques at GEO using the standard worst-case relations [3] with the Table 3 geometry.</w:t>
+        <w:t xml:space="preserve">All four external disturbance torques were evaluated at GEO using the standard worst-case relations [3] with the Table 3 geometry.</w:t>
       </w:r>
       <w:r>
         <w:t xml:space="preserve"> </w:t>
@@ -10665,7 +14364,7 @@
           <w:b/>
           <w:bCs/>
         </w:rPr>
-        <w:t xml:space="preserve">Table 11</w:t>
+        <w:t xml:space="preserve">Table 12</w:t>
       </w:r>
       <w:r>
         <w:t xml:space="preserve"> </w:t>
@@ -10699,7 +14398,7 @@
           <w:b/>
           <w:bCs/>
         </w:rPr>
-        <w:t xml:space="preserve">Table 11:</w:t>
+        <w:t xml:space="preserve">Table 12:</w:t>
       </w:r>
       <w:r>
         <w:t xml:space="preserve"> </w:t>
@@ -11254,9 +14953,18 @@
                 </m:rPr>
                 <m:t>=</m:t>
               </m:r>
-              <m:r>
-                <m:t>M</m:t>
-              </m:r>
+              <m:sSub>
+                <m:e>
+                  <m:r>
+                    <m:t>M</m:t>
+                  </m:r>
+                </m:e>
+                <m:sub>
+                  <m:r>
+                    <m:t>E</m:t>
+                  </m:r>
+                </m:sub>
+              </m:sSub>
               <m:r>
                 <m:rPr>
                   <m:sty m:val="p"/>
@@ -11410,7 +15118,7 @@
               <m:sSup>
                 <m:e>
                   <m:r>
-                    <m:t>V</m:t>
+                    <m:t>v</m:t>
                   </m:r>
                 </m:e>
                 <m:sup>
@@ -11625,6 +15333,466 @@
         </w:tc>
       </w:tr>
     </w:tbl>
+    <w:p>
+      <w:pPr>
+        <w:pStyle w:val="BodyText"/>
+      </w:pPr>
+      <w:r>
+        <w:t xml:space="preserve">In these four relations</w:t>
+      </w:r>
+      <w:r>
+        <w:t xml:space="preserve"> </w:t>
+      </w:r>
+      <m:oMath>
+        <m:sSub>
+          <m:e>
+            <m:r>
+              <m:t>F</m:t>
+            </m:r>
+          </m:e>
+          <m:sub>
+            <m:r>
+              <m:t>s</m:t>
+            </m:r>
+          </m:sub>
+        </m:sSub>
+      </m:oMath>
+      <w:r>
+        <w:t xml:space="preserve"> </w:t>
+      </w:r>
+      <w:r>
+        <w:t xml:space="preserve">is the solar constant (1,361 W/m²),</w:t>
+      </w:r>
+      <w:r>
+        <w:t xml:space="preserve"> </w:t>
+      </w:r>
+      <m:oMath>
+        <m:r>
+          <m:t>c</m:t>
+        </m:r>
+      </m:oMath>
+      <w:r>
+        <w:t xml:space="preserve"> </w:t>
+      </w:r>
+      <w:r>
+        <w:t xml:space="preserve">the speed of light (</w:t>
+      </w:r>
+      <m:oMath>
+        <m:r>
+          <m:t>2.998</m:t>
+        </m:r>
+        <m:r>
+          <m:rPr>
+            <m:sty m:val="p"/>
+          </m:rPr>
+          <m:t>×</m:t>
+        </m:r>
+        <m:sSup>
+          <m:e>
+            <m:r>
+              <m:t>10</m:t>
+            </m:r>
+          </m:e>
+          <m:sup>
+            <m:r>
+              <m:t>8</m:t>
+            </m:r>
+          </m:sup>
+        </m:sSup>
+      </m:oMath>
+      <w:r>
+        <w:t xml:space="preserve"> </w:t>
+      </w:r>
+      <w:r>
+        <w:t xml:space="preserve">m/s),</w:t>
+      </w:r>
+      <w:r>
+        <w:t xml:space="preserve"> </w:t>
+      </w:r>
+      <m:oMath>
+        <m:sSub>
+          <m:e>
+            <m:r>
+              <m:t>A</m:t>
+            </m:r>
+          </m:e>
+          <m:sub>
+            <m:r>
+              <m:t>s</m:t>
+            </m:r>
+          </m:sub>
+        </m:sSub>
+      </m:oMath>
+      <w:r>
+        <w:t xml:space="preserve"> </w:t>
+      </w:r>
+      <w:r>
+        <w:t xml:space="preserve">the illuminated area (m²),</w:t>
+      </w:r>
+      <w:r>
+        <w:t xml:space="preserve"> </w:t>
+      </w:r>
+      <m:oMath>
+        <m:r>
+          <m:t>q</m:t>
+        </m:r>
+      </m:oMath>
+      <w:r>
+        <w:t xml:space="preserve"> </w:t>
+      </w:r>
+      <w:r>
+        <w:t xml:space="preserve">the surface reflectance factor,</w:t>
+      </w:r>
+      <w:r>
+        <w:t xml:space="preserve"> </w:t>
+      </w:r>
+      <m:oMath>
+        <m:r>
+          <m:t>i</m:t>
+        </m:r>
+      </m:oMath>
+      <w:r>
+        <w:t xml:space="preserve"> </w:t>
+      </w:r>
+      <w:r>
+        <w:t xml:space="preserve">the solar incidence angle,</w:t>
+      </w:r>
+      <w:r>
+        <w:t xml:space="preserve"> </w:t>
+      </w:r>
+      <m:oMath>
+        <m:sSub>
+          <m:e>
+            <m:r>
+              <m:t>c</m:t>
+            </m:r>
+          </m:e>
+          <m:sub>
+            <m:r>
+              <m:t>p</m:t>
+            </m:r>
+            <m:r>
+              <m:t>s</m:t>
+            </m:r>
+          </m:sub>
+        </m:sSub>
+      </m:oMath>
+      <w:r>
+        <w:t xml:space="preserve">,</w:t>
+      </w:r>
+      <w:r>
+        <w:t xml:space="preserve"> </w:t>
+      </w:r>
+      <m:oMath>
+        <m:sSub>
+          <m:e>
+            <m:r>
+              <m:t>c</m:t>
+            </m:r>
+          </m:e>
+          <m:sub>
+            <m:r>
+              <m:t>p</m:t>
+            </m:r>
+            <m:r>
+              <m:t>a</m:t>
+            </m:r>
+          </m:sub>
+        </m:sSub>
+      </m:oMath>
+      <w:r>
+        <w:t xml:space="preserve">, and</w:t>
+      </w:r>
+      <w:r>
+        <w:t xml:space="preserve"> </w:t>
+      </w:r>
+      <m:oMath>
+        <m:sSub>
+          <m:e>
+            <m:r>
+              <m:t>c</m:t>
+            </m:r>
+          </m:e>
+          <m:sub>
+            <m:r>
+              <m:t>m</m:t>
+            </m:r>
+          </m:sub>
+        </m:sSub>
+      </m:oMath>
+      <w:r>
+        <w:t xml:space="preserve"> </w:t>
+      </w:r>
+      <w:r>
+        <w:t xml:space="preserve">the centers of solar pressure, aerodynamic pressure, and mass (m),</w:t>
+      </w:r>
+      <w:r>
+        <w:t xml:space="preserve"> </w:t>
+      </w:r>
+      <m:oMath>
+        <m:r>
+          <m:t>μ</m:t>
+        </m:r>
+      </m:oMath>
+      <w:r>
+        <w:t xml:space="preserve"> </w:t>
+      </w:r>
+      <w:r>
+        <w:t xml:space="preserve">the Earth gravitational parameter (m³/s²),</w:t>
+      </w:r>
+      <w:r>
+        <w:t xml:space="preserve"> </w:t>
+      </w:r>
+      <m:oMath>
+        <m:r>
+          <m:t>R</m:t>
+        </m:r>
+      </m:oMath>
+      <w:r>
+        <w:t xml:space="preserve"> </w:t>
+      </w:r>
+      <w:r>
+        <w:t xml:space="preserve">the orbit radius (m),</w:t>
+      </w:r>
+      <w:r>
+        <w:t xml:space="preserve"> </w:t>
+      </w:r>
+      <m:oMath>
+        <m:sSub>
+          <m:e>
+            <m:r>
+              <m:t>I</m:t>
+            </m:r>
+          </m:e>
+          <m:sub>
+            <m:r>
+              <m:t>z</m:t>
+            </m:r>
+          </m:sub>
+        </m:sSub>
+      </m:oMath>
+      <w:r>
+        <w:t xml:space="preserve"> </w:t>
+      </w:r>
+      <w:r>
+        <w:t xml:space="preserve">and</w:t>
+      </w:r>
+      <w:r>
+        <w:t xml:space="preserve"> </w:t>
+      </w:r>
+      <m:oMath>
+        <m:sSub>
+          <m:e>
+            <m:r>
+              <m:t>I</m:t>
+            </m:r>
+          </m:e>
+          <m:sub>
+            <m:r>
+              <m:t>y</m:t>
+            </m:r>
+          </m:sub>
+        </m:sSub>
+      </m:oMath>
+      <w:r>
+        <w:t xml:space="preserve"> </w:t>
+      </w:r>
+      <w:r>
+        <w:t xml:space="preserve">principal moments of inertia (kg</w:t>
+      </w:r>
+      <m:oMath>
+        <m:r>
+          <m:rPr>
+            <m:sty m:val="p"/>
+          </m:rPr>
+          <m:t>⋅</m:t>
+        </m:r>
+      </m:oMath>
+      <w:r>
+        <w:t xml:space="preserve">m²),</w:t>
+      </w:r>
+      <w:r>
+        <w:t xml:space="preserve"> </w:t>
+      </w:r>
+      <m:oMath>
+        <m:r>
+          <m:t>θ</m:t>
+        </m:r>
+      </m:oMath>
+      <w:r>
+        <w:t xml:space="preserve"> </w:t>
+      </w:r>
+      <w:r>
+        <w:t xml:space="preserve">the off-nadir angle,</w:t>
+      </w:r>
+      <w:r>
+        <w:t xml:space="preserve"> </w:t>
+      </w:r>
+      <m:oMath>
+        <m:r>
+          <m:t>D</m:t>
+        </m:r>
+      </m:oMath>
+      <w:r>
+        <w:t xml:space="preserve"> </w:t>
+      </w:r>
+      <w:r>
+        <w:t xml:space="preserve">the residual magnetic dipole (A</w:t>
+      </w:r>
+      <m:oMath>
+        <m:r>
+          <m:rPr>
+            <m:sty m:val="p"/>
+          </m:rPr>
+          <m:t>⋅</m:t>
+        </m:r>
+      </m:oMath>
+      <w:r>
+        <w:t xml:space="preserve">m²),</w:t>
+      </w:r>
+      <w:r>
+        <w:t xml:space="preserve"> </w:t>
+      </w:r>
+      <m:oMath>
+        <m:r>
+          <m:t>B</m:t>
+        </m:r>
+      </m:oMath>
+      <w:r>
+        <w:t xml:space="preserve"> </w:t>
+      </w:r>
+      <w:r>
+        <w:t xml:space="preserve">the local field strength (T),</w:t>
+      </w:r>
+      <w:r>
+        <w:t xml:space="preserve"> </w:t>
+      </w:r>
+      <m:oMath>
+        <m:sSub>
+          <m:e>
+            <m:r>
+              <m:t>M</m:t>
+            </m:r>
+          </m:e>
+          <m:sub>
+            <m:r>
+              <m:t>E</m:t>
+            </m:r>
+          </m:sub>
+        </m:sSub>
+      </m:oMath>
+      <w:r>
+        <w:t xml:space="preserve"> </w:t>
+      </w:r>
+      <w:r>
+        <w:t xml:space="preserve">Earth’s magnetic moment (</w:t>
+      </w:r>
+      <m:oMath>
+        <m:r>
+          <m:t>7.96</m:t>
+        </m:r>
+        <m:r>
+          <m:rPr>
+            <m:sty m:val="p"/>
+          </m:rPr>
+          <m:t>×</m:t>
+        </m:r>
+        <m:sSup>
+          <m:e>
+            <m:r>
+              <m:t>10</m:t>
+            </m:r>
+          </m:e>
+          <m:sup>
+            <m:r>
+              <m:t>15</m:t>
+            </m:r>
+          </m:sup>
+        </m:sSup>
+      </m:oMath>
+      <w:r>
+        <w:t xml:space="preserve"> </w:t>
+      </w:r>
+      <w:r>
+        <w:t xml:space="preserve">T</w:t>
+      </w:r>
+      <m:oMath>
+        <m:r>
+          <m:rPr>
+            <m:sty m:val="p"/>
+          </m:rPr>
+          <m:t>⋅</m:t>
+        </m:r>
+      </m:oMath>
+      <w:r>
+        <w:t xml:space="preserve">m³),</w:t>
+      </w:r>
+      <w:r>
+        <w:t xml:space="preserve"> </w:t>
+      </w:r>
+      <m:oMath>
+        <m:r>
+          <m:t>ρ</m:t>
+        </m:r>
+      </m:oMath>
+      <w:r>
+        <w:t xml:space="preserve"> </w:t>
+      </w:r>
+      <w:r>
+        <w:t xml:space="preserve">the neutral density (kg/m³),</w:t>
+      </w:r>
+      <w:r>
+        <w:t xml:space="preserve"> </w:t>
+      </w:r>
+      <m:oMath>
+        <m:sSub>
+          <m:e>
+            <m:r>
+              <m:t>C</m:t>
+            </m:r>
+          </m:e>
+          <m:sub>
+            <m:r>
+              <m:t>D</m:t>
+            </m:r>
+          </m:sub>
+        </m:sSub>
+      </m:oMath>
+      <w:r>
+        <w:t xml:space="preserve"> </w:t>
+      </w:r>
+      <w:r>
+        <w:t xml:space="preserve">the drag coefficient,</w:t>
+      </w:r>
+      <w:r>
+        <w:t xml:space="preserve"> </w:t>
+      </w:r>
+      <m:oMath>
+        <m:r>
+          <m:t>A</m:t>
+        </m:r>
+      </m:oMath>
+      <w:r>
+        <w:t xml:space="preserve"> </w:t>
+      </w:r>
+      <w:r>
+        <w:t xml:space="preserve">the ram area (m²), and</w:t>
+      </w:r>
+      <w:r>
+        <w:t xml:space="preserve"> </w:t>
+      </w:r>
+      <m:oMath>
+        <m:r>
+          <m:t>v</m:t>
+        </m:r>
+      </m:oMath>
+      <w:r>
+        <w:t xml:space="preserve"> </w:t>
+      </w:r>
+      <w:r>
+        <w:t xml:space="preserve">the orbital velocity (m/s).</w:t>
+      </w:r>
+    </w:p>
     <w:p>
       <w:pPr>
         <w:pStyle w:val="BodyText"/>
@@ -11998,7 +16166,7 @@
       </w:r>
       <m:oMath>
         <m:r>
-          <m:t>V</m:t>
+          <m:t>v</m:t>
         </m:r>
         <m:r>
           <m:rPr>
@@ -12119,18 +16287,18 @@
           <wp:inline>
             <wp:extent cx="5334000" cy="3692769"/>
             <wp:effectExtent b="0" l="0" r="0" t="0"/>
-            <wp:docPr descr="Figure 8: The four external disturbance torques versus altitude for the MESA geometry" title="" id="75" name="Picture"/>
+            <wp:docPr descr="Figure 8: The four external disturbance torques versus altitude for the MESA geometry" title="" id="76" name="Picture"/>
             <a:graphic>
               <a:graphicData uri="http://schemas.openxmlformats.org/drawingml/2006/picture">
                 <pic:pic>
                   <pic:nvPicPr>
-                    <pic:cNvPr descr="figures/fig8_disturbance_torques.png" id="76" name="Picture"/>
+                    <pic:cNvPr descr="figures/fig8_disturbance_torques.png" id="77" name="Picture"/>
                     <pic:cNvPicPr>
                       <a:picLocks noChangeArrowheads="1" noChangeAspect="1"/>
                     </pic:cNvPicPr>
                   </pic:nvPicPr>
                   <pic:blipFill>
-                    <a:blip r:embed="rId74"/>
+                    <a:blip r:embed="rId75"/>
                     <a:stretch>
                       <a:fillRect/>
                     </a:stretch>
@@ -12314,8 +16482,8 @@
         <w:t xml:space="preserve">; a long-boom vehicle at the same altitude would see far more. And aerodynamic torque at GEO is roughly seven hundred times smaller than SRP, which quantifies from a second direction the Section 3.3 conclusion that this is not a drag-driven design.</w:t>
       </w:r>
     </w:p>
-    <w:bookmarkEnd w:id="77"/>
-    <w:bookmarkStart w:id="81" w:name="actuator-sizing"/>
+    <w:bookmarkEnd w:id="78"/>
+    <w:bookmarkStart w:id="82" w:name="actuator-sizing"/>
     <w:p>
       <w:pPr>
         <w:pStyle w:val="Heading3"/>
@@ -12329,19 +16497,35 @@
         <w:pStyle w:val="FirstParagraph"/>
       </w:pPr>
       <w:r>
-        <w:t xml:space="preserve">Disturbance rejection is not what sizes the wheels. Slewing the mated stack is.</w:t>
-      </w:r>
-    </w:p>
-    <w:p>
-      <w:pPr>
-        <w:pStyle w:val="BodyText"/>
-      </w:pPr>
+        <w:t xml:space="preserve">Disturbance rejection is not what sizes the wheels. Slewing the mated stack is, and</w:t>
+      </w:r>
+      <w:r>
+        <w:t xml:space="preserve"> </w:t>
+      </w:r>
       <w:r>
         <w:rPr>
           <w:b/>
           <w:bCs/>
         </w:rPr>
-        <w:t xml:space="preserve">Table 12:</w:t>
+        <w:t xml:space="preserve">Table 13</w:t>
+      </w:r>
+      <w:r>
+        <w:t xml:space="preserve"> </w:t>
+      </w:r>
+      <w:r>
+        <w:t xml:space="preserve">compares every candidate driver on the same basis.</w:t>
+      </w:r>
+    </w:p>
+    <w:p>
+      <w:pPr>
+        <w:pStyle w:val="BodyText"/>
+      </w:pPr>
+      <w:r>
+        <w:rPr>
+          <w:b/>
+          <w:bCs/>
+        </w:rPr>
+        <w:t xml:space="preserve">Table 13:</w:t>
       </w:r>
       <w:r>
         <w:t xml:space="preserve"> </w:t>
@@ -12792,9 +16976,24 @@
                 </m:rPr>
                 <m:t>(</m:t>
               </m:r>
-              <m:r>
-                <m:t>P</m:t>
-              </m:r>
+              <m:sSub>
+                <m:e>
+                  <m:r>
+                    <m:t>P</m:t>
+                  </m:r>
+                </m:e>
+                <m:sub>
+                  <m:r>
+                    <m:t>o</m:t>
+                  </m:r>
+                  <m:r>
+                    <m:t>r</m:t>
+                  </m:r>
+                  <m:r>
+                    <m:t>b</m:t>
+                  </m:r>
+                </m:sub>
+              </m:sSub>
               <m:r>
                 <m:rPr>
                   <m:sty m:val="p"/>
@@ -12893,9 +17092,24 @@
               <m:r>
                 <m:t> </m:t>
               </m:r>
-              <m:r>
-                <m:t>P</m:t>
-              </m:r>
+              <m:sSub>
+                <m:e>
+                  <m:r>
+                    <m:t>P</m:t>
+                  </m:r>
+                </m:e>
+                <m:sub>
+                  <m:r>
+                    <m:t>o</m:t>
+                  </m:r>
+                  <m:r>
+                    <m:t>r</m:t>
+                  </m:r>
+                  <m:r>
+                    <m:t>b</m:t>
+                  </m:r>
+                </m:sub>
+              </m:sSub>
             </m:oMath>
           </w:p>
         </w:tc>
@@ -12940,7 +17154,21 @@
         <w:pStyle w:val="BodyText"/>
       </w:pPr>
       <w:r>
-        <w:t xml:space="preserve">The mated slew at 0.101 N</w:t>
+        <w:t xml:space="preserve">In these relations</w:t>
+      </w:r>
+      <w:r>
+        <w:t xml:space="preserve"> </w:t>
+      </w:r>
+      <m:oMath>
+        <m:r>
+          <m:t>M</m:t>
+        </m:r>
+      </m:oMath>
+      <w:r>
+        <w:t xml:space="preserve"> </w:t>
+      </w:r>
+      <w:r>
+        <w:t xml:space="preserve">is the control torque the wheels must produce (N</w:t>
       </w:r>
       <m:oMath>
         <m:r>
@@ -12951,7 +17179,216 @@
         </m:r>
       </m:oMath>
       <w:r>
-        <w:t xml:space="preserve">m is the driving case, larger than the free-flyer slew and about three thousand times the disturbance torque, so the disturbance term does not participate in the sizing at all. Applying a one hundred percent margin factor to that driving case gives the wheel torque requirement in Eq. (11):</w:t>
+        <w:t xml:space="preserve">m),</w:t>
+      </w:r>
+      <w:r>
+        <w:t xml:space="preserve"> </w:t>
+      </w:r>
+      <m:oMath>
+        <m:r>
+          <m:t>I</m:t>
+        </m:r>
+      </m:oMath>
+      <w:r>
+        <w:t xml:space="preserve"> </w:t>
+      </w:r>
+      <w:r>
+        <w:t xml:space="preserve">the moment of inertia about the slew axis (kg</w:t>
+      </w:r>
+      <m:oMath>
+        <m:r>
+          <m:rPr>
+            <m:sty m:val="p"/>
+          </m:rPr>
+          <m:t>⋅</m:t>
+        </m:r>
+      </m:oMath>
+      <w:r>
+        <w:t xml:space="preserve">m²),</w:t>
+      </w:r>
+      <w:r>
+        <w:t xml:space="preserve"> </w:t>
+      </w:r>
+      <m:oMath>
+        <m:r>
+          <m:t>θ</m:t>
+        </m:r>
+      </m:oMath>
+      <w:r>
+        <w:t xml:space="preserve"> </w:t>
+      </w:r>
+      <w:r>
+        <w:t xml:space="preserve">the slew angle (rad),</w:t>
+      </w:r>
+      <w:r>
+        <w:t xml:space="preserve"> </w:t>
+      </w:r>
+      <m:oMath>
+        <m:r>
+          <m:t>t</m:t>
+        </m:r>
+      </m:oMath>
+      <w:r>
+        <w:t xml:space="preserve"> </w:t>
+      </w:r>
+      <w:r>
+        <w:t xml:space="preserve">the time allowed for the slew (s),</w:t>
+      </w:r>
+      <w:r>
+        <w:t xml:space="preserve"> </w:t>
+      </w:r>
+      <m:oMath>
+        <m:r>
+          <m:t>H</m:t>
+        </m:r>
+      </m:oMath>
+      <w:r>
+        <w:t xml:space="preserve"> </w:t>
+      </w:r>
+      <w:r>
+        <w:t xml:space="preserve">the angular momentum the wheels must store (N</w:t>
+      </w:r>
+      <m:oMath>
+        <m:r>
+          <m:rPr>
+            <m:sty m:val="p"/>
+          </m:rPr>
+          <m:t>⋅</m:t>
+        </m:r>
+      </m:oMath>
+      <w:r>
+        <w:t xml:space="preserve">m</w:t>
+      </w:r>
+      <m:oMath>
+        <m:r>
+          <m:rPr>
+            <m:sty m:val="p"/>
+          </m:rPr>
+          <m:t>⋅</m:t>
+        </m:r>
+      </m:oMath>
+      <w:r>
+        <w:t xml:space="preserve">s),</w:t>
+      </w:r>
+      <w:r>
+        <w:t xml:space="preserve"> </w:t>
+      </w:r>
+      <m:oMath>
+        <m:sSub>
+          <m:e>
+            <m:r>
+              <m:t>T</m:t>
+            </m:r>
+          </m:e>
+          <m:sub>
+            <m:r>
+              <m:t>D</m:t>
+            </m:r>
+          </m:sub>
+        </m:sSub>
+      </m:oMath>
+      <w:r>
+        <w:t xml:space="preserve"> </w:t>
+      </w:r>
+      <w:r>
+        <w:t xml:space="preserve">the worst-case disturbance torque from Eq. (11) (N</w:t>
+      </w:r>
+      <m:oMath>
+        <m:r>
+          <m:rPr>
+            <m:sty m:val="p"/>
+          </m:rPr>
+          <m:t>⋅</m:t>
+        </m:r>
+      </m:oMath>
+      <w:r>
+        <w:t xml:space="preserve">m), and</w:t>
+      </w:r>
+      <w:r>
+        <w:t xml:space="preserve"> </w:t>
+      </w:r>
+      <m:oMath>
+        <m:sSub>
+          <m:e>
+            <m:r>
+              <m:t>P</m:t>
+            </m:r>
+          </m:e>
+          <m:sub>
+            <m:r>
+              <m:t>o</m:t>
+            </m:r>
+            <m:r>
+              <m:t>r</m:t>
+            </m:r>
+            <m:r>
+              <m:t>b</m:t>
+            </m:r>
+          </m:sub>
+        </m:sSub>
+      </m:oMath>
+      <w:r>
+        <w:t xml:space="preserve"> </w:t>
+      </w:r>
+      <w:r>
+        <w:t xml:space="preserve">the orbital period (86,164 s). The</w:t>
+      </w:r>
+      <w:r>
+        <w:t xml:space="preserve"> </w:t>
+      </w:r>
+      <m:oMath>
+        <m:r>
+          <m:t>4</m:t>
+        </m:r>
+        <m:r>
+          <m:t>I</m:t>
+        </m:r>
+        <m:r>
+          <m:t>θ</m:t>
+        </m:r>
+        <m:r>
+          <m:rPr>
+            <m:sty m:val="p"/>
+          </m:rPr>
+          <m:t>/</m:t>
+        </m:r>
+        <m:sSup>
+          <m:e>
+            <m:r>
+              <m:t>t</m:t>
+            </m:r>
+          </m:e>
+          <m:sup>
+            <m:r>
+              <m:t>2</m:t>
+            </m:r>
+          </m:sup>
+        </m:sSup>
+      </m:oMath>
+      <w:r>
+        <w:t xml:space="preserve"> </w:t>
+      </w:r>
+      <w:r>
+        <w:t xml:space="preserve">form assumes the standard accelerate-then-decelerate slew, half the time in each direction.</w:t>
+      </w:r>
+    </w:p>
+    <w:p>
+      <w:pPr>
+        <w:pStyle w:val="BodyText"/>
+      </w:pPr>
+      <w:r>
+        <w:t xml:space="preserve">The mated slew at 0.101 N</w:t>
+      </w:r>
+      <m:oMath>
+        <m:r>
+          <m:rPr>
+            <m:sty m:val="p"/>
+          </m:rPr>
+          <m:t>⋅</m:t>
+        </m:r>
+      </m:oMath>
+      <w:r>
+        <w:t xml:space="preserve">m is the driving case, larger than the free-flyer slew and about three thousand times the disturbance torque, so the disturbance term does not participate in the sizing at all. Applying a one hundred percent margin factor to that driving case gives the wheel torque requirement in Eq. (12):</w:t>
       </w:r>
     </w:p>
     <w:p>
@@ -13119,7 +17556,35 @@
         <w:pStyle w:val="FirstParagraph"/>
       </w:pPr>
       <w:r>
-        <w:t xml:space="preserve">At above 0.15 N</w:t>
+        <w:rPr>
+          <w:b/>
+          <w:bCs/>
+        </w:rPr>
+        <w:t xml:space="preserve">Justification for the one hundred percent margin.</w:t>
+      </w:r>
+      <w:r>
+        <w:t xml:space="preserve"> </w:t>
+      </w:r>
+      <w:r>
+        <w:t xml:space="preserve">A factor of two on actuator torque is the standard allowance at this stage of design [3], and on this vehicle three specific unknowns justify carrying it rather than trimming it.</w:t>
+      </w:r>
+    </w:p>
+    <w:p>
+      <w:pPr>
+        <w:pStyle w:val="BodyText"/>
+      </w:pPr>
+      <w:r>
+        <w:t xml:space="preserve">The first is the client. The 3,000 kg client in Table 3 is an assumption, and the mated inertia that sizes the wheels scales with whatever actually gets captured. Re-running the sizing across client masses shows what the margin buys:</w:t>
+      </w:r>
+      <w:r>
+        <w:t xml:space="preserve"> </w:t>
+      </w:r>
+      <w:r>
+        <w:rPr>
+          <w:b/>
+          <w:bCs/>
+        </w:rPr>
+        <w:t xml:space="preserve">0.20 N</w:t>
       </w:r>
       <m:oMath>
         <m:r>
@@ -13130,36 +17595,17 @@
         </m:r>
       </m:oMath>
       <w:r>
-        <w:t xml:space="preserve">m this lands in the large-satellite class, which carries</w:t>
-      </w:r>
-      <w:r>
-        <w:t xml:space="preserve"> </w:t>
-      </w:r>
-      <w:r>
         <w:rPr>
           <w:b/>
           <w:bCs/>
         </w:rPr>
-        <w:t xml:space="preserve">25 kg and 100 W per wheel</w:t>
-      </w:r>
-      <w:r>
-        <w:t xml:space="preserve"> </w:t>
-      </w:r>
-      <w:r>
-        <w:t xml:space="preserve">[17]. I baseline</w:t>
-      </w:r>
-      <w:r>
-        <w:t xml:space="preserve"> </w:t>
-      </w:r>
-      <w:r>
-        <w:rPr>
-          <w:b/>
-          <w:bCs/>
-        </w:rPr>
-        <w:t xml:space="preserve">four wheels in a pyramid</w:t>
-      </w:r>
-      <w:r>
-        <w:t xml:space="preserve">, which gives one-fault tolerance and three-axis control from any three of them.</w:t>
+        <w:t xml:space="preserve">m covers a client of up to about 14,100 kg</w:t>
+      </w:r>
+      <w:r>
+        <w:t xml:space="preserve"> </w:t>
+      </w:r>
+      <w:r>
+        <w:t xml:space="preserve">at the same 600 s slew, which is well beyond the heaviest satellite in the GEO belt. Without the margin the requirement is met only by the assumed client and nothing above it.</w:t>
       </w:r>
     </w:p>
     <w:p>
@@ -13167,20 +17613,15 @@
         <w:pStyle w:val="BodyText"/>
       </w:pPr>
       <w:r>
-        <w:t xml:space="preserve">The momentum behavior is the more interesting result. Because SRP at GEO is nearly constant in inertial space rather than cycling with orbit position, the stored momentum is</w:t>
-      </w:r>
-      <w:r>
-        <w:t xml:space="preserve"> </w:t>
-      </w:r>
-      <w:r>
-        <w:rPr>
-          <w:b/>
-          <w:bCs/>
-        </w:rPr>
-        <w:t xml:space="preserve">secular</w:t>
-      </w:r>
-      <w:r>
-        <w:t xml:space="preserve">: it ramps at 2.77 N</w:t>
+        <w:t xml:space="preserve">The second is that capture is not a nominal maneuver. A client with degraded attitude control arrives with residual body rates, and the combined center of mass is not known precisely until the two vehicles are mated and the stack is characterized on orbit. Both effects raise the torque actually demanded above the value a clean slew calculation predicts.</w:t>
+      </w:r>
+    </w:p>
+    <w:p>
+      <w:pPr>
+        <w:pStyle w:val="BodyText"/>
+      </w:pPr>
+      <w:r>
+        <w:t xml:space="preserve">The third is schedule authority. Held at 0.20 N</w:t>
       </w:r>
       <m:oMath>
         <m:r>
@@ -13191,7 +17632,36 @@
         </m:r>
       </m:oMath>
       <w:r>
-        <w:t xml:space="preserve">m</w:t>
+        <w:t xml:space="preserve">m, the baseline 3,000 kg client can be slewed in</w:t>
+      </w:r>
+      <w:r>
+        <w:t xml:space="preserve"> </w:t>
+      </w:r>
+      <w:r>
+        <w:rPr>
+          <w:b/>
+          <w:bCs/>
+        </w:rPr>
+        <w:t xml:space="preserve">425 s rather than 600 s</w:t>
+      </w:r>
+      <w:r>
+        <w:t xml:space="preserve">, a thirty percent faster maneuver. That matters during proximity operations, where the ability to reorient quickly is what converts an off-nominal approach into an abort instead of a collision.</w:t>
+      </w:r>
+    </w:p>
+    <w:p>
+      <w:pPr>
+        <w:pStyle w:val="BodyText"/>
+      </w:pPr>
+      <w:r>
+        <w:t xml:space="preserve">The margin is therefore not a round number applied out of habit. It is what makes the design insensitive to the one parameter, client mass, that the customer rather than the contractor controls.</w:t>
+      </w:r>
+    </w:p>
+    <w:p>
+      <w:pPr>
+        <w:pStyle w:val="BodyText"/>
+      </w:pPr>
+      <w:r>
+        <w:t xml:space="preserve">At above 0.15 N</w:t>
       </w:r>
       <m:oMath>
         <m:r>
@@ -13202,7 +17672,57 @@
         </m:r>
       </m:oMath>
       <w:r>
-        <w:t xml:space="preserve">s per day instead of averaging out over an orbit. With a 50 N</w:t>
+        <w:t xml:space="preserve">m this lands in the large-satellite class, which carries</w:t>
+      </w:r>
+      <w:r>
+        <w:t xml:space="preserve"> </w:t>
+      </w:r>
+      <w:r>
+        <w:rPr>
+          <w:b/>
+          <w:bCs/>
+        </w:rPr>
+        <w:t xml:space="preserve">25 kg and 100 W per wheel</w:t>
+      </w:r>
+      <w:r>
+        <w:t xml:space="preserve"> </w:t>
+      </w:r>
+      <w:r>
+        <w:t xml:space="preserve">[17]. The baseline is</w:t>
+      </w:r>
+      <w:r>
+        <w:t xml:space="preserve"> </w:t>
+      </w:r>
+      <w:r>
+        <w:rPr>
+          <w:b/>
+          <w:bCs/>
+        </w:rPr>
+        <w:t xml:space="preserve">four wheels in a pyramid</w:t>
+      </w:r>
+      <w:r>
+        <w:t xml:space="preserve">, which gives one-fault tolerance and three-axis control from any three of them.</w:t>
+      </w:r>
+    </w:p>
+    <w:p>
+      <w:pPr>
+        <w:pStyle w:val="BodyText"/>
+      </w:pPr>
+      <w:r>
+        <w:t xml:space="preserve">The momentum behavior is the more interesting result. Because SRP at GEO is nearly constant in inertial space rather than cycling with orbit position, the stored momentum is</w:t>
+      </w:r>
+      <w:r>
+        <w:t xml:space="preserve"> </w:t>
+      </w:r>
+      <w:r>
+        <w:rPr>
+          <w:b/>
+          <w:bCs/>
+        </w:rPr>
+        <w:t xml:space="preserve">secular</w:t>
+      </w:r>
+      <w:r>
+        <w:t xml:space="preserve">: it ramps at 2.77 N</w:t>
       </w:r>
       <m:oMath>
         <m:r>
@@ -13224,7 +17744,7 @@
         </m:r>
       </m:oMath>
       <w:r>
-        <w:t xml:space="preserve">s dump threshold against a 200 N</w:t>
+        <w:t xml:space="preserve">s per day instead of averaging out over an orbit. With a 50 N</w:t>
       </w:r>
       <m:oMath>
         <m:r>
@@ -13246,6 +17766,28 @@
         </m:r>
       </m:oMath>
       <w:r>
+        <w:t xml:space="preserve">s dump threshold against a 200 N</w:t>
+      </w:r>
+      <m:oMath>
+        <m:r>
+          <m:rPr>
+            <m:sty m:val="p"/>
+          </m:rPr>
+          <m:t>⋅</m:t>
+        </m:r>
+      </m:oMath>
+      <w:r>
+        <w:t xml:space="preserve">m</w:t>
+      </w:r>
+      <m:oMath>
+        <m:r>
+          <m:rPr>
+            <m:sty m:val="p"/>
+          </m:rPr>
+          <m:t>⋅</m:t>
+        </m:r>
+      </m:oMath>
+      <w:r>
         <w:t xml:space="preserve">s wheel capacity, that is a dump roughly</w:t>
       </w:r>
       <w:r>
@@ -13284,18 +17826,18 @@
           <wp:inline>
             <wp:extent cx="5334000" cy="3127426"/>
             <wp:effectExtent b="0" l="0" r="0" t="0"/>
-            <wp:docPr descr="Figure 9: Secular momentum accumulation and thruster dump cadence" title="" id="79" name="Picture"/>
+            <wp:docPr descr="Figure 9: Secular momentum accumulation and thruster dump cadence" title="" id="80" name="Picture"/>
             <a:graphic>
               <a:graphicData uri="http://schemas.openxmlformats.org/drawingml/2006/picture">
                 <pic:pic>
                   <pic:nvPicPr>
-                    <pic:cNvPr descr="figures/fig9_momentum.png" id="80" name="Picture"/>
+                    <pic:cNvPr descr="figures/fig9_momentum.png" id="81" name="Picture"/>
                     <pic:cNvPicPr>
                       <a:picLocks noChangeArrowheads="1" noChangeAspect="1"/>
                     </pic:cNvPicPr>
                   </pic:nvPicPr>
                   <pic:blipFill>
-                    <a:blip r:embed="rId78"/>
+                    <a:blip r:embed="rId79"/>
                     <a:stretch>
                       <a:fillRect/>
                     </a:stretch>
@@ -13411,8 +17953,8 @@
         <w:t xml:space="preserve">, and Table 7 charges it 5.2 kg of propellant across the mission rather than treating it as free.</w:t>
       </w:r>
     </w:p>
-    <w:bookmarkEnd w:id="81"/>
-    <w:bookmarkStart w:id="82" w:name="sensors-mass-and-power"/>
+    <w:bookmarkEnd w:id="82"/>
+    <w:bookmarkStart w:id="83" w:name="sensors-mass-and-power"/>
     <w:p>
       <w:pPr>
         <w:pStyle w:val="Heading3"/>
@@ -13430,7 +17972,25 @@
           <w:b/>
           <w:bCs/>
         </w:rPr>
-        <w:t xml:space="preserve">Table 13:</w:t>
+        <w:t xml:space="preserve">Table 14</w:t>
+      </w:r>
+      <w:r>
+        <w:t xml:space="preserve"> </w:t>
+      </w:r>
+      <w:r>
+        <w:t xml:space="preserve">lists the subsystem as flown.</w:t>
+      </w:r>
+    </w:p>
+    <w:p>
+      <w:pPr>
+        <w:pStyle w:val="BodyText"/>
+      </w:pPr>
+      <w:r>
+        <w:rPr>
+          <w:b/>
+          <w:bCs/>
+        </w:rPr>
+        <w:t xml:space="preserve">Table 14:</w:t>
       </w:r>
       <w:r>
         <w:t xml:space="preserve"> </w:t>
@@ -13981,9 +18541,9 @@
         </w:pict>
       </w:r>
     </w:p>
-    <w:bookmarkEnd w:id="82"/>
     <w:bookmarkEnd w:id="83"/>
-    <w:bookmarkStart w:id="106" w:name="simulations-orbit-power-and-thermal"/>
+    <w:bookmarkEnd w:id="84"/>
+    <w:bookmarkStart w:id="107" w:name="simulations-orbit-power-and-thermal"/>
     <w:p>
       <w:pPr>
         <w:pStyle w:val="Heading2"/>
@@ -14012,7 +18572,7 @@
         <w:t xml:space="preserve">, which computes the mass properties, the budgets, the thermal balance and transient, the disturbance torques, the wheel sizing, the power profile, and the meteoroid flux, and writes every figure except the three STK captures. This section presents the simulations themselves: the orbit, the power profile over a full day, the thermal transient through eclipse, and an independent rebuild of the mission in Systems Tool Kit.</w:t>
       </w:r>
     </w:p>
-    <w:bookmarkStart w:id="87" w:name="orbit-simulation"/>
+    <w:bookmarkStart w:id="88" w:name="orbit-simulation"/>
     <w:p>
       <w:pPr>
         <w:pStyle w:val="Heading3"/>
@@ -14048,18 +18608,18 @@
           <wp:inline>
             <wp:extent cx="5334000" cy="2489200"/>
             <wp:effectExtent b="0" l="0" r="0" t="0"/>
-            <wp:docPr descr="Figure 10: Three-dimensional GEO orbit simulation over one sidereal day, with ground track" title="" id="85" name="Picture"/>
+            <wp:docPr descr="Figure 10: Three-dimensional GEO orbit simulation over one sidereal day, with ground track" title="" id="86" name="Picture"/>
             <a:graphic>
               <a:graphicData uri="http://schemas.openxmlformats.org/drawingml/2006/picture">
                 <pic:pic>
                   <pic:nvPicPr>
-                    <pic:cNvPr descr="figures/fig10_orbit_propagation.png" id="86" name="Picture"/>
+                    <pic:cNvPr descr="figures/fig10_orbit_propagation.png" id="87" name="Picture"/>
                     <pic:cNvPicPr>
                       <a:picLocks noChangeArrowheads="1" noChangeAspect="1"/>
                     </pic:cNvPicPr>
                   </pic:nvPicPr>
                   <pic:blipFill>
-                    <a:blip r:embed="rId84"/>
+                    <a:blip r:embed="rId85"/>
                     <a:stretch>
                       <a:fillRect/>
                     </a:stretch>
@@ -14102,8 +18662,8 @@
         <w:t xml:space="preserve">A stationkept satellite holds a single point over its assigned longitude, taken here as 105° W, and that is the green marker in Panel B. Without north-south stationkeeping, luni-solar gravity grows the inclination at the rate quantified in Section 3.3 and the ground track opens into the classic figure-eight analemma, reaching roughly ±5° of latitude after a few years and ±15° after about 26.5 years. That drift is precisely why the stationkeeping allocation in Table 6 is the largest single line in the delta-v budget: MESA is not fighting decay, it is fighting drift, for itself and for every client it is holding.</w:t>
       </w:r>
     </w:p>
-    <w:bookmarkEnd w:id="87"/>
-    <w:bookmarkStart w:id="91" w:name="power-eclipse-and-battery-sizing"/>
+    <w:bookmarkEnd w:id="88"/>
+    <w:bookmarkStart w:id="92" w:name="power-eclipse-and-battery-sizing"/>
     <w:p>
       <w:pPr>
         <w:pStyle w:val="Heading3"/>
@@ -14139,18 +18699,18 @@
           <wp:inline>
             <wp:extent cx="5334000" cy="3151909"/>
             <wp:effectExtent b="0" l="0" r="0" t="0"/>
-            <wp:docPr descr="Figure 11: MESA array power over one day at GEO, BOL and EOL, with the eclipse" title="" id="89" name="Picture"/>
+            <wp:docPr descr="Figure 11: MESA array power over one day at GEO, BOL and EOL, with the eclipse" title="" id="90" name="Picture"/>
             <a:graphic>
               <a:graphicData uri="http://schemas.openxmlformats.org/drawingml/2006/picture">
                 <pic:pic>
                   <pic:nvPicPr>
-                    <pic:cNvPr descr="figures/fig11_power_profile.png" id="90" name="Picture"/>
+                    <pic:cNvPr descr="figures/fig11_power_profile.png" id="91" name="Picture"/>
                     <pic:cNvPicPr>
                       <a:picLocks noChangeArrowheads="1" noChangeAspect="1"/>
                     </pic:cNvPicPr>
                   </pic:nvPicPr>
                   <pic:blipFill>
-                    <a:blip r:embed="rId88"/>
+                    <a:blip r:embed="rId89"/>
                     <a:stretch>
                       <a:fillRect/>
                     </a:stretch>
@@ -14271,7 +18831,7 @@
         <w:pStyle w:val="BodyText"/>
       </w:pPr>
       <w:r>
-        <w:t xml:space="preserve">Battery capacity follows directly from Eq. (13). Carrying the full 1,773 W peak load through 69.4 min is 2,051 W</w:t>
+        <w:t xml:space="preserve">Battery capacity follows directly from Eq. (14). Carrying the full 1,773 W peak load through 69.4 min is 2,051 W</w:t>
       </w:r>
       <m:oMath>
         <m:r>
@@ -14445,6 +19005,68 @@
         <w:pStyle w:val="FirstParagraph"/>
       </w:pPr>
       <w:r>
+        <w:t xml:space="preserve">where</w:t>
+      </w:r>
+      <w:r>
+        <w:t xml:space="preserve"> </w:t>
+      </w:r>
+      <m:oMath>
+        <m:sSub>
+          <m:e>
+            <m:r>
+              <m:t>E</m:t>
+            </m:r>
+          </m:e>
+          <m:sub>
+            <m:r>
+              <m:t>b</m:t>
+            </m:r>
+            <m:r>
+              <m:t>a</m:t>
+            </m:r>
+            <m:r>
+              <m:t>t</m:t>
+            </m:r>
+            <m:r>
+              <m:t>t</m:t>
+            </m:r>
+          </m:sub>
+        </m:sSub>
+      </m:oMath>
+      <w:r>
+        <w:t xml:space="preserve"> </w:t>
+      </w:r>
+      <w:r>
+        <w:t xml:space="preserve">is the installed capacity (W</w:t>
+      </w:r>
+      <m:oMath>
+        <m:r>
+          <m:rPr>
+            <m:sty m:val="p"/>
+          </m:rPr>
+          <m:t>⋅</m:t>
+        </m:r>
+      </m:oMath>
+      <w:r>
+        <w:t xml:space="preserve">h), 2,051 W</w:t>
+      </w:r>
+      <m:oMath>
+        <m:r>
+          <m:rPr>
+            <m:sty m:val="p"/>
+          </m:rPr>
+          <m:t>⋅</m:t>
+        </m:r>
+      </m:oMath>
+      <w:r>
+        <w:t xml:space="preserve">h is the energy delivered to the peak load across the Eq. (14) eclipse, 0.60 is the allowed depth of discharge, and 0.90 is the efficiency of the discharge path from cell to load,</w:t>
+      </w:r>
+    </w:p>
+    <w:p>
+      <w:pPr>
+        <w:pStyle w:val="BodyText"/>
+      </w:pPr>
+      <w:r>
         <w:t xml:space="preserve">using a 1.5 packaging factor from cells to installed battery [3]. That 38 kg is the battery line inside the 268 kg power allocation of Table 4. Sizing to 60 percent depth of discharge rather than deeper is a cycle-life decision: at roughly ninety eclipses a year across the two eclipse seasons the battery sees on the order of four hundred and fifty deep cycles over five years, and depth of discharge is the strongest lever on how many of those it survives.</w:t>
       </w:r>
     </w:p>
@@ -14584,8 +19206,8 @@
         <w:t xml:space="preserve">At 2.5 percent per year the array loses 11.9 percent over the mission, leaving 68 percent margin over the 1,773 W peak load at end of life. Extrapolating that decay, array output does not fall to the peak load until roughly 25.6 years, so power is emphatically not the life-limiting mechanism, and neither is drag.</w:t>
       </w:r>
     </w:p>
-    <w:bookmarkEnd w:id="91"/>
-    <w:bookmarkStart w:id="95" w:name="thermal-transient-through-eclipse"/>
+    <w:bookmarkEnd w:id="92"/>
+    <w:bookmarkStart w:id="96" w:name="thermal-transient-through-eclipse"/>
     <w:p>
       <w:pPr>
         <w:pStyle w:val="Heading3"/>
@@ -14599,7 +19221,7 @@
         <w:pStyle w:val="FirstParagraph"/>
       </w:pPr>
       <w:r>
-        <w:t xml:space="preserve">Equation (7) gives two steady-state temperatures, but a 69.4 min eclipse is short compared with the thermal time constant of a 1,400 kg vehicle, so the bus never reaches the cold bound.</w:t>
+        <w:t xml:space="preserve">Eq. (7) gives two steady-state temperatures, but a 69.4 min eclipse is short compared with the thermal time constant of a 1,400 kg vehicle, so the bus never reaches the cold bound.</w:t>
       </w:r>
       <w:r>
         <w:t xml:space="preserve"> </w:t>
@@ -14728,18 +19350,18 @@
           <wp:inline>
             <wp:extent cx="5334000" cy="2222500"/>
             <wp:effectExtent b="0" l="0" r="0" t="0"/>
-            <wp:docPr descr="Figure 12: Transient thermal simulation through the equinox eclipse, bus versus an outboard zone" title="" id="93" name="Picture"/>
+            <wp:docPr descr="Figure 12: Transient thermal simulation through the equinox eclipse, bus versus an outboard zone" title="" id="94" name="Picture"/>
             <a:graphic>
               <a:graphicData uri="http://schemas.openxmlformats.org/drawingml/2006/picture">
                 <pic:pic>
                   <pic:nvPicPr>
-                    <pic:cNvPr descr="figures/fig12_thermal_transient.png" id="94" name="Picture"/>
+                    <pic:cNvPr descr="figures/fig12_thermal_transient.png" id="95" name="Picture"/>
                     <pic:cNvPicPr>
                       <a:picLocks noChangeArrowheads="1" noChangeAspect="1"/>
                     </pic:cNvPicPr>
                   </pic:nvPicPr>
                   <pic:blipFill>
-                    <a:blip r:embed="rId92"/>
+                    <a:blip r:embed="rId93"/>
                     <a:stretch>
                       <a:fillRect/>
                     </a:stretch>
@@ -14923,11 +19545,11 @@
         <w:t xml:space="preserve"> </w:t>
       </w:r>
       <w:r>
-        <w:t xml:space="preserve">is an estimate. Both are exactly the assumptions the thermal-balance test in Section 8.3 exists to correlate.</w:t>
-      </w:r>
-    </w:p>
-    <w:bookmarkEnd w:id="95"/>
-    <w:bookmarkStart w:id="105" w:name="independent-verification-in-stk"/>
+        <w:t xml:space="preserve">is an estimate. Both are exactly the assumptions the thermal-balance test in Section 8.4 exists to correlate.</w:t>
+      </w:r>
+    </w:p>
+    <w:bookmarkEnd w:id="96"/>
+    <w:bookmarkStart w:id="106" w:name="independent-verification-in-stk"/>
     <w:p>
       <w:pPr>
         <w:pStyle w:val="Heading3"/>
@@ -14941,7 +19563,7 @@
         <w:pStyle w:val="FirstParagraph"/>
       </w:pPr>
       <w:r>
-        <w:t xml:space="preserve">Everything above comes from one Python model, so it is internally consistent by construction but not independently confirmed. I rebuilt the mission in Systems Tool Kit 13.1.0 [18] and re-derived the eclipse, the array output, and the orbital lifetime there. The scenario runs one day from 20 March 2027, the vernal equinox, which is the worst-case eclipse season and the case Eq. (13) describes.</w:t>
+        <w:t xml:space="preserve">Everything above comes from one Python model, so it is internally consistent by construction but not independently confirmed. The mission was therefore rebuilt in Systems Tool Kit 13.1.0 [18] and the eclipse, the array output, and the orbital lifetime were re-derived there. The scenario runs one day from 20 March 2027, the vernal equinox, which is the worst-case eclipse season and the case Eq. (14) describes.</w:t>
       </w:r>
     </w:p>
     <w:p>
@@ -14961,18 +19583,18 @@
           <wp:inline>
             <wp:extent cx="5334000" cy="1551037"/>
             <wp:effectExtent b="0" l="0" r="0" t="0"/>
-            <wp:docPr descr="Figure 13: MESA in STK, 3D model and the GEO ring at 105 deg W" title="" id="97" name="Picture"/>
+            <wp:docPr descr="Figure 13: MESA in STK, 3D model and the GEO ring at 105 deg W" title="" id="98" name="Picture"/>
             <a:graphic>
               <a:graphicData uri="http://schemas.openxmlformats.org/drawingml/2006/picture">
                 <pic:pic>
                   <pic:nvPicPr>
-                    <pic:cNvPr descr="stk/fig13_stk_3d.png" id="98" name="Picture"/>
+                    <pic:cNvPr descr="stk/fig13_stk_3d.png" id="99" name="Picture"/>
                     <pic:cNvPicPr>
                       <a:picLocks noChangeArrowheads="1" noChangeAspect="1"/>
                     </pic:cNvPicPr>
                   </pic:nvPicPr>
                   <pic:blipFill>
-                    <a:blip r:embed="rId96"/>
+                    <a:blip r:embed="rId97"/>
                     <a:stretch>
                       <a:fillRect/>
                     </a:stretch>
@@ -15109,6 +19731,77 @@
         <w:t xml:space="preserve"> </w:t>
       </w:r>
       <m:oMath>
+        <m:r>
+          <m:t>P</m:t>
+        </m:r>
+      </m:oMath>
+      <w:r>
+        <w:t xml:space="preserve"> </w:t>
+      </w:r>
+      <w:r>
+        <w:t xml:space="preserve">is the array output (W),</w:t>
+      </w:r>
+      <w:r>
+        <w:t xml:space="preserve"> </w:t>
+      </w:r>
+      <m:oMath>
+        <m:r>
+          <m:t>η</m:t>
+        </m:r>
+      </m:oMath>
+      <w:r>
+        <w:t xml:space="preserve"> </w:t>
+      </w:r>
+      <w:r>
+        <w:t xml:space="preserve">the cell conversion efficiency,</w:t>
+      </w:r>
+      <w:r>
+        <w:t xml:space="preserve"> </w:t>
+      </w:r>
+      <m:oMath>
+        <m:r>
+          <m:t>S</m:t>
+        </m:r>
+      </m:oMath>
+      <w:r>
+        <w:t xml:space="preserve"> </w:t>
+      </w:r>
+      <w:r>
+        <w:t xml:space="preserve">the solar intensity (zero in umbra to one in full sun),</w:t>
+      </w:r>
+      <w:r>
+        <w:t xml:space="preserve"> </w:t>
+      </w:r>
+      <m:oMath>
+        <m:sSub>
+          <m:e>
+            <m:r>
+              <m:t>A</m:t>
+            </m:r>
+          </m:e>
+          <m:sub>
+            <m:r>
+              <m:t>e</m:t>
+            </m:r>
+            <m:r>
+              <m:t>f</m:t>
+            </m:r>
+            <m:r>
+              <m:t>f</m:t>
+            </m:r>
+          </m:sub>
+        </m:sSub>
+      </m:oMath>
+      <w:r>
+        <w:t xml:space="preserve"> </w:t>
+      </w:r>
+      <w:r>
+        <w:t xml:space="preserve">the sunlit array area the tool integrates from the model geometry (m²), and</w:t>
+      </w:r>
+      <w:r>
+        <w:t xml:space="preserve"> </w:t>
+      </w:r>
+      <m:oMath>
         <m:sSub>
           <m:e>
             <m:r>
@@ -15126,21 +19819,7 @@
         <w:t xml:space="preserve"> </w:t>
       </w:r>
       <w:r>
-        <w:t xml:space="preserve">is 1361.128 W/m² at one astronomical unit [18] and</w:t>
-      </w:r>
-      <w:r>
-        <w:t xml:space="preserve"> </w:t>
-      </w:r>
-      <m:oMath>
-        <m:r>
-          <m:t>S</m:t>
-        </m:r>
-      </m:oMath>
-      <w:r>
-        <w:t xml:space="preserve"> </w:t>
-      </w:r>
-      <w:r>
-        <w:t xml:space="preserve">is solar intensity, zero in umbra to one in full sun.</w:t>
+        <w:t xml:space="preserve">the solar irradiance STK uses, 1,361.128 W/m² at one astronomical unit [18].</w:t>
       </w:r>
     </w:p>
     <w:p>
@@ -15152,18 +19831,18 @@
           <wp:inline>
             <wp:extent cx="5334000" cy="2579971"/>
             <wp:effectExtent b="0" l="0" r="0" t="0"/>
-            <wp:docPr descr="Figure 14: MESA solar array power over one day at GEO from the STK Solar Panel tool" title="" id="100" name="Picture"/>
+            <wp:docPr descr="Figure 14: MESA solar array power over one day at GEO from the STK Solar Panel tool" title="" id="101" name="Picture"/>
             <a:graphic>
               <a:graphicData uri="http://schemas.openxmlformats.org/drawingml/2006/picture">
                 <pic:pic>
                   <pic:nvPicPr>
-                    <pic:cNvPr descr="stk/fig14_stk_power.png" id="101" name="Picture"/>
+                    <pic:cNvPr descr="stk/fig14_stk_power.png" id="102" name="Picture"/>
                     <pic:cNvPicPr>
                       <a:picLocks noChangeArrowheads="1" noChangeAspect="1"/>
                     </pic:cNvPicPr>
                   </pic:nvPicPr>
                   <pic:blipFill>
-                    <a:blip r:embed="rId99"/>
+                    <a:blip r:embed="rId100"/>
                     <a:stretch>
                       <a:fillRect/>
                     </a:stretch>
@@ -15235,7 +19914,7 @@
         <w:t xml:space="preserve"> </w:t>
       </w:r>
       <w:r>
-        <w:t xml:space="preserve">of total shadow including penumbra, centered on 07:07 UTC, which is local midnight at 105° W. The 69.4 min cylindrical estimate of Eq. (13) falls between the two, exactly where it should: that model has no penumbra and treats the Sun as a point, so it overstates umbra and understates total shadow. The 72.0 min figure also confirms the commonly quoted maximum that Section 12.2 asserted without a source.</w:t>
+        <w:t xml:space="preserve">of total shadow including penumbra, centered on 07:07 UTC, which is local midnight at 105° W. The 69.4 min cylindrical estimate of Eq. (14) falls between the two, exactly where it should: that model has no penumbra and treats the Sun as a point, so it overstates umbra and understates total shadow. The 72.0 min figure also confirms the commonly quoted maximum that Section 12.2 asserted without a source.</w:t>
       </w:r>
     </w:p>
     <w:p>
@@ -15243,7 +19922,7 @@
         <w:pStyle w:val="BodyText"/>
       </w:pPr>
       <w:r>
-        <w:t xml:space="preserve">The power comparison is weaker and I am not claiming more from it than it supports. STK takes array area and efficiency from the model geometry rather than from Table 3, so its raw 9,085.7 W describes that bus, not MESA. Inverting Eq. (16) gives an implied area of 47.68 m², and rescaling to MESA’s 10.24 m² at the Section 12.2 efficiency of 24.3 percent returns 3,386.9 W. That matches Eq. (15) to within a watt, but both sides evaluate the same product of efficiency, area, and irradiance, so the agreement is close to definitional. What it does establish is that STK uses the same solar constant and formulation, and that Eq. (15) is arithmetically sound.</w:t>
+        <w:t xml:space="preserve">The power comparison is weaker, and no more is claimed from it than it supports. STK takes array area and efficiency from the model geometry rather than from Table 3, so its raw 9,085.7 W describes that bus, not MESA. Inverting Eq. (17) gives an implied area of 47.68 m², and rescaling to MESA’s 10.24 m² at the Section 12.2 efficiency of 24.3 percent returns 3,386.9 W. That matches Eq. (16) to within a watt, but both sides evaluate the same product of efficiency, area, and irradiance, so the agreement is close to definitional. What it does establish is that STK uses the same solar constant and formulation, and that Eq. (16) is arithmetically sound.</w:t>
       </w:r>
     </w:p>
     <w:p>
@@ -15263,18 +19942,18 @@
           <wp:inline>
             <wp:extent cx="5334000" cy="1789069"/>
             <wp:effectExtent b="0" l="0" r="0" t="0"/>
-            <wp:docPr descr="Figure 15: STK Lifetime tool, MESA input parameters and the returned result" title="" id="103" name="Picture"/>
+            <wp:docPr descr="Figure 15: STK Lifetime tool, MESA input parameters and the returned result" title="" id="104" name="Picture"/>
             <a:graphic>
               <a:graphicData uri="http://schemas.openxmlformats.org/drawingml/2006/picture">
                 <pic:pic>
                   <pic:nvPicPr>
-                    <pic:cNvPr descr="stk/fig15_stk_lifetime.png" id="104" name="Picture"/>
+                    <pic:cNvPr descr="stk/fig15_stk_lifetime.png" id="105" name="Picture"/>
                     <pic:cNvPicPr>
                       <a:picLocks noChangeArrowheads="1" noChangeAspect="1"/>
                     </pic:cNvPicPr>
                   </pic:nvPicPr>
                   <pic:blipFill>
-                    <a:blip r:embed="rId102"/>
+                    <a:blip r:embed="rId103"/>
                     <a:stretch>
                       <a:fillRect/>
                     </a:stretch>
@@ -15372,7 +20051,7 @@
           <w:b/>
           <w:bCs/>
         </w:rPr>
-        <w:t xml:space="preserve">Table 14:</w:t>
+        <w:t xml:space="preserve">Table 15:</w:t>
       </w:r>
       <w:r>
         <w:t xml:space="preserve"> </w:t>
@@ -15468,7 +20147,7 @@
               <w:jc w:val="right"/>
             </w:pPr>
             <w:r>
-              <w:t xml:space="preserve">69.4 min, Eq. (13)</w:t>
+              <w:t xml:space="preserve">69.4 min, Eq. (14)</w:t>
             </w:r>
           </w:p>
         </w:tc>
@@ -15568,7 +20247,7 @@
               <w:jc w:val="right"/>
             </w:pPr>
             <w:r>
-              <w:t xml:space="preserve">3,387 W, Eq. (15)</w:t>
+              <w:t xml:space="preserve">3,387 W, Eq. (16)</w:t>
             </w:r>
           </w:p>
         </w:tc>
@@ -15699,7 +20378,23 @@
         <w:pStyle w:val="BodyText"/>
       </w:pPr>
       <w:r>
-        <w:t xml:space="preserve">Two of the four are independent confirmations, one is a consistency check labeled as such, and none contradict the analysis. The scenario ships alongside this report as</w:t>
+        <w:t xml:space="preserve">Two of the four are independent confirmations, one is a consistency check labeled as such, and none contradict the analysis, as</w:t>
+      </w:r>
+      <w:r>
+        <w:t xml:space="preserve"> </w:t>
+      </w:r>
+      <w:r>
+        <w:rPr>
+          <w:b/>
+          <w:bCs/>
+        </w:rPr>
+        <w:t xml:space="preserve">Table 15</w:t>
+      </w:r>
+      <w:r>
+        <w:t xml:space="preserve"> </w:t>
+      </w:r>
+      <w:r>
+        <w:t xml:space="preserve">sets out. The scenario ships alongside this report as</w:t>
       </w:r>
       <w:r>
         <w:t xml:space="preserve"> </w:t>
@@ -15721,9 +20416,9 @@
         </w:pict>
       </w:r>
     </w:p>
-    <w:bookmarkEnd w:id="105"/>
     <w:bookmarkEnd w:id="106"/>
-    <w:bookmarkStart w:id="117" w:name="X566be072a394bf8bc9c6147ff5049abd11f7937"/>
+    <w:bookmarkEnd w:id="107"/>
+    <w:bookmarkStart w:id="118" w:name="X566be072a394bf8bc9c6147ff5049abd11f7937"/>
     <w:p>
       <w:pPr>
         <w:pStyle w:val="Heading2"/>
@@ -15740,7 +20435,7 @@
         <w:t xml:space="preserve">Sections 8 through 12 each closed their own subsystem. A customer buying this vehicle is buying the combination, so this section assembles the risk picture: the one environmental threat the earlier sections did not quantify, the failure modes around the docking sequence, and where the whole design sits before and after its mitigations.</w:t>
       </w:r>
     </w:p>
-    <w:bookmarkStart w:id="110" w:name="micrometeoroids-and-orbital-debris"/>
+    <w:bookmarkStart w:id="111" w:name="micrometeoroids-and-orbital-debris"/>
     <w:p>
       <w:pPr>
         <w:pStyle w:val="Heading3"/>
@@ -16171,10 +20866,109 @@
         </m:sSup>
       </m:oMath>
       <w:r>
-        <w:t xml:space="preserve"> </w:t>
-      </w:r>
-      <w:r>
-        <w:t xml:space="preserve">over five years gives</w:t>
+        <w:t xml:space="preserve">, in which</w:t>
+      </w:r>
+      <w:r>
+        <w:t xml:space="preserve"> </w:t>
+      </w:r>
+      <m:oMath>
+        <m:r>
+          <m:t>p</m:t>
+        </m:r>
+      </m:oMath>
+      <w:r>
+        <w:t xml:space="preserve"> </w:t>
+      </w:r>
+      <w:r>
+        <w:t xml:space="preserve">is the probability of at least one impact,</w:t>
+      </w:r>
+      <w:r>
+        <w:t xml:space="preserve"> </w:t>
+      </w:r>
+      <m:oMath>
+        <m:r>
+          <m:t>F</m:t>
+        </m:r>
+      </m:oMath>
+      <w:r>
+        <w:t xml:space="preserve"> </w:t>
+      </w:r>
+      <w:r>
+        <w:t xml:space="preserve">the cumulative flux of particles at or above the stated mass (m</w:t>
+      </w:r>
+      <m:oMath>
+        <m:sSup>
+          <m:e>
+            <m:r>
+              <m:t>​</m:t>
+            </m:r>
+          </m:e>
+          <m:sup>
+            <m:r>
+              <m:rPr>
+                <m:sty m:val="p"/>
+              </m:rPr>
+              <m:t>−</m:t>
+            </m:r>
+            <m:r>
+              <m:t>2</m:t>
+            </m:r>
+          </m:sup>
+        </m:sSup>
+      </m:oMath>
+      <w:r>
+        <w:t xml:space="preserve">yr</w:t>
+      </w:r>
+      <m:oMath>
+        <m:sSup>
+          <m:e>
+            <m:r>
+              <m:t>​</m:t>
+            </m:r>
+          </m:e>
+          <m:sup>
+            <m:r>
+              <m:rPr>
+                <m:sty m:val="p"/>
+              </m:rPr>
+              <m:t>−</m:t>
+            </m:r>
+            <m:r>
+              <m:t>1</m:t>
+            </m:r>
+          </m:sup>
+        </m:sSup>
+      </m:oMath>
+      <w:r>
+        <w:t xml:space="preserve">),</w:t>
+      </w:r>
+      <w:r>
+        <w:t xml:space="preserve"> </w:t>
+      </w:r>
+      <m:oMath>
+        <m:r>
+          <m:t>A</m:t>
+        </m:r>
+      </m:oMath>
+      <w:r>
+        <w:t xml:space="preserve"> </w:t>
+      </w:r>
+      <w:r>
+        <w:t xml:space="preserve">the exposed area (m²), and</w:t>
+      </w:r>
+      <w:r>
+        <w:t xml:space="preserve"> </w:t>
+      </w:r>
+      <m:oMath>
+        <m:r>
+          <m:t>t</m:t>
+        </m:r>
+      </m:oMath>
+      <w:r>
+        <w:t xml:space="preserve"> </w:t>
+      </w:r>
+      <w:r>
+        <w:t xml:space="preserve">the exposure time (yr), over five years gives</w:t>
       </w:r>
       <w:r>
         <w:t xml:space="preserve"> </w:t>
@@ -16184,7 +20978,7 @@
           <w:b/>
           <w:bCs/>
         </w:rPr>
-        <w:t xml:space="preserve">Table 15</w:t>
+        <w:t xml:space="preserve">Table 16</w:t>
       </w:r>
       <w:r>
         <w:t xml:space="preserve"> </w:t>
@@ -16215,7 +21009,7 @@
           <w:b/>
           <w:bCs/>
         </w:rPr>
-        <w:t xml:space="preserve">Table 15:</w:t>
+        <w:t xml:space="preserve">Table 16:</w:t>
       </w:r>
       <w:r>
         <w:t xml:space="preserve"> </w:t>
@@ -16991,18 +21785,18 @@
           <wp:inline>
             <wp:extent cx="5334000" cy="2222500"/>
             <wp:effectExtent b="0" l="0" r="0" t="0"/>
-            <wp:docPr descr="Figure 16: Meteoroid flux and cumulative impact probability for MESA at GEO" title="" id="108" name="Picture"/>
+            <wp:docPr descr="Figure 16: Meteoroid flux and cumulative impact probability for MESA at GEO" title="" id="109" name="Picture"/>
             <a:graphic>
               <a:graphicData uri="http://schemas.openxmlformats.org/drawingml/2006/picture">
                 <pic:pic>
                   <pic:nvPicPr>
-                    <pic:cNvPr descr="figures/fig16_mmod.png" id="109" name="Picture"/>
+                    <pic:cNvPr descr="figures/fig16_mmod.png" id="110" name="Picture"/>
                     <pic:cNvPicPr>
                       <a:picLocks noChangeArrowheads="1" noChangeAspect="1"/>
                     </pic:cNvPicPr>
                   </pic:nvPicPr>
                   <pic:blipFill>
-                    <a:blip r:embed="rId107"/>
+                    <a:blip r:embed="rId108"/>
                     <a:stretch>
                       <a:fillRect/>
                     </a:stretch>
@@ -17108,7 +21902,7 @@
         <w:t xml:space="preserve"> </w:t>
       </w:r>
       <w:r>
-        <w:t xml:space="preserve">For the propellant tanks, where a penetration is not a degradation but a loss of vehicle, I sized a Whipple shield [14] against a 0.3 cm meteoroid at 20 km/s with a 10 cm standoff and an Al 6061-T6 rear wall at 35 ksi: bumper thickness</w:t>
+        <w:t xml:space="preserve">For the propellant tanks, where a penetration is not a degradation but a loss of vehicle, a Whipple shield was sized [14] against a 0.3 cm meteoroid at 20 km/s with a 10 cm standoff and an Al 6061-T6 rear wall at 35 ksi: bumper thickness</w:t>
       </w:r>
       <w:r>
         <w:t xml:space="preserve"> </w:t>
@@ -17197,8 +21991,8 @@
         <w:t xml:space="preserve">The docking cameras and LIDAR are the mission, and they are only exposed during proximity operations, which is a few percent of the mission. Closing covers outside those windows removes most of their integrated exposure to both meteoroids and contamination for almost no mass.</w:t>
       </w:r>
     </w:p>
-    <w:bookmarkEnd w:id="110"/>
-    <w:bookmarkStart w:id="111" w:name="Xdc9dc23e337b03f443a3fc8863a53e1b69dae27"/>
+    <w:bookmarkEnd w:id="111"/>
+    <w:bookmarkStart w:id="112" w:name="Xdc9dc23e337b03f443a3fc8863a53e1b69dae27"/>
     <w:p>
       <w:pPr>
         <w:pStyle w:val="Heading3"/>
@@ -17284,7 +22078,7 @@
         <w:t xml:space="preserve"> </w:t>
       </w:r>
       <w:r>
-        <w:t xml:space="preserve">would strand MESA on its first client, converting a reusable asset into a single-use one. This is a cold welding and lubricant problem, and it is qualified in vacuum per Section 8.3, with a redundant release path in the mechanism design.</w:t>
+        <w:t xml:space="preserve">would strand MESA on its first client, converting a reusable asset into a single-use one. This is a cold welding and lubricant problem, and it is qualified in vacuum per Section 8.4, with a redundant release path in the mechanism design.</w:t>
       </w:r>
     </w:p>
     <w:p>
@@ -17305,8 +22099,8 @@
         <w:t xml:space="preserve">would abort every rendezvous rather than one. The mitigations are the ASTM E595 material screening and pre-ship bakeout of Section 6, the plasma contactor keeping the vehicle near plasma potential so it does not attract its own outgassed products back (Section 9.1), and the optic covers above.</w:t>
       </w:r>
     </w:p>
-    <w:bookmarkEnd w:id="111"/>
-    <w:bookmarkStart w:id="115" w:name="risk-register-and-residual-posture"/>
+    <w:bookmarkEnd w:id="112"/>
+    <w:bookmarkStart w:id="116" w:name="risk-register-and-residual-posture"/>
     <w:p>
       <w:pPr>
         <w:pStyle w:val="Heading3"/>
@@ -17324,7 +22118,7 @@
           <w:b/>
           <w:bCs/>
         </w:rPr>
-        <w:t xml:space="preserve">Table 16</w:t>
+        <w:t xml:space="preserve">Table 17</w:t>
       </w:r>
       <w:r>
         <w:t xml:space="preserve"> </w:t>
@@ -17355,7 +22149,7 @@
           <w:b/>
           <w:bCs/>
         </w:rPr>
-        <w:t xml:space="preserve">Table 16:</w:t>
+        <w:t xml:space="preserve">Table 17:</w:t>
       </w:r>
       <w:r>
         <w:t xml:space="preserve"> </w:t>
@@ -17969,7 +22763,7 @@
               <w:jc w:val="left"/>
             </w:pPr>
             <w:r>
-              <w:t xml:space="preserve">6, 8.3</w:t>
+              <w:t xml:space="preserve">6, 8.4</w:t>
             </w:r>
           </w:p>
         </w:tc>
@@ -18206,18 +23000,18 @@
           <wp:inline>
             <wp:extent cx="5334000" cy="4064000"/>
             <wp:effectExtent b="0" l="0" r="0" t="0"/>
-            <wp:docPr descr="Figure 17: MESA risk matrix before and after mitigation" title="" id="113" name="Picture"/>
+            <wp:docPr descr="Figure 17: MESA risk matrix before and after mitigation" title="" id="114" name="Picture"/>
             <a:graphic>
               <a:graphicData uri="http://schemas.openxmlformats.org/drawingml/2006/picture">
                 <pic:pic>
                   <pic:nvPicPr>
-                    <pic:cNvPr descr="figures/fig17_risk_matrix.png" id="114" name="Picture"/>
+                    <pic:cNvPr descr="figures/fig17_risk_matrix.png" id="115" name="Picture"/>
                     <pic:cNvPicPr>
                       <a:picLocks noChangeArrowheads="1" noChangeAspect="1"/>
                     </pic:cNvPicPr>
                   </pic:nvPicPr>
                   <pic:blipFill>
-                    <a:blip r:embed="rId112"/>
+                    <a:blip r:embed="rId113"/>
                     <a:stretch>
                       <a:fillRect/>
                     </a:stretch>
@@ -18260,8 +23054,8 @@
         <w:t xml:space="preserve">Two observations matter more than the individual scores. First, every mitigation in this report moves a specific risk down and to the left, and after mitigation nothing remains in the red band, with the highest residual scores belonging to R1 and R4, both of which are docking risks and both of which are managed operationally as well as in hardware. Second, R6 is the one risk whose likelihood does not move: a meteoroid will hit the arrays, and the design response is to make the consequence negligible rather than to pretend the event is avoidable. That distinction between reducing likelihood and reducing consequence is the honest way to present a risk posture.</w:t>
       </w:r>
     </w:p>
-    <w:bookmarkEnd w:id="115"/>
-    <w:bookmarkStart w:id="116" w:name="the-verification-program-this-implies"/>
+    <w:bookmarkEnd w:id="116"/>
+    <w:bookmarkStart w:id="117" w:name="the-verification-program-this-implies"/>
     <w:p>
       <w:pPr>
         <w:pStyle w:val="Heading3"/>
@@ -18275,7 +23069,7 @@
         <w:pStyle w:val="FirstParagraph"/>
       </w:pPr>
       <w:r>
-        <w:t xml:space="preserve">Pulling the sections together, the design depends on four things being verified on the ground rather than discovered on orbit: the thermal-balance correlation of Section 8.3, the vacuum qualification of the capture mechanism and deployables from Section 6, the grounding-continuity and EMI verification implied by Section 9.2, and the radiation hardness assurance test program of Section 10.2. All four sit inside the $9M integration and test line of Table 8, and all four exist because MESA gets exactly one chance at each client.</w:t>
+        <w:t xml:space="preserve">Pulling the sections together, the design depends on four things being verified on the ground rather than discovered on orbit: the thermal-balance correlation of Section 8.4, the vacuum qualification of the capture mechanism and deployables from Section 6, the grounding-continuity and EMI verification implied by Section 9.2, and the radiation hardness assurance test program of Section 10.2. All four sit inside the $9M integration and test line of Table 8, and all four exist because MESA gets exactly one chance at each client.</w:t>
       </w:r>
     </w:p>
     <w:p>
@@ -18285,9 +23079,9 @@
         </w:pict>
       </w:r>
     </w:p>
-    <w:bookmarkEnd w:id="116"/>
     <w:bookmarkEnd w:id="117"/>
-    <w:bookmarkStart w:id="118" w:name="conclusions"/>
+    <w:bookmarkEnd w:id="118"/>
+    <w:bookmarkStart w:id="119" w:name="conclusions"/>
     <w:p>
       <w:pPr>
         <w:pStyle w:val="Heading2"/>
@@ -18609,8 +23403,583 @@
         </w:pict>
       </w:r>
     </w:p>
-    <w:bookmarkEnd w:id="118"/>
-    <w:bookmarkStart w:id="119" w:name="references"/>
+    <w:bookmarkEnd w:id="119"/>
+    <w:bookmarkStart w:id="120" w:name="appendix-a-changes-since-milestone-2"/>
+    <w:p>
+      <w:pPr>
+        <w:pStyle w:val="Heading2"/>
+      </w:pPr>
+      <w:r>
+        <w:t xml:space="preserve">Appendix A: Changes since Milestone 2</w:t>
+      </w:r>
+    </w:p>
+    <w:p>
+      <w:pPr>
+        <w:pStyle w:val="FirstParagraph"/>
+      </w:pPr>
+      <w:r>
+        <w:rPr>
+          <w:b/>
+          <w:bCs/>
+        </w:rPr>
+        <w:t xml:space="preserve">Corrections to Milestone 2</w:t>
+      </w:r>
+      <w:r>
+        <w:t xml:space="preserve">, which scored ninety-two out of one hundred. Every deduction is addressed in the body of the report rather than listed separately.</w:t>
+      </w:r>
+    </w:p>
+    <w:tbl>
+      <w:tblPr>
+        <w:tblStyle w:val="Table"/>
+        <w:tblW w:type="pct" w:w="5000"/>
+        <w:tblLayout w:type="fixed"/>
+        <w:tblLook w:firstRow="1" w:lastRow="0" w:firstColumn="0" w:lastColumn="0" w:noHBand="0" w:noVBand="0" w:val="0020"/>
+      </w:tblPr>
+      <w:tblGrid>
+        <w:gridCol w:w="2640"/>
+        <w:gridCol w:w="2640"/>
+        <w:gridCol w:w="2640"/>
+      </w:tblGrid>
+      <w:tr>
+        <w:trPr>
+          <w:tblHeader w:val="on"/>
+        </w:trPr>
+        <w:tc>
+          <w:tcPr/>
+          <w:p>
+            <w:pPr>
+              <w:pStyle w:val="Compact"/>
+              <w:jc w:val="left"/>
+            </w:pPr>
+            <w:r>
+              <w:t xml:space="preserve">Deduction</w:t>
+            </w:r>
+          </w:p>
+        </w:tc>
+        <w:tc>
+          <w:tcPr/>
+          <w:p>
+            <w:pPr>
+              <w:pStyle w:val="Compact"/>
+              <w:jc w:val="left"/>
+            </w:pPr>
+            <w:r>
+              <w:t xml:space="preserve">Correction</w:t>
+            </w:r>
+          </w:p>
+        </w:tc>
+        <w:tc>
+          <w:tcPr/>
+          <w:p>
+            <w:pPr>
+              <w:pStyle w:val="Compact"/>
+              <w:jc w:val="left"/>
+            </w:pPr>
+            <w:r>
+              <w:t xml:space="preserve">Where</w:t>
+            </w:r>
+          </w:p>
+        </w:tc>
+      </w:tr>
+      <w:tr>
+        <w:tc>
+          <w:tcPr/>
+          <w:p>
+            <w:pPr>
+              <w:pStyle w:val="Compact"/>
+              <w:jc w:val="left"/>
+            </w:pPr>
+            <w:r>
+              <w:t xml:space="preserve">Thermal control, add margin</w:t>
+            </w:r>
+          </w:p>
+        </w:tc>
+        <w:tc>
+          <w:tcPr/>
+          <w:p>
+            <w:pPr>
+              <w:pStyle w:val="Compact"/>
+              <w:jc w:val="left"/>
+            </w:pPr>
+            <w:r>
+              <w:t xml:space="preserve">A margin assessment now states the predicted temperature, the component limit, and the margin in each case, works the internal-load growth allowance, and shows why oversizing the radiator is a trade against heater power rather than a free improvement</w:t>
+            </w:r>
+          </w:p>
+        </w:tc>
+        <w:tc>
+          <w:tcPr/>
+          <w:p>
+            <w:pPr>
+              <w:pStyle w:val="Compact"/>
+              <w:jc w:val="left"/>
+            </w:pPr>
+            <w:r>
+              <w:t xml:space="preserve">Section 8.2, Table 9</w:t>
+            </w:r>
+          </w:p>
+        </w:tc>
+      </w:tr>
+      <w:tr>
+        <w:tc>
+          <w:tcPr/>
+          <w:p>
+            <w:pPr>
+              <w:pStyle w:val="Compact"/>
+              <w:jc w:val="left"/>
+            </w:pPr>
+            <w:r>
+              <w:t xml:space="preserve">Plasma, the floating potential was quoted rather than derived</w:t>
+            </w:r>
+          </w:p>
+        </w:tc>
+        <w:tc>
+          <w:tcPr/>
+          <w:p>
+            <w:pPr>
+              <w:pStyle w:val="Compact"/>
+              <w:jc w:val="left"/>
+            </w:pPr>
+            <w:r>
+              <w:t xml:space="preserve">The current-balance argument behind the 2.50 coefficient is now given, the electron temperature that goes into it is stated, and the arithmetic is shown and checked</w:t>
+            </w:r>
+          </w:p>
+        </w:tc>
+        <w:tc>
+          <w:tcPr/>
+          <w:p>
+            <w:pPr>
+              <w:pStyle w:val="Compact"/>
+              <w:jc w:val="left"/>
+            </w:pPr>
+            <w:r>
+              <w:t xml:space="preserve">Section 9.1, Eqs. (8) and (9)</w:t>
+            </w:r>
+          </w:p>
+        </w:tc>
+      </w:tr>
+      <w:tr>
+        <w:tc>
+          <w:tcPr/>
+          <w:p>
+            <w:pPr>
+              <w:pStyle w:val="Compact"/>
+              <w:jc w:val="left"/>
+            </w:pPr>
+            <w:r>
+              <w:t xml:space="preserve">ADACS, no justification for the one hundred percent margin factor</w:t>
+            </w:r>
+          </w:p>
+        </w:tc>
+        <w:tc>
+          <w:tcPr/>
+          <w:p>
+            <w:pPr>
+              <w:pStyle w:val="Compact"/>
+              <w:jc w:val="left"/>
+            </w:pPr>
+            <w:r>
+              <w:t xml:space="preserve">The margin is now defended in terms of what it buys: a client of up to 14,100 kg at the same slew time, tolerance to off-nominal capture, and a thirty percent faster slew on the baseline client</w:t>
+            </w:r>
+          </w:p>
+        </w:tc>
+        <w:tc>
+          <w:tcPr/>
+          <w:p>
+            <w:pPr>
+              <w:pStyle w:val="Compact"/>
+              <w:jc w:val="left"/>
+            </w:pPr>
+            <w:r>
+              <w:t xml:space="preserve">Section 11.2</w:t>
+            </w:r>
+          </w:p>
+        </w:tc>
+      </w:tr>
+      <w:tr>
+        <w:tc>
+          <w:tcPr/>
+          <w:p>
+            <w:pPr>
+              <w:pStyle w:val="Compact"/>
+              <w:jc w:val="left"/>
+            </w:pPr>
+            <w:r>
+              <w:t xml:space="preserve">Grammar, include units in the nomenclature</w:t>
+            </w:r>
+          </w:p>
+        </w:tc>
+        <w:tc>
+          <w:tcPr/>
+          <w:p>
+            <w:pPr>
+              <w:pStyle w:val="Compact"/>
+              <w:jc w:val="left"/>
+            </w:pPr>
+            <w:r>
+              <w:t xml:space="preserve">The nomenclature is split into acronyms and symbols, and every symbol carries its units</w:t>
+            </w:r>
+          </w:p>
+        </w:tc>
+        <w:tc>
+          <w:tcPr/>
+          <w:p>
+            <w:pPr>
+              <w:pStyle w:val="Compact"/>
+              <w:jc w:val="left"/>
+            </w:pPr>
+            <w:r>
+              <w:t xml:space="preserve">Nomenclature</w:t>
+            </w:r>
+          </w:p>
+        </w:tc>
+      </w:tr>
+      <w:tr>
+        <w:tc>
+          <w:tcPr/>
+          <w:p>
+            <w:pPr>
+              <w:pStyle w:val="Compact"/>
+              <w:jc w:val="left"/>
+            </w:pPr>
+            <w:r>
+              <w:t xml:space="preserve">Grammar, define all variables with equations</w:t>
+            </w:r>
+          </w:p>
+        </w:tc>
+        <w:tc>
+          <w:tcPr/>
+          <w:p>
+            <w:pPr>
+              <w:pStyle w:val="Compact"/>
+              <w:jc w:val="left"/>
+            </w:pPr>
+            <w:r>
+              <w:t xml:space="preserve">Every display equation and every formula given in a table is followed by a definition of its variables</w:t>
+            </w:r>
+          </w:p>
+        </w:tc>
+        <w:tc>
+          <w:tcPr/>
+          <w:p>
+            <w:pPr>
+              <w:pStyle w:val="Compact"/>
+              <w:jc w:val="left"/>
+            </w:pPr>
+            <w:r>
+              <w:t xml:space="preserve">throughout</w:t>
+            </w:r>
+          </w:p>
+        </w:tc>
+      </w:tr>
+      <w:tr>
+        <w:tc>
+          <w:tcPr/>
+          <w:p>
+            <w:pPr>
+              <w:pStyle w:val="Compact"/>
+              <w:jc w:val="left"/>
+            </w:pPr>
+            <w:r>
+              <w:t xml:space="preserve">Grammar, do not use first person in a formal report</w:t>
+            </w:r>
+          </w:p>
+        </w:tc>
+        <w:tc>
+          <w:tcPr/>
+          <w:p>
+            <w:pPr>
+              <w:pStyle w:val="Compact"/>
+              <w:jc w:val="left"/>
+            </w:pPr>
+            <w:r>
+              <w:t xml:space="preserve">The report is written impersonally throughout</w:t>
+            </w:r>
+          </w:p>
+        </w:tc>
+        <w:tc>
+          <w:tcPr/>
+          <w:p>
+            <w:pPr>
+              <w:pStyle w:val="Compact"/>
+              <w:jc w:val="left"/>
+            </w:pPr>
+            <w:r>
+              <w:t xml:space="preserve">throughout</w:t>
+            </w:r>
+          </w:p>
+        </w:tc>
+      </w:tr>
+    </w:tbl>
+    <w:p>
+      <w:pPr>
+        <w:pStyle w:val="BodyText"/>
+      </w:pPr>
+      <w:r>
+        <w:rPr>
+          <w:b/>
+          <w:bCs/>
+        </w:rPr>
+        <w:t xml:space="preserve">New work added past Milestone 2.</w:t>
+      </w:r>
+    </w:p>
+    <w:tbl>
+      <w:tblPr>
+        <w:tblStyle w:val="Table"/>
+        <w:tblW w:type="pct" w:w="5000"/>
+        <w:tblLayout w:type="fixed"/>
+        <w:tblLook w:firstRow="1" w:lastRow="0" w:firstColumn="0" w:lastColumn="0" w:noHBand="0" w:noVBand="0" w:val="0020"/>
+      </w:tblPr>
+      <w:tblGrid>
+        <w:gridCol w:w="3960"/>
+        <w:gridCol w:w="3960"/>
+      </w:tblGrid>
+      <w:tr>
+        <w:trPr>
+          <w:tblHeader w:val="on"/>
+        </w:trPr>
+        <w:tc>
+          <w:tcPr/>
+          <w:p>
+            <w:pPr>
+              <w:pStyle w:val="Compact"/>
+              <w:jc w:val="left"/>
+            </w:pPr>
+            <w:r>
+              <w:t xml:space="preserve">Change</w:t>
+            </w:r>
+          </w:p>
+        </w:tc>
+        <w:tc>
+          <w:tcPr/>
+          <w:p>
+            <w:pPr>
+              <w:pStyle w:val="Compact"/>
+              <w:jc w:val="left"/>
+            </w:pPr>
+            <w:r>
+              <w:t xml:space="preserve">Where</w:t>
+            </w:r>
+          </w:p>
+        </w:tc>
+      </w:tr>
+      <w:tr>
+        <w:tc>
+          <w:tcPr/>
+          <w:p>
+            <w:pPr>
+              <w:pStyle w:val="Compact"/>
+              <w:jc w:val="left"/>
+            </w:pPr>
+            <w:r>
+              <w:t xml:space="preserve">Report reorganized into the final report structure, with the orbit decision presented before the environment sections that justify it</w:t>
+            </w:r>
+          </w:p>
+        </w:tc>
+        <w:tc>
+          <w:tcPr/>
+          <w:p>
+            <w:pPr>
+              <w:pStyle w:val="Compact"/>
+              <w:jc w:val="left"/>
+            </w:pPr>
+            <w:r>
+              <w:t xml:space="preserve">throughout</w:t>
+            </w:r>
+          </w:p>
+        </w:tc>
+      </w:tr>
+      <w:tr>
+        <w:tc>
+          <w:tcPr/>
+          <w:p>
+            <w:pPr>
+              <w:pStyle w:val="Compact"/>
+              <w:jc w:val="left"/>
+            </w:pPr>
+            <w:r>
+              <w:t xml:space="preserve">Mass, delta-v, propellant, and cost budgets added and closed, which Milestone 2 listed as remaining work</w:t>
+            </w:r>
+          </w:p>
+        </w:tc>
+        <w:tc>
+          <w:tcPr/>
+          <w:p>
+            <w:pPr>
+              <w:pStyle w:val="Compact"/>
+              <w:jc w:val="left"/>
+            </w:pPr>
+            <w:r>
+              <w:t xml:space="preserve">Section 7</w:t>
+            </w:r>
+          </w:p>
+        </w:tc>
+      </w:tr>
+      <w:tr>
+        <w:tc>
+          <w:tcPr/>
+          <w:p>
+            <w:pPr>
+              <w:pStyle w:val="Compact"/>
+              <w:jc w:val="left"/>
+            </w:pPr>
+            <w:r>
+              <w:t xml:space="preserve">Concept of operations added, so the design decisions tie to a specific mission timeline</w:t>
+            </w:r>
+          </w:p>
+        </w:tc>
+        <w:tc>
+          <w:tcPr/>
+          <w:p>
+            <w:pPr>
+              <w:pStyle w:val="Compact"/>
+              <w:jc w:val="left"/>
+            </w:pPr>
+            <w:r>
+              <w:t xml:space="preserve">Section 2.4</w:t>
+            </w:r>
+          </w:p>
+        </w:tc>
+      </w:tr>
+      <w:tr>
+        <w:tc>
+          <w:tcPr/>
+          <w:p>
+            <w:pPr>
+              <w:pStyle w:val="Compact"/>
+              <w:jc w:val="left"/>
+            </w:pPr>
+            <w:r>
+              <w:t xml:space="preserve">Transient thermal simulation added; it shows the bus moves 3.9 K through eclipse against the 49.4 K steady-state bound, which changes where the heaters go</w:t>
+            </w:r>
+          </w:p>
+        </w:tc>
+        <w:tc>
+          <w:tcPr/>
+          <w:p>
+            <w:pPr>
+              <w:pStyle w:val="Compact"/>
+              <w:jc w:val="left"/>
+            </w:pPr>
+            <w:r>
+              <w:t xml:space="preserve">Section 12.3</w:t>
+            </w:r>
+          </w:p>
+        </w:tc>
+      </w:tr>
+      <w:tr>
+        <w:tc>
+          <w:tcPr/>
+          <w:p>
+            <w:pPr>
+              <w:pStyle w:val="Compact"/>
+              <w:jc w:val="left"/>
+            </w:pPr>
+            <w:r>
+              <w:t xml:space="preserve">Micrometeoroid and debris assessment added, with a Whipple shield sized for the propellant tanks</w:t>
+            </w:r>
+          </w:p>
+        </w:tc>
+        <w:tc>
+          <w:tcPr/>
+          <w:p>
+            <w:pPr>
+              <w:pStyle w:val="Compact"/>
+              <w:jc w:val="left"/>
+            </w:pPr>
+            <w:r>
+              <w:t xml:space="preserve">Section 13.1</w:t>
+            </w:r>
+          </w:p>
+        </w:tc>
+      </w:tr>
+      <w:tr>
+        <w:tc>
+          <w:tcPr/>
+          <w:p>
+            <w:pPr>
+              <w:pStyle w:val="Compact"/>
+              <w:jc w:val="left"/>
+            </w:pPr>
+            <w:r>
+              <w:t xml:space="preserve">Docking-sequence failure modes collected into a risk register and a risk matrix</w:t>
+            </w:r>
+          </w:p>
+        </w:tc>
+        <w:tc>
+          <w:tcPr/>
+          <w:p>
+            <w:pPr>
+              <w:pStyle w:val="Compact"/>
+              <w:jc w:val="left"/>
+            </w:pPr>
+            <w:r>
+              <w:t xml:space="preserve">Sections 13.2 and 13.3</w:t>
+            </w:r>
+          </w:p>
+        </w:tc>
+      </w:tr>
+      <w:tr>
+        <w:tc>
+          <w:tcPr/>
+          <w:p>
+            <w:pPr>
+              <w:pStyle w:val="Compact"/>
+              <w:jc w:val="left"/>
+            </w:pPr>
+            <w:r>
+              <w:t xml:space="preserve">Milestone 2’s conclusion that propellant is the life limiter refined: propellant sizes the servicing capacity, and the five-year calendar life is set by wear-out items</w:t>
+            </w:r>
+          </w:p>
+        </w:tc>
+        <w:tc>
+          <w:tcPr/>
+          <w:p>
+            <w:pPr>
+              <w:pStyle w:val="Compact"/>
+              <w:jc w:val="left"/>
+            </w:pPr>
+            <w:r>
+              <w:t xml:space="preserve">Sections 7.4 and 14</w:t>
+            </w:r>
+          </w:p>
+        </w:tc>
+      </w:tr>
+      <w:tr>
+        <w:tc>
+          <w:tcPr/>
+          <w:p>
+            <w:pPr>
+              <w:pStyle w:val="Compact"/>
+              <w:jc w:val="left"/>
+            </w:pPr>
+            <w:r>
+              <w:t xml:space="preserve">Table of contents rebuilt with page numbers and hyperlinks; numbers of ten or below spelled out in running text</w:t>
+            </w:r>
+          </w:p>
+        </w:tc>
+        <w:tc>
+          <w:tcPr/>
+          <w:p>
+            <w:pPr>
+              <w:pStyle w:val="Compact"/>
+              <w:jc w:val="left"/>
+            </w:pPr>
+            <w:r>
+              <w:t xml:space="preserve">throughout</w:t>
+            </w:r>
+          </w:p>
+        </w:tc>
+      </w:tr>
+    </w:tbl>
+    <w:p>
+      <w:r>
+        <w:pict>
+          <v:rect style="width:0;height:1.5pt" o:hralign="center" o:hrstd="t" o:hr="t"/>
+        </w:pict>
+      </w:r>
+    </w:p>
+    <w:bookmarkEnd w:id="120"/>
+    <w:bookmarkStart w:id="121" w:name="references"/>
     <w:p>
       <w:pPr>
         <w:pStyle w:val="Heading2"/>
@@ -19029,7 +24398,7 @@
         </w:pict>
       </w:r>
     </w:p>
-    <w:bookmarkEnd w:id="119"/>
+    <w:bookmarkEnd w:id="121"/>
     <w:sectPr>
       <w:footnotePr>
         <w:numRestart w:val="eachSect"/>

--- a/design_project/final_project/submission/Clayton_spce5065_final_submission.docx
+++ b/design_project/final_project/submission/Clayton_spce5065_final_submission.docx
@@ -190,7 +190,15 @@
         <w:pStyle w:val="BodyText"/>
       </w:pPr>
       <w:r>
-        <w:t xml:space="preserve">The case for this design rests on four results, and every one of them is derived in this report rather than asserted.</w:t>
+        <w:t xml:space="preserve">The case for this design rests on four results, which are derived in this report rather than asserted.</w:t>
+      </w:r>
+    </w:p>
+    <w:p>
+      <w:pPr>
+        <w:pStyle w:val="BodyText"/>
+      </w:pPr>
+      <w:r>
+        <w:t xml:space="preserve">GEO’s dominant hazards are spacecraft charging and energetic-particle radiation, not drag or debris. MESA floats to -2.16 kV during substorms and accumulates 25 krad(Si) over five years behind 100 mils of aluminium. Both are handled by conventional, qualified means: a fully bonded conductive exterior, single-point grounding, and radiation hardness assurance category R parts at 100 krad(Si), which holds even if the dose assumption is wrong by a factor of two.</w:t>
       </w:r>
     </w:p>
     <w:p>
@@ -202,25 +210,7 @@
           <w:b/>
           <w:bCs/>
         </w:rPr>
-        <w:t xml:space="preserve">The environment is understood and the design closes against it.</w:t>
-      </w:r>
-      <w:r>
-        <w:t xml:space="preserve"> </w:t>
-      </w:r>
-      <w:r>
-        <w:t xml:space="preserve">GEO’s dominant hazards are spacecraft charging and energetic-particle radiation, not drag or debris. MESA floats to -2.16 kV during substorms and accumulates 25 krad(Si) over five years behind 100 mils of aluminium. Both are handled by conventional, qualified means: a fully bonded conductive exterior, single-point grounding, and radiation hardness assurance category R parts at 100 krad(Si), which holds even if the dose assumption is wrong by a factor of two.</w:t>
-      </w:r>
-    </w:p>
-    <w:p>
-      <w:pPr>
-        <w:pStyle w:val="BodyText"/>
-      </w:pPr>
-      <w:r>
-        <w:rPr>
-          <w:b/>
-          <w:bCs/>
-        </w:rPr>
-        <w:t xml:space="preserve">Docking, not free flight, drives the design, and that is the insight the competition misses.</w:t>
+        <w:t xml:space="preserve">Docking, not free flight, drives the design.</w:t>
       </w:r>
       <w:r>
         <w:t xml:space="preserve"> </w:t>
@@ -4931,7 +4921,7 @@
         <w:pStyle w:val="FirstParagraph"/>
       </w:pPr>
       <w:r>
-        <w:t xml:space="preserve">This report is the complete design case for MESA, from the environment it must survive to the hardware that survives it, and it is written to be checked rather than believed.</w:t>
+        <w:t xml:space="preserve">This report is the complete design case for MESA, from the environment it must survive to the hardware that survives it.</w:t>
       </w:r>
     </w:p>
     <w:p>
@@ -5584,7 +5574,7 @@
         <w:pStyle w:val="BodyText"/>
       </w:pPr>
       <w:r>
-        <w:t xml:space="preserve">The orbit is circular so the tug holds a constant altitude and speed relative to its clients, which is what makes a slow, controlled approach possible, and equatorial at zero inclination, maintained by stationkeeping, so it stays fixed over one longitude. The assigned slot for the analysis in this report is 105° W. The scale and geometry are shown in</w:t>
+        <w:t xml:space="preserve">The orbit is circular so the tug holds a constant altitude and speed relative to its clients, which is what makes a slow, controlled approach possible, and equatorial at zero inclination, maintained by stationkeeping, so it stays fixed over one longitude. The assigned slot for the analysis in this report is 105° W, one of the two stable longitudes produced by Earth’s triaxiality (Section 3.3). Parking on a stable point removes the dominant east-west drift term, so the east-west stationkeeping allowance carried in Section 3.3 is conservative for this slot. The scale and geometry are shown in</w:t>
       </w:r>
       <w:r>
         <w:t xml:space="preserve"> </w:t>
@@ -5678,7 +5668,7 @@
         <w:pStyle w:val="BodyText"/>
       </w:pPr>
       <w:r>
-        <w:t xml:space="preserve">That decision does carry a real environmental penalty, quantified in Sections 4 through 6 and summarized in Table 2. GEO trades away LEO’s atmospheric drag, atomic oxygen erosion, and dense debris population in exchange for worse spacecraft charging and worse energetic-particle radiation. That is a favorable trade, because the GEO hazards are well understood and mitigable through grounding and ESD control, shielding, hardened parts, and space-weather-aware operations, whereas over a multi-client mission of five years or more, eliminating drag decay and atomic oxygen entirely removes two continuous degradation mechanisms rather than two events that can be designed around.</w:t>
+        <w:t xml:space="preserve">That decision does carry a real environmental penalty: GEO trades LEO’s atmospheric drag, atomic oxygen erosion, and dense debris population for worse spacecraft charging and worse energetic-particle radiation. Sections 4 through 6 characterize both regimes and Section 4.5 works that trade against the evidence.</w:t>
       </w:r>
     </w:p>
     <w:p>
@@ -6544,7 +6534,7 @@
         <w:pStyle w:val="BodyText"/>
       </w:pPr>
       <w:r>
-        <w:t xml:space="preserve">A LEO tug would have to start above roughly 500 km just to reach the five-year line, which is one more reason LEO is untenable for this mission. These figures are point estimates at a single density profile; because thermospheric density swells at solar maximum, the actual lifetime at a given altitude can shift by a factor of two to three over a solar cycle [2], [3], so the 400 km result of about 0.8 yr should be read as an order-of-magnitude value.</w:t>
+        <w:t xml:space="preserve">A LEO tug would have to start above roughly 500 km just to reach the five-year line. These figures are point estimates at a single density profile; because thermospheric density swells at solar maximum, the actual lifetime at a given altitude can shift by a factor of two to three over a solar cycle [2], [3], so the 400 km result of about 0.8 yr should be read as an order-of-magnitude value.</w:t>
       </w:r>
     </w:p>
     <w:p>
@@ -7296,7 +7286,7 @@
         <w:pStyle w:val="BodyText"/>
       </w:pPr>
       <w:r>
-        <w:t xml:space="preserve">Read as a design problem rather than a list, Table 2 says that the GEO column is dominated by electrical effects and the LEO column by mechanical and chemical ones. Electrical effects are addressed with coatings, bonding, part selection, and operational rules, all of which are cheap in mass. Mechanical and chemical degradation is addressed with propellant and with material loss that never stops. That is the deeper reason GEO is the right regime for a vehicle expected to work for five years and then keep going.</w:t>
+        <w:t xml:space="preserve">Table 2 says that the GEO column is dominated by electrical effects and the LEO column by mechanical and chemical ones. Electrical effects are addressed with coatings, bonding, part selection, and operational rules, all of which are cheap in mass. Mechanical and chemical degradation is addressed with propellant and with material loss that never stops. That is the deeper reason GEO is the right regime for a vehicle expected to work for five years and then keep going.</w:t>
       </w:r>
     </w:p>
     <w:p>
@@ -7633,7 +7623,7 @@
         <w:t xml:space="preserve"> </w:t>
       </w:r>
       <w:r>
-        <w:t xml:space="preserve">defines the configuration once, and the rest of the report uses it without restating it.</w:t>
+        <w:t xml:space="preserve">defines the configuration.</w:t>
       </w:r>
       <w:r>
         <w:t xml:space="preserve"> </w:t>
@@ -8084,6 +8074,96 @@
               <w:pStyle w:val="Compact"/>
               <w:jc w:val="left"/>
             </w:pPr>
+            <w:r>
+              <w:t xml:space="preserve">Client envelope, assumed</w:t>
+            </w:r>
+          </w:p>
+        </w:tc>
+        <w:tc>
+          <w:tcPr/>
+          <w:p>
+            <w:pPr>
+              <w:pStyle w:val="Compact"/>
+              <w:jc w:val="right"/>
+            </w:pPr>
+            <w:r>
+              <w:t xml:space="preserve">2.0 x 2.0 x 3.0 m</w:t>
+            </w:r>
+          </w:p>
+        </w:tc>
+        <w:tc>
+          <w:tcPr/>
+          <w:p>
+            <w:pPr>
+              <w:pStyle w:val="Compact"/>
+              <w:jc w:val="left"/>
+            </w:pPr>
+            <w:r>
+              <w:t xml:space="preserve">representative GEO comsat, Appendix B</w:t>
+            </w:r>
+          </w:p>
+        </w:tc>
+      </w:tr>
+      <w:tr>
+        <w:tc>
+          <w:tcPr/>
+          <w:p>
+            <w:pPr>
+              <w:pStyle w:val="Compact"/>
+              <w:jc w:val="left"/>
+            </w:pPr>
+            <w:r>
+              <w:t xml:space="preserve">Client centre of mass, from MESA</w:t>
+            </w:r>
+          </w:p>
+        </w:tc>
+        <w:tc>
+          <w:tcPr/>
+          <w:p>
+            <w:pPr>
+              <w:pStyle w:val="Compact"/>
+              <w:jc w:val="right"/>
+            </w:pPr>
+            <w:r>
+              <w:t xml:space="preserve">3.0 m along</w:t>
+            </w:r>
+            <w:r>
+              <w:t xml:space="preserve"> </w:t>
+            </w:r>
+            <m:oMath>
+              <m:r>
+                <m:rPr>
+                  <m:sty m:val="p"/>
+                </m:rPr>
+                <m:t>+</m:t>
+              </m:r>
+              <m:r>
+                <m:t>z</m:t>
+              </m:r>
+            </m:oMath>
+          </w:p>
+        </w:tc>
+        <w:tc>
+          <w:tcPr/>
+          <w:p>
+            <w:pPr>
+              <w:pStyle w:val="Compact"/>
+              <w:jc w:val="left"/>
+            </w:pPr>
+            <w:r>
+              <w:t xml:space="preserve">docking standoff, Appendix B</w:t>
+            </w:r>
+          </w:p>
+        </w:tc>
+      </w:tr>
+      <w:tr>
+        <w:tc>
+          <w:tcPr/>
+          <w:p>
+            <w:pPr>
+              <w:pStyle w:val="Compact"/>
+              <w:jc w:val="left"/>
+            </w:pPr>
             <m:oMath>
               <m:sSub>
                 <m:e>
@@ -8218,7 +8298,7 @@
               <w:jc w:val="left"/>
             </w:pPr>
             <w:r>
-              <w:t xml:space="preserve">arm and docking hardware are off-axis</w:t>
+              <w:t xml:space="preserve">arm and docking hardware are off-axis; Appendix B</w:t>
             </w:r>
           </w:p>
         </w:tc>
@@ -12995,7 +13075,7 @@
         <w:pStyle w:val="FirstParagraph"/>
       </w:pPr>
       <w:r>
-        <w:t xml:space="preserve">GEO sits in the hot plasma sheet, and during substorms the electron population reaches keV to tens of keV temperatures. The vehicle is electrically isolated from that plasma, so it floats to whatever potential balances the currents reaching it.</w:t>
+        <w:t xml:space="preserve">The vehicle is electrically isolated from the plasma described in Section 4.3, so it floats to whatever potential balances the currents reaching it. That potential is worth deriving rather than quoting, because every mitigation below is sized against it.</w:t>
       </w:r>
     </w:p>
     <w:p>
@@ -16531,7 +16611,7 @@
         <w:t xml:space="preserve"> </w:t>
       </w:r>
       <w:r>
-        <w:t xml:space="preserve">Wheel sizing drivers [3].</w:t>
+        <w:t xml:space="preserve">Wheel sizing drivers [3]. The 30 degree slew in 300 s free-flying and 600 s mated is a derived requirement for reorientation during proximity operations and client inspection, not a customer-levied one; Appendix B gives its basis and sensitivity.</w:t>
       </w:r>
     </w:p>
     <w:tbl>
@@ -19067,7 +19147,7 @@
         <w:pStyle w:val="BodyText"/>
       </w:pPr>
       <w:r>
-        <w:t xml:space="preserve">using a 1.5 packaging factor from cells to installed battery [3]. That 38 kg is the battery line inside the 268 kg power allocation of Table 4. Sizing to 60 percent depth of discharge rather than deeper is a cycle-life decision: at roughly ninety eclipses a year across the two eclipse seasons the battery sees on the order of four hundred and fifty deep cycles over five years, and depth of discharge is the strongest lever on how many of those it survives.</w:t>
+        <w:t xml:space="preserve">using a 1.5 packaging factor from cells to installed battery [3]. That 38 kg is the battery line inside the 268 kg power allocation of Table 4. Sizing to 60 percent depth of discharge rather than deeper is a cycle-life decision. Earth subtends a half-angle of 8.70° from GEO, so eclipses occur only while the solar declination sits inside that, which is about 44 days either side of each equinox and gives roughly eighty-eight eclipses a year. The battery therefore sees on the order of four hundred and forty deep cycles across five years, and depth of discharge is the strongest lever on how many of those it survives.</w:t>
       </w:r>
     </w:p>
     <w:p>
@@ -19573,6 +19653,22 @@
       <w:r>
         <w:t xml:space="preserve">The vehicle is a two-body propagation at the Eq. (1) semi-major axis, circular and equatorial, holding the 105° W slot. Sampling the subsatellite point across the day confirms it is geostationary rather than merely the right size: longitude holds at 105.0000° W with a spread of 0.0005° over twenty-four hours.</w:t>
       </w:r>
+      <w:r>
+        <w:t xml:space="preserve"> </w:t>
+      </w:r>
+      <w:r>
+        <w:rPr>
+          <w:b/>
+          <w:bCs/>
+        </w:rPr>
+        <w:t xml:space="preserve">Figure 13</w:t>
+      </w:r>
+      <w:r>
+        <w:t xml:space="preserve"> </w:t>
+      </w:r>
+      <w:r>
+        <w:t xml:space="preserve">shows the scenario, with the vehicle model at left and the full GEO ring at right. The model is a geostationary communications bus with two deployed wings, the closest available match to the 1.8 by 1.8 by 3.5 m MESA bus carrying 10.24 m² of array.</w:t>
+      </w:r>
     </w:p>
     <w:p>
       <w:pPr>
@@ -19634,14 +19730,6 @@
         <w:pStyle w:val="BodyText"/>
       </w:pPr>
       <w:r>
-        <w:t xml:space="preserve">The model is a geostationary communications bus with two deployed wings, the closest available match to the 1.8 by 1.8 by 3.5 m MESA bus carrying 10.24 m² of array.</w:t>
-      </w:r>
-    </w:p>
-    <w:p>
-      <w:pPr>
-        <w:pStyle w:val="BodyText"/>
-      </w:pPr>
-      <w:r>
         <w:t xml:space="preserve">The Solar Panel tool computes illuminated area by rendering the vehicle against the Sun and integrating the lit surface, then applies</w:t>
       </w:r>
     </w:p>
@@ -19820,6 +19908,22 @@
       </w:r>
       <w:r>
         <w:t xml:space="preserve">the solar irradiance STK uses, 1,361.128 W/m² at one astronomical unit [18].</w:t>
+      </w:r>
+      <w:r>
+        <w:t xml:space="preserve"> </w:t>
+      </w:r>
+      <w:r>
+        <w:rPr>
+          <w:b/>
+          <w:bCs/>
+        </w:rPr>
+        <w:t xml:space="preserve">Figure 14</w:t>
+      </w:r>
+      <w:r>
+        <w:t xml:space="preserve"> </w:t>
+      </w:r>
+      <w:r>
+        <w:t xml:space="preserve">plots the result across the day, with the eclipse notch at local midnight.</w:t>
       </w:r>
     </w:p>
     <w:p>
@@ -19930,7 +20034,23 @@
         <w:pStyle w:val="BodyText"/>
       </w:pPr>
       <w:r>
-        <w:t xml:space="preserve">The Lifetime tool closes out Section 3.3. Given the Table 3 drag area of 16.54 m², the drag coefficient of 2.2, and the 2,000 kg wet mass, STK reports no decay within a 36,500 day limit, or one hundred years.</w:t>
+        <w:t xml:space="preserve">The Lifetime tool closes out Section 3.3. Given the Table 3 drag area of 16.54 m², the drag coefficient of 2.2, and the 2,000 kg wet mass, STK reports no decay within a 36,500 day limit, or one hundred years, which is the result reproduced in</w:t>
+      </w:r>
+      <w:r>
+        <w:t xml:space="preserve"> </w:t>
+      </w:r>
+      <w:r>
+        <w:rPr>
+          <w:b/>
+          <w:bCs/>
+        </w:rPr>
+        <w:t xml:space="preserve">Figure 15</w:t>
+      </w:r>
+      <w:r>
+        <w:t xml:space="preserve"> </w:t>
+      </w:r>
+      <w:r>
+        <w:t xml:space="preserve">alongside the inputs that produced it.</w:t>
       </w:r>
     </w:p>
     <w:p>
@@ -22006,7 +22126,7 @@
         <w:pStyle w:val="FirstParagraph"/>
       </w:pPr>
       <w:r>
-        <w:t xml:space="preserve">The docking sequence concentrates the mission’s risk into a few minutes, and every one of the following failure modes has an owner elsewhere in this report.</w:t>
+        <w:t xml:space="preserve">The docking sequence concentrates the mission’s risk into a few minutes. Table 17 lists each failure mode against the section that owns its mitigation, so only the three design rules that exist because of docking, and nowhere else in the report, are set out here.</w:t>
       </w:r>
     </w:p>
     <w:p>
@@ -22018,13 +22138,13 @@
           <w:b/>
           <w:bCs/>
         </w:rPr>
-        <w:t xml:space="preserve">Electrostatic discharge at capture</w:t>
-      </w:r>
-      <w:r>
-        <w:t xml:space="preserve"> </w:t>
-      </w:r>
-      <w:r>
-        <w:t xml:space="preserve">is the defining one. Two vehicles at different floating potentials bond through a capture latch, and the discharge path is whatever is available. The mitigation is the plasma contactor and the potential-equalization rule of Section 9.2, plus a conductive, bonded capture interface so that if a current does flow it flows through structure rather than through signal lines.</w:t>
+        <w:t xml:space="preserve">Abort criteria are set at the mechanism’s qualified envelope, not at the controller’s optimistic one.</w:t>
+      </w:r>
+      <w:r>
+        <w:t xml:space="preserve"> </w:t>
+      </w:r>
+      <w:r>
+        <w:t xml:space="preserve">A client that has lost attitude control may be tumbling faster than the capture mechanism can accept, and its rates are not known until they are measured. The far-field inspection phase in Figure 1 exists to measure them before anything is committed.</w:t>
       </w:r>
     </w:p>
     <w:p>
@@ -22036,13 +22156,13 @@
           <w:b/>
           <w:bCs/>
         </w:rPr>
-        <w:t xml:space="preserve">A client outside the capture envelope</w:t>
-      </w:r>
-      <w:r>
-        <w:t xml:space="preserve"> </w:t>
-      </w:r>
-      <w:r>
-        <w:t xml:space="preserve">is the next. A client that has lost attitude control may be tumbling faster than the docking mechanism can accept. The far-field inspection phase in Figure 1 exists specifically to measure client rates before committing, and the abort criteria are set at the mechanism’s qualified envelope rather than at the controller’s optimistic one.</w:t>
+        <w:t xml:space="preserve">A loss of attitude knowledge must produce a drift-away, not a closing trajectory.</w:t>
+      </w:r>
+      <w:r>
+        <w:t xml:space="preserve"> </w:t>
+      </w:r>
+      <w:r>
+        <w:t xml:space="preserve">A solar particle event takes out the star trackers at the worst possible moment, so the approach geometry is designed to be passively safe: if the estimator loses the client, the relative motion opens rather than closes.</w:t>
       </w:r>
     </w:p>
     <w:p>
@@ -22054,49 +22174,13 @@
           <w:b/>
           <w:bCs/>
         </w:rPr>
-        <w:t xml:space="preserve">A solar particle event mid-approach</w:t>
-      </w:r>
-      <w:r>
-        <w:t xml:space="preserve"> </w:t>
-      </w:r>
-      <w:r>
-        <w:t xml:space="preserve">would take out the star trackers at the worst moment. The mitigations are layered: the SWPC feed gates the approach (Section 5), the estimator propagates on the inertial measurement unit through tracker dropouts (Section 11.3), and the approach is designed so that a loss of attitude knowledge results in a passively safe drift-away rather than a closing trajectory.</w:t>
-      </w:r>
-    </w:p>
-    <w:p>
-      <w:pPr>
-        <w:pStyle w:val="BodyText"/>
-      </w:pPr>
-      <w:r>
-        <w:rPr>
-          <w:b/>
-          <w:bCs/>
-        </w:rPr>
-        <w:t xml:space="preserve">A mechanism that will not release</w:t>
-      </w:r>
-      <w:r>
-        <w:t xml:space="preserve"> </w:t>
-      </w:r>
-      <w:r>
-        <w:t xml:space="preserve">would strand MESA on its first client, converting a reusable asset into a single-use one. This is a cold welding and lubricant problem, and it is qualified in vacuum per Section 8.4, with a redundant release path in the mechanism design.</w:t>
-      </w:r>
-    </w:p>
-    <w:p>
-      <w:pPr>
-        <w:pStyle w:val="BodyText"/>
-      </w:pPr>
-      <w:r>
-        <w:rPr>
-          <w:b/>
-          <w:bCs/>
-        </w:rPr>
-        <w:t xml:space="preserve">Contaminated RPO optics</w:t>
-      </w:r>
-      <w:r>
-        <w:t xml:space="preserve"> </w:t>
-      </w:r>
-      <w:r>
-        <w:t xml:space="preserve">would abort every rendezvous rather than one. The mitigations are the ASTM E595 material screening and pre-ship bakeout of Section 6, the plasma contactor keeping the vehicle near plasma potential so it does not attract its own outgassed products back (Section 9.1), and the optic covers above.</w:t>
+        <w:t xml:space="preserve">The release path is redundant.</w:t>
+      </w:r>
+      <w:r>
+        <w:t xml:space="preserve"> </w:t>
+      </w:r>
+      <w:r>
+        <w:t xml:space="preserve">A capture mechanism that will not let go strands MESA on its first client and converts a reusable asset into a single-use one, which is a worse outcome than failing to capture at all.</w:t>
       </w:r>
     </w:p>
     <w:bookmarkEnd w:id="112"/>
@@ -22124,7 +22208,7 @@
         <w:t xml:space="preserve"> </w:t>
       </w:r>
       <w:r>
-        <w:t xml:space="preserve">collects these into a register with the likelihood and consequence scoring used in</w:t>
+        <w:t xml:space="preserve">collects the docking failure modes above, together with the environmental and wear-out risks from the rest of the report, into a register with the likelihood and consequence scoring used in</w:t>
       </w:r>
       <w:r>
         <w:t xml:space="preserve"> </w:t>
@@ -23979,7 +24063,2191 @@
       </w:r>
     </w:p>
     <w:bookmarkEnd w:id="120"/>
-    <w:bookmarkStart w:id="121" w:name="references"/>
+    <w:bookmarkStart w:id="121" w:name="appendix-b-assumptions-register"/>
+    <w:p>
+      <w:pPr>
+        <w:pStyle w:val="Heading2"/>
+      </w:pPr>
+      <w:r>
+        <w:t xml:space="preserve">Appendix B: Assumptions register</w:t>
+      </w:r>
+    </w:p>
+    <w:p>
+      <w:pPr>
+        <w:pStyle w:val="FirstParagraph"/>
+      </w:pPr>
+      <w:r>
+        <w:t xml:space="preserve">Design at this stage rests on values that are chosen rather than derived, and a reader is entitled to know which is which. Every assumption that materially affects a result in this report is listed below with its basis, what it drives, and what happens if it turns out to be wrong. Values that are computed rather than assumed, such as the moments of inertia or the equilibrium temperatures, are not listed; they follow from the rows below.</w:t>
+      </w:r>
+    </w:p>
+    <w:tbl>
+      <w:tblPr>
+        <w:tblStyle w:val="Table"/>
+        <w:tblW w:type="pct" w:w="5000"/>
+        <w:tblLayout w:type="fixed"/>
+        <w:tblLook w:firstRow="1" w:lastRow="0" w:firstColumn="0" w:lastColumn="0" w:noHBand="0" w:noVBand="0" w:val="0020"/>
+      </w:tblPr>
+      <w:tblGrid>
+        <w:gridCol w:w="1584"/>
+        <w:gridCol w:w="1584"/>
+        <w:gridCol w:w="1584"/>
+        <w:gridCol w:w="1584"/>
+        <w:gridCol w:w="1584"/>
+      </w:tblGrid>
+      <w:tr>
+        <w:trPr>
+          <w:tblHeader w:val="on"/>
+        </w:trPr>
+        <w:tc>
+          <w:tcPr/>
+          <w:p>
+            <w:pPr>
+              <w:pStyle w:val="Compact"/>
+              <w:jc w:val="left"/>
+            </w:pPr>
+            <w:r>
+              <w:t xml:space="preserve">Assumption</w:t>
+            </w:r>
+          </w:p>
+        </w:tc>
+        <w:tc>
+          <w:tcPr/>
+          <w:p>
+            <w:pPr>
+              <w:pStyle w:val="Compact"/>
+              <w:jc w:val="left"/>
+            </w:pPr>
+            <w:r>
+              <w:t xml:space="preserve">Value</w:t>
+            </w:r>
+          </w:p>
+        </w:tc>
+        <w:tc>
+          <w:tcPr/>
+          <w:p>
+            <w:pPr>
+              <w:pStyle w:val="Compact"/>
+              <w:jc w:val="left"/>
+            </w:pPr>
+            <w:r>
+              <w:t xml:space="preserve">Basis</w:t>
+            </w:r>
+          </w:p>
+        </w:tc>
+        <w:tc>
+          <w:tcPr/>
+          <w:p>
+            <w:pPr>
+              <w:pStyle w:val="Compact"/>
+              <w:jc w:val="left"/>
+            </w:pPr>
+            <w:r>
+              <w:t xml:space="preserve">What it drives</w:t>
+            </w:r>
+          </w:p>
+        </w:tc>
+        <w:tc>
+          <w:tcPr/>
+          <w:p>
+            <w:pPr>
+              <w:pStyle w:val="Compact"/>
+              <w:jc w:val="left"/>
+            </w:pPr>
+            <w:r>
+              <w:t xml:space="preserve">If it is wrong</w:t>
+            </w:r>
+          </w:p>
+        </w:tc>
+      </w:tr>
+      <w:tr>
+        <w:tc>
+          <w:tcPr/>
+          <w:p>
+            <w:pPr>
+              <w:pStyle w:val="Compact"/>
+              <w:jc w:val="left"/>
+            </w:pPr>
+            <w:r>
+              <w:t xml:space="preserve">Bus envelope</w:t>
+            </w:r>
+          </w:p>
+        </w:tc>
+        <w:tc>
+          <w:tcPr/>
+          <w:p>
+            <w:pPr>
+              <w:pStyle w:val="Compact"/>
+              <w:jc w:val="left"/>
+            </w:pPr>
+            <w:r>
+              <w:t xml:space="preserve">1.8 x 1.8 x 3.5 m</w:t>
+            </w:r>
+          </w:p>
+        </w:tc>
+        <w:tc>
+          <w:tcPr/>
+          <w:p>
+            <w:pPr>
+              <w:pStyle w:val="Compact"/>
+              <w:jc w:val="left"/>
+            </w:pPr>
+            <w:r>
+              <w:t xml:space="preserve">Chosen to package tanks, arm, and avionics inside a launcher-compatible envelope</w:t>
+            </w:r>
+          </w:p>
+        </w:tc>
+        <w:tc>
+          <w:tcPr/>
+          <w:p>
+            <w:pPr>
+              <w:pStyle w:val="Compact"/>
+              <w:jc w:val="left"/>
+            </w:pPr>
+            <m:oMath>
+              <m:sSub>
+                <m:e>
+                  <m:r>
+                    <m:t>I</m:t>
+                  </m:r>
+                </m:e>
+                <m:sub>
+                  <m:r>
+                    <m:t>x</m:t>
+                  </m:r>
+                </m:sub>
+              </m:sSub>
+            </m:oMath>
+            <w:r>
+              <w:t xml:space="preserve">,</w:t>
+            </w:r>
+            <w:r>
+              <w:t xml:space="preserve"> </w:t>
+            </w:r>
+            <m:oMath>
+              <m:sSub>
+                <m:e>
+                  <m:r>
+                    <m:t>I</m:t>
+                  </m:r>
+                </m:e>
+                <m:sub>
+                  <m:r>
+                    <m:t>y</m:t>
+                  </m:r>
+                </m:sub>
+              </m:sSub>
+            </m:oMath>
+            <w:r>
+              <w:t xml:space="preserve">,</w:t>
+            </w:r>
+            <w:r>
+              <w:t xml:space="preserve"> </w:t>
+            </w:r>
+            <m:oMath>
+              <m:sSub>
+                <m:e>
+                  <m:r>
+                    <m:t>I</m:t>
+                  </m:r>
+                </m:e>
+                <m:sub>
+                  <m:r>
+                    <m:t>z</m:t>
+                  </m:r>
+                </m:sub>
+              </m:sSub>
+            </m:oMath>
+            <w:r>
+              <w:t xml:space="preserve">; 31.68 m² radiating area; 6.30 m² projected area</w:t>
+            </w:r>
+          </w:p>
+        </w:tc>
+        <w:tc>
+          <w:tcPr/>
+          <w:p>
+            <w:pPr>
+              <w:pStyle w:val="Compact"/>
+              <w:jc w:val="left"/>
+            </w:pPr>
+            <w:r>
+              <w:t xml:space="preserve">Scales the inertias and both areas, so thermal and torque results move together</w:t>
+            </w:r>
+          </w:p>
+        </w:tc>
+      </w:tr>
+      <w:tr>
+        <w:tc>
+          <w:tcPr/>
+          <w:p>
+            <w:pPr>
+              <w:pStyle w:val="Compact"/>
+              <w:jc w:val="left"/>
+            </w:pPr>
+            <w:r>
+              <w:t xml:space="preserve">Solar wing size and mass</w:t>
+            </w:r>
+          </w:p>
+        </w:tc>
+        <w:tc>
+          <w:tcPr/>
+          <w:p>
+            <w:pPr>
+              <w:pStyle w:val="Compact"/>
+              <w:jc w:val="left"/>
+            </w:pPr>
+            <w:r>
+              <w:t xml:space="preserve">2 x 1.6 x 3.2 m, 60 kg each</w:t>
+            </w:r>
+          </w:p>
+        </w:tc>
+        <w:tc>
+          <w:tcPr/>
+          <w:p>
+            <w:pPr>
+              <w:pStyle w:val="Compact"/>
+              <w:jc w:val="left"/>
+            </w:pPr>
+            <w:r>
+              <w:t xml:space="preserve">Sized to clear the end-of-life load with margin; mass is a class figure</w:t>
+            </w:r>
+          </w:p>
+        </w:tc>
+        <w:tc>
+          <w:tcPr/>
+          <w:p>
+            <w:pPr>
+              <w:pStyle w:val="Compact"/>
+              <w:jc w:val="left"/>
+            </w:pPr>
+            <w:r>
+              <w:t xml:space="preserve">Array output, illuminated area</w:t>
+            </w:r>
+            <w:r>
+              <w:t xml:space="preserve"> </w:t>
+            </w:r>
+            <m:oMath>
+              <m:sSub>
+                <m:e>
+                  <m:r>
+                    <m:t>A</m:t>
+                  </m:r>
+                </m:e>
+                <m:sub>
+                  <m:r>
+                    <m:t>s</m:t>
+                  </m:r>
+                </m:sub>
+              </m:sSub>
+            </m:oMath>
+            <w:r>
+              <w:t xml:space="preserve">,</w:t>
+            </w:r>
+            <w:r>
+              <w:t xml:space="preserve"> </w:t>
+            </w:r>
+            <m:oMath>
+              <m:sSub>
+                <m:e>
+                  <m:r>
+                    <m:t>I</m:t>
+                  </m:r>
+                </m:e>
+                <m:sub>
+                  <m:r>
+                    <m:t>x</m:t>
+                  </m:r>
+                </m:sub>
+              </m:sSub>
+            </m:oMath>
+          </w:p>
+        </w:tc>
+        <w:tc>
+          <w:tcPr/>
+          <w:p>
+            <w:pPr>
+              <w:pStyle w:val="Compact"/>
+              <w:jc w:val="left"/>
+            </w:pPr>
+            <w:r>
+              <w:t xml:space="preserve">Array power and SRP torque are both linear in area</w:t>
+            </w:r>
+          </w:p>
+        </w:tc>
+      </w:tr>
+      <w:tr>
+        <w:tc>
+          <w:tcPr/>
+          <w:p>
+            <w:pPr>
+              <w:pStyle w:val="Compact"/>
+              <w:jc w:val="left"/>
+            </w:pPr>
+            <m:oMath>
+              <m:sSub>
+                <m:e>
+                  <m:r>
+                    <m:t>c</m:t>
+                  </m:r>
+                </m:e>
+                <m:sub>
+                  <m:r>
+                    <m:t>p</m:t>
+                  </m:r>
+                  <m:r>
+                    <m:t>s</m:t>
+                  </m:r>
+                </m:sub>
+              </m:sSub>
+            </m:oMath>
+            <w:r>
+              <w:t xml:space="preserve"> </w:t>
+            </w:r>
+            <w:r>
+              <w:t xml:space="preserve">to</w:t>
+            </w:r>
+            <w:r>
+              <w:t xml:space="preserve"> </w:t>
+            </w:r>
+            <m:oMath>
+              <m:sSub>
+                <m:e>
+                  <m:r>
+                    <m:t>c</m:t>
+                  </m:r>
+                </m:e>
+                <m:sub>
+                  <m:r>
+                    <m:t>m</m:t>
+                  </m:r>
+                </m:sub>
+              </m:sSub>
+            </m:oMath>
+            <w:r>
+              <w:t xml:space="preserve"> </w:t>
+            </w:r>
+            <w:r>
+              <w:t xml:space="preserve">offset</w:t>
+            </w:r>
+          </w:p>
+        </w:tc>
+        <w:tc>
+          <w:tcPr/>
+          <w:p>
+            <w:pPr>
+              <w:pStyle w:val="Compact"/>
+              <w:jc w:val="left"/>
+            </w:pPr>
+            <w:r>
+              <w:t xml:space="preserve">0.25 m</w:t>
+            </w:r>
+          </w:p>
+        </w:tc>
+        <w:tc>
+          <w:tcPr/>
+          <w:p>
+            <w:pPr>
+              <w:pStyle w:val="Compact"/>
+              <w:jc w:val="left"/>
+            </w:pPr>
+            <w:r>
+              <w:t xml:space="preserve">Engineering estimate for a vehicle carrying an arm and docking hardware on one face</w:t>
+            </w:r>
+          </w:p>
+        </w:tc>
+        <w:tc>
+          <w:tcPr/>
+          <w:p>
+            <w:pPr>
+              <w:pStyle w:val="Compact"/>
+              <w:jc w:val="left"/>
+            </w:pPr>
+            <w:r>
+              <w:t xml:space="preserve">SRP torque, hence 93.5% of</w:t>
+            </w:r>
+            <w:r>
+              <w:t xml:space="preserve"> </w:t>
+            </w:r>
+            <m:oMath>
+              <m:sSub>
+                <m:e>
+                  <m:r>
+                    <m:t>T</m:t>
+                  </m:r>
+                </m:e>
+                <m:sub>
+                  <m:r>
+                    <m:t>D</m:t>
+                  </m:r>
+                </m:sub>
+              </m:sSub>
+            </m:oMath>
+            <w:r>
+              <w:t xml:space="preserve">, the momentum rate, the dump cadence, and the dump propellant</w:t>
+            </w:r>
+          </w:p>
+        </w:tc>
+        <w:tc>
+          <w:tcPr/>
+          <w:p>
+            <w:pPr>
+              <w:pStyle w:val="Compact"/>
+              <w:jc w:val="left"/>
+            </w:pPr>
+            <w:r>
+              <w:t xml:space="preserve">The most sensitive assumption in the report: SRP torque is linear in the offset</w:t>
+            </w:r>
+          </w:p>
+        </w:tc>
+      </w:tr>
+      <w:tr>
+        <w:tc>
+          <w:tcPr/>
+          <w:p>
+            <w:pPr>
+              <w:pStyle w:val="Compact"/>
+              <w:jc w:val="left"/>
+            </w:pPr>
+            <w:r>
+              <w:t xml:space="preserve">Slew requirement</w:t>
+            </w:r>
+          </w:p>
+        </w:tc>
+        <w:tc>
+          <w:tcPr/>
+          <w:p>
+            <w:pPr>
+              <w:pStyle w:val="Compact"/>
+              <w:jc w:val="left"/>
+            </w:pPr>
+            <w:r>
+              <w:t xml:space="preserve">30° in 300 s free-flying, 600 s mated</w:t>
+            </w:r>
+          </w:p>
+        </w:tc>
+        <w:tc>
+          <w:tcPr/>
+          <w:p>
+            <w:pPr>
+              <w:pStyle w:val="Compact"/>
+              <w:jc w:val="left"/>
+            </w:pPr>
+            <w:r>
+              <w:t xml:space="preserve">Derived requirement for reorientation during proximity operations and client inspection</w:t>
+            </w:r>
+          </w:p>
+        </w:tc>
+        <w:tc>
+          <w:tcPr/>
+          <w:p>
+            <w:pPr>
+              <w:pStyle w:val="Compact"/>
+              <w:jc w:val="left"/>
+            </w:pPr>
+            <w:r>
+              <w:t xml:space="preserve">Wheel torque of 0.20 N</w:t>
+            </w:r>
+            <m:oMath>
+              <m:r>
+                <m:rPr>
+                  <m:sty m:val="p"/>
+                </m:rPr>
+                <m:t>⋅</m:t>
+              </m:r>
+            </m:oMath>
+            <w:r>
+              <w:t xml:space="preserve">m, which is the report’s central sizing claim</w:t>
+            </w:r>
+          </w:p>
+        </w:tc>
+        <w:tc>
+          <w:tcPr/>
+          <w:p>
+            <w:pPr>
+              <w:pStyle w:val="Compact"/>
+              <w:jc w:val="left"/>
+            </w:pPr>
+            <m:oMath>
+              <m:r>
+                <m:t>M</m:t>
+              </m:r>
+            </m:oMath>
+            <w:r>
+              <w:t xml:space="preserve"> </w:t>
+            </w:r>
+            <w:r>
+              <w:t xml:space="preserve">scales as</w:t>
+            </w:r>
+            <w:r>
+              <w:t xml:space="preserve"> </w:t>
+            </w:r>
+            <m:oMath>
+              <m:r>
+                <m:t>1</m:t>
+              </m:r>
+              <m:r>
+                <m:rPr>
+                  <m:sty m:val="p"/>
+                </m:rPr>
+                <m:t>/</m:t>
+              </m:r>
+              <m:sSup>
+                <m:e>
+                  <m:r>
+                    <m:t>t</m:t>
+                  </m:r>
+                </m:e>
+                <m:sup>
+                  <m:r>
+                    <m:t>2</m:t>
+                  </m:r>
+                </m:sup>
+              </m:sSup>
+            </m:oMath>
+            <w:r>
+              <w:t xml:space="preserve">; a 425 s mated slew consumes the whole margin (Section 11.2)</w:t>
+            </w:r>
+          </w:p>
+        </w:tc>
+      </w:tr>
+      <w:tr>
+        <w:tc>
+          <w:tcPr/>
+          <w:p>
+            <w:pPr>
+              <w:pStyle w:val="Compact"/>
+              <w:jc w:val="left"/>
+            </w:pPr>
+            <w:r>
+              <w:t xml:space="preserve">Client mass</w:t>
+            </w:r>
+          </w:p>
+        </w:tc>
+        <w:tc>
+          <w:tcPr/>
+          <w:p>
+            <w:pPr>
+              <w:pStyle w:val="Compact"/>
+              <w:jc w:val="left"/>
+            </w:pPr>
+            <w:r>
+              <w:t xml:space="preserve">3,000 kg</w:t>
+            </w:r>
+          </w:p>
+        </w:tc>
+        <w:tc>
+          <w:tcPr/>
+          <w:p>
+            <w:pPr>
+              <w:pStyle w:val="Compact"/>
+              <w:jc w:val="left"/>
+            </w:pPr>
+            <w:r>
+              <w:t xml:space="preserve">Representative GEO communications satellite at end of life</w:t>
+            </w:r>
+          </w:p>
+        </w:tc>
+        <w:tc>
+          <w:tcPr/>
+          <w:p>
+            <w:pPr>
+              <w:pStyle w:val="Compact"/>
+              <w:jc w:val="left"/>
+            </w:pPr>
+            <w:r>
+              <w:t xml:space="preserve">Mated inertia, wheel sizing</w:t>
+            </w:r>
+          </w:p>
+        </w:tc>
+        <w:tc>
+          <w:tcPr/>
+          <w:p>
+            <w:pPr>
+              <w:pStyle w:val="Compact"/>
+              <w:jc w:val="left"/>
+            </w:pPr>
+            <w:r>
+              <w:t xml:space="preserve">Section 11.2 shows 0.20 N</w:t>
+            </w:r>
+            <m:oMath>
+              <m:r>
+                <m:rPr>
+                  <m:sty m:val="p"/>
+                </m:rPr>
+                <m:t>⋅</m:t>
+              </m:r>
+            </m:oMath>
+            <w:r>
+              <w:t xml:space="preserve">m covers a client up to 14,100 kg</w:t>
+            </w:r>
+          </w:p>
+        </w:tc>
+      </w:tr>
+      <w:tr>
+        <w:tc>
+          <w:tcPr/>
+          <w:p>
+            <w:pPr>
+              <w:pStyle w:val="Compact"/>
+              <w:jc w:val="left"/>
+            </w:pPr>
+            <w:r>
+              <w:t xml:space="preserve">Client envelope and docking standoff</w:t>
+            </w:r>
+          </w:p>
+        </w:tc>
+        <w:tc>
+          <w:tcPr/>
+          <w:p>
+            <w:pPr>
+              <w:pStyle w:val="Compact"/>
+              <w:jc w:val="left"/>
+            </w:pPr>
+            <w:r>
+              <w:t xml:space="preserve">2.0 x 2.0 x 3.0 m, centre of mass 3.0 m from MESA’s</w:t>
+            </w:r>
+          </w:p>
+        </w:tc>
+        <w:tc>
+          <w:tcPr/>
+          <w:p>
+            <w:pPr>
+              <w:pStyle w:val="Compact"/>
+              <w:jc w:val="left"/>
+            </w:pPr>
+            <w:r>
+              <w:t xml:space="preserve">Assumed for the mated inertia calculation</w:t>
+            </w:r>
+          </w:p>
+        </w:tc>
+        <w:tc>
+          <w:tcPr/>
+          <w:p>
+            <w:pPr>
+              <w:pStyle w:val="Compact"/>
+              <w:jc w:val="left"/>
+            </w:pPr>
+            <m:oMath>
+              <m:sSub>
+                <m:e>
+                  <m:r>
+                    <m:t>I</m:t>
+                  </m:r>
+                </m:e>
+                <m:sub>
+                  <m:r>
+                    <m:t>x</m:t>
+                  </m:r>
+                </m:sub>
+              </m:sSub>
+            </m:oMath>
+            <w:r>
+              <w:t xml:space="preserve"> </w:t>
+            </w:r>
+            <w:r>
+              <w:t xml:space="preserve">mated = 17,329 kg</w:t>
+            </w:r>
+            <m:oMath>
+              <m:r>
+                <m:rPr>
+                  <m:sty m:val="p"/>
+                </m:rPr>
+                <m:t>⋅</m:t>
+              </m:r>
+            </m:oMath>
+            <w:r>
+              <w:t xml:space="preserve">m², 1.80 m centre-of-mass shift</w:t>
+            </w:r>
+          </w:p>
+        </w:tc>
+        <w:tc>
+          <w:tcPr/>
+          <w:p>
+            <w:pPr>
+              <w:pStyle w:val="Compact"/>
+              <w:jc w:val="left"/>
+            </w:pPr>
+            <w:r>
+              <w:t xml:space="preserve">The standoff dominates through the parallel-axis term</w:t>
+            </w:r>
+          </w:p>
+        </w:tc>
+      </w:tr>
+      <w:tr>
+        <w:tc>
+          <w:tcPr/>
+          <w:p>
+            <w:pPr>
+              <w:pStyle w:val="Compact"/>
+              <w:jc w:val="left"/>
+            </w:pPr>
+            <w:r>
+              <w:t xml:space="preserve">Residual magnetic dipole</w:t>
+            </w:r>
+            <w:r>
+              <w:t xml:space="preserve"> </w:t>
+            </w:r>
+            <m:oMath>
+              <m:r>
+                <m:t>D</m:t>
+              </m:r>
+            </m:oMath>
+          </w:p>
+        </w:tc>
+        <w:tc>
+          <w:tcPr/>
+          <w:p>
+            <w:pPr>
+              <w:pStyle w:val="Compact"/>
+              <w:jc w:val="left"/>
+            </w:pPr>
+            <w:r>
+              <w:t xml:space="preserve">5 A</w:t>
+            </w:r>
+            <m:oMath>
+              <m:r>
+                <m:rPr>
+                  <m:sty m:val="p"/>
+                </m:rPr>
+                <m:t>⋅</m:t>
+              </m:r>
+            </m:oMath>
+            <w:r>
+              <w:t xml:space="preserve">m²</w:t>
+            </w:r>
+          </w:p>
+        </w:tc>
+        <w:tc>
+          <w:tcPr/>
+          <w:p>
+            <w:pPr>
+              <w:pStyle w:val="Compact"/>
+              <w:jc w:val="left"/>
+            </w:pPr>
+            <w:r>
+              <w:t xml:space="preserve">Typical for this vehicle class</w:t>
+            </w:r>
+          </w:p>
+        </w:tc>
+        <w:tc>
+          <w:tcPr/>
+          <w:p>
+            <w:pPr>
+              <w:pStyle w:val="Compact"/>
+              <w:jc w:val="left"/>
+            </w:pPr>
+            <w:r>
+              <w:t xml:space="preserve">Magnetic torque, 1.7% of</w:t>
+            </w:r>
+            <w:r>
+              <w:t xml:space="preserve"> </w:t>
+            </w:r>
+            <m:oMath>
+              <m:sSub>
+                <m:e>
+                  <m:r>
+                    <m:t>T</m:t>
+                  </m:r>
+                </m:e>
+                <m:sub>
+                  <m:r>
+                    <m:t>D</m:t>
+                  </m:r>
+                </m:sub>
+              </m:sSub>
+            </m:oMath>
+          </w:p>
+        </w:tc>
+        <w:tc>
+          <w:tcPr/>
+          <w:p>
+            <w:pPr>
+              <w:pStyle w:val="Compact"/>
+              <w:jc w:val="left"/>
+            </w:pPr>
+            <w:r>
+              <w:t xml:space="preserve">Negligible unless wrong by an order of magnitude</w:t>
+            </w:r>
+          </w:p>
+        </w:tc>
+      </w:tr>
+      <w:tr>
+        <w:tc>
+          <w:tcPr/>
+          <w:p>
+            <w:pPr>
+              <w:pStyle w:val="Compact"/>
+              <w:jc w:val="left"/>
+            </w:pPr>
+            <w:r>
+              <w:t xml:space="preserve">Reflectance factor</w:t>
+            </w:r>
+            <w:r>
+              <w:t xml:space="preserve"> </w:t>
+            </w:r>
+            <m:oMath>
+              <m:r>
+                <m:t>q</m:t>
+              </m:r>
+            </m:oMath>
+          </w:p>
+        </w:tc>
+        <w:tc>
+          <w:tcPr/>
+          <w:p>
+            <w:pPr>
+              <w:pStyle w:val="Compact"/>
+              <w:jc w:val="left"/>
+            </w:pPr>
+            <w:r>
+              <w:t xml:space="preserve">0.6</w:t>
+            </w:r>
+          </w:p>
+        </w:tc>
+        <w:tc>
+          <w:tcPr/>
+          <w:p>
+            <w:pPr>
+              <w:pStyle w:val="Compact"/>
+              <w:jc w:val="left"/>
+            </w:pPr>
+            <w:r>
+              <w:t xml:space="preserve">Rough-estimate value [3]</w:t>
+            </w:r>
+          </w:p>
+        </w:tc>
+        <w:tc>
+          <w:tcPr/>
+          <w:p>
+            <w:pPr>
+              <w:pStyle w:val="Compact"/>
+              <w:jc w:val="left"/>
+            </w:pPr>
+            <w:r>
+              <w:t xml:space="preserve">SRP force and torque</w:t>
+            </w:r>
+          </w:p>
+        </w:tc>
+        <w:tc>
+          <w:tcPr/>
+          <w:p>
+            <w:pPr>
+              <w:pStyle w:val="Compact"/>
+              <w:jc w:val="left"/>
+            </w:pPr>
+            <w:r>
+              <w:t xml:space="preserve">Linear in</w:t>
+            </w:r>
+            <w:r>
+              <w:t xml:space="preserve"> </w:t>
+            </w:r>
+            <m:oMath>
+              <m:r>
+                <m:rPr>
+                  <m:sty m:val="p"/>
+                </m:rPr>
+                <m:t>(</m:t>
+              </m:r>
+              <m:r>
+                <m:t>1</m:t>
+              </m:r>
+              <m:r>
+                <m:rPr>
+                  <m:sty m:val="p"/>
+                </m:rPr>
+                <m:t>+</m:t>
+              </m:r>
+              <m:r>
+                <m:t>q</m:t>
+              </m:r>
+              <m:r>
+                <m:rPr>
+                  <m:sty m:val="p"/>
+                </m:rPr>
+                <m:t>)</m:t>
+              </m:r>
+            </m:oMath>
+            <w:r>
+              <w:t xml:space="preserve">; real surfaces range 0.2 to 0.9</w:t>
+            </w:r>
+          </w:p>
+        </w:tc>
+      </w:tr>
+      <w:tr>
+        <w:tc>
+          <w:tcPr/>
+          <w:p>
+            <w:pPr>
+              <w:pStyle w:val="Compact"/>
+              <w:jc w:val="left"/>
+            </w:pPr>
+            <w:r>
+              <w:t xml:space="preserve">Off-nadir angle</w:t>
+            </w:r>
+            <w:r>
+              <w:t xml:space="preserve"> </w:t>
+            </w:r>
+            <m:oMath>
+              <m:r>
+                <m:t>θ</m:t>
+              </m:r>
+            </m:oMath>
+          </w:p>
+        </w:tc>
+        <w:tc>
+          <w:tcPr/>
+          <w:p>
+            <w:pPr>
+              <w:pStyle w:val="Compact"/>
+              <w:jc w:val="left"/>
+            </w:pPr>
+            <w:r>
+              <w:t xml:space="preserve">10°</w:t>
+            </w:r>
+          </w:p>
+        </w:tc>
+        <w:tc>
+          <w:tcPr/>
+          <w:p>
+            <w:pPr>
+              <w:pStyle w:val="Compact"/>
+              <w:jc w:val="left"/>
+            </w:pPr>
+            <w:r>
+              <w:t xml:space="preserve">Worst-case pointing excursion assumed for the gravity gradient bound</w:t>
+            </w:r>
+          </w:p>
+        </w:tc>
+        <w:tc>
+          <w:tcPr/>
+          <w:p>
+            <w:pPr>
+              <w:pStyle w:val="Compact"/>
+              <w:jc w:val="left"/>
+            </w:pPr>
+            <w:r>
+              <w:t xml:space="preserve">Gravity gradient torque, 4.8% of</w:t>
+            </w:r>
+            <w:r>
+              <w:t xml:space="preserve"> </w:t>
+            </w:r>
+            <m:oMath>
+              <m:sSub>
+                <m:e>
+                  <m:r>
+                    <m:t>T</m:t>
+                  </m:r>
+                </m:e>
+                <m:sub>
+                  <m:r>
+                    <m:t>D</m:t>
+                  </m:r>
+                </m:sub>
+              </m:sSub>
+            </m:oMath>
+          </w:p>
+        </w:tc>
+        <w:tc>
+          <w:tcPr/>
+          <w:p>
+            <w:pPr>
+              <w:pStyle w:val="Compact"/>
+              <w:jc w:val="left"/>
+            </w:pPr>
+            <w:r>
+              <w:t xml:space="preserve">Enters as</w:t>
+            </w:r>
+            <w:r>
+              <w:t xml:space="preserve"> </w:t>
+            </w:r>
+            <m:oMath>
+              <m:r>
+                <m:rPr>
+                  <m:sty m:val="p"/>
+                </m:rPr>
+                <m:t>sin</m:t>
+              </m:r>
+              <m:r>
+                <m:t>2</m:t>
+              </m:r>
+              <m:r>
+                <m:t>θ</m:t>
+              </m:r>
+            </m:oMath>
+            <w:r>
+              <w:t xml:space="preserve">; small effect on the total</w:t>
+            </w:r>
+          </w:p>
+        </w:tc>
+      </w:tr>
+      <w:tr>
+        <w:tc>
+          <w:tcPr/>
+          <w:p>
+            <w:pPr>
+              <w:pStyle w:val="Compact"/>
+              <w:jc w:val="left"/>
+            </w:pPr>
+            <w:r>
+              <w:t xml:space="preserve">Wheel capacity and dump threshold</w:t>
+            </w:r>
+          </w:p>
+        </w:tc>
+        <w:tc>
+          <w:tcPr/>
+          <w:p>
+            <w:pPr>
+              <w:pStyle w:val="Compact"/>
+              <w:jc w:val="left"/>
+            </w:pPr>
+            <w:r>
+              <w:t xml:space="preserve">200 and 50 N</w:t>
+            </w:r>
+            <m:oMath>
+              <m:r>
+                <m:rPr>
+                  <m:sty m:val="p"/>
+                </m:rPr>
+                <m:t>⋅</m:t>
+              </m:r>
+            </m:oMath>
+            <w:r>
+              <w:t xml:space="preserve">m</w:t>
+            </w:r>
+            <m:oMath>
+              <m:r>
+                <m:rPr>
+                  <m:sty m:val="p"/>
+                </m:rPr>
+                <m:t>⋅</m:t>
+              </m:r>
+            </m:oMath>
+            <w:r>
+              <w:t xml:space="preserve">s</w:t>
+            </w:r>
+          </w:p>
+        </w:tc>
+        <w:tc>
+          <w:tcPr/>
+          <w:p>
+            <w:pPr>
+              <w:pStyle w:val="Compact"/>
+              <w:jc w:val="left"/>
+            </w:pPr>
+            <w:r>
+              <w:t xml:space="preserve">Class figures for the selected wheel size</w:t>
+            </w:r>
+          </w:p>
+        </w:tc>
+        <w:tc>
+          <w:tcPr/>
+          <w:p>
+            <w:pPr>
+              <w:pStyle w:val="Compact"/>
+              <w:jc w:val="left"/>
+            </w:pPr>
+            <w:r>
+              <w:t xml:space="preserve">Eighteen-day dump cadence, 5.2 kg of dump propellant</w:t>
+            </w:r>
+          </w:p>
+        </w:tc>
+        <w:tc>
+          <w:tcPr/>
+          <w:p>
+            <w:pPr>
+              <w:pStyle w:val="Compact"/>
+              <w:jc w:val="left"/>
+            </w:pPr>
+            <w:r>
+              <w:t xml:space="preserve">Cadence and propellant scale with the threshold</w:t>
+            </w:r>
+          </w:p>
+        </w:tc>
+      </w:tr>
+      <w:tr>
+        <w:tc>
+          <w:tcPr/>
+          <w:p>
+            <w:pPr>
+              <w:pStyle w:val="Compact"/>
+              <w:jc w:val="left"/>
+            </w:pPr>
+            <w:r>
+              <w:t xml:space="preserve">Thruster moment arm</w:t>
+            </w:r>
+          </w:p>
+        </w:tc>
+        <w:tc>
+          <w:tcPr/>
+          <w:p>
+            <w:pPr>
+              <w:pStyle w:val="Compact"/>
+              <w:jc w:val="left"/>
+            </w:pPr>
+            <w:r>
+              <w:t xml:space="preserve">0.9 m</w:t>
+            </w:r>
+          </w:p>
+        </w:tc>
+        <w:tc>
+          <w:tcPr/>
+          <w:p>
+            <w:pPr>
+              <w:pStyle w:val="Compact"/>
+              <w:jc w:val="left"/>
+            </w:pPr>
+            <w:r>
+              <w:t xml:space="preserve">Bus half-width</w:t>
+            </w:r>
+          </w:p>
+        </w:tc>
+        <w:tc>
+          <w:tcPr/>
+          <w:p>
+            <w:pPr>
+              <w:pStyle w:val="Compact"/>
+              <w:jc w:val="left"/>
+            </w:pPr>
+            <w:r>
+              <w:t xml:space="preserve">Momentum-dump propellant</w:t>
+            </w:r>
+          </w:p>
+        </w:tc>
+        <w:tc>
+          <w:tcPr/>
+          <w:p>
+            <w:pPr>
+              <w:pStyle w:val="Compact"/>
+              <w:jc w:val="left"/>
+            </w:pPr>
+            <w:r>
+              <w:t xml:space="preserve">Linear; 5.2 kg is small against the 80 kg hydrazine load</w:t>
+            </w:r>
+          </w:p>
+        </w:tc>
+      </w:tr>
+      <w:tr>
+        <w:tc>
+          <w:tcPr/>
+          <w:p>
+            <w:pPr>
+              <w:pStyle w:val="Compact"/>
+              <w:jc w:val="left"/>
+            </w:pPr>
+            <w:r>
+              <w:t xml:space="preserve">Cell efficiency chain</w:t>
+            </w:r>
+          </w:p>
+        </w:tc>
+        <w:tc>
+          <w:tcPr/>
+          <w:p>
+            <w:pPr>
+              <w:pStyle w:val="Compact"/>
+              <w:jc w:val="left"/>
+            </w:pPr>
+            <w:r>
+              <w:t xml:space="preserve">0.30 BOL x 0.90 packing x 0.90 hot derate</w:t>
+            </w:r>
+          </w:p>
+        </w:tc>
+        <w:tc>
+          <w:tcPr/>
+          <w:p>
+            <w:pPr>
+              <w:pStyle w:val="Compact"/>
+              <w:jc w:val="left"/>
+            </w:pPr>
+            <w:r>
+              <w:t xml:space="preserve">Triple-junction GaAs class figures</w:t>
+            </w:r>
+          </w:p>
+        </w:tc>
+        <w:tc>
+          <w:tcPr/>
+          <w:p>
+            <w:pPr>
+              <w:pStyle w:val="Compact"/>
+              <w:jc w:val="left"/>
+            </w:pPr>
+            <w:r>
+              <w:t xml:space="preserve">3,387 W at beginning of life</w:t>
+            </w:r>
+          </w:p>
+        </w:tc>
+        <w:tc>
+          <w:tcPr/>
+          <w:p>
+            <w:pPr>
+              <w:pStyle w:val="Compact"/>
+              <w:jc w:val="left"/>
+            </w:pPr>
+            <w:r>
+              <w:t xml:space="preserve">Output is linear in the product</w:t>
+            </w:r>
+          </w:p>
+        </w:tc>
+      </w:tr>
+      <w:tr>
+        <w:tc>
+          <w:tcPr/>
+          <w:p>
+            <w:pPr>
+              <w:pStyle w:val="Compact"/>
+              <w:jc w:val="left"/>
+            </w:pPr>
+            <w:r>
+              <w:t xml:space="preserve">Array degradation</w:t>
+            </w:r>
+          </w:p>
+        </w:tc>
+        <w:tc>
+          <w:tcPr/>
+          <w:p>
+            <w:pPr>
+              <w:pStyle w:val="Compact"/>
+              <w:jc w:val="left"/>
+            </w:pPr>
+            <w:r>
+              <w:t xml:space="preserve">2.5% per year</w:t>
+            </w:r>
+          </w:p>
+        </w:tc>
+        <w:tc>
+          <w:tcPr/>
+          <w:p>
+            <w:pPr>
+              <w:pStyle w:val="Compact"/>
+              <w:jc w:val="left"/>
+            </w:pPr>
+            <w:r>
+              <w:t xml:space="preserve">Standard GEO allowance</w:t>
+            </w:r>
+          </w:p>
+        </w:tc>
+        <w:tc>
+          <w:tcPr/>
+          <w:p>
+            <w:pPr>
+              <w:pStyle w:val="Compact"/>
+              <w:jc w:val="left"/>
+            </w:pPr>
+            <w:r>
+              <w:t xml:space="preserve">2,984 W EOL, an 11.9% loss</w:t>
+            </w:r>
+          </w:p>
+        </w:tc>
+        <w:tc>
+          <w:tcPr/>
+          <w:p>
+            <w:pPr>
+              <w:pStyle w:val="Compact"/>
+              <w:jc w:val="left"/>
+            </w:pPr>
+            <w:r>
+              <w:t xml:space="preserve">The 68% end-of-life margin absorbs a large error here</w:t>
+            </w:r>
+          </w:p>
+        </w:tc>
+      </w:tr>
+      <w:tr>
+        <w:tc>
+          <w:tcPr/>
+          <w:p>
+            <w:pPr>
+              <w:pStyle w:val="Compact"/>
+              <w:jc w:val="left"/>
+            </w:pPr>
+            <w:r>
+              <w:t xml:space="preserve">Battery DoD, line efficiency, cell energy, packaging</w:t>
+            </w:r>
+          </w:p>
+        </w:tc>
+        <w:tc>
+          <w:tcPr/>
+          <w:p>
+            <w:pPr>
+              <w:pStyle w:val="Compact"/>
+              <w:jc w:val="left"/>
+            </w:pPr>
+            <w:r>
+              <w:t xml:space="preserve">0.60, 0.90, 150 W</w:t>
+            </w:r>
+            <m:oMath>
+              <m:r>
+                <m:rPr>
+                  <m:sty m:val="p"/>
+                </m:rPr>
+                <m:t>⋅</m:t>
+              </m:r>
+            </m:oMath>
+            <w:r>
+              <w:t xml:space="preserve">h/kg, 1.5</w:t>
+            </w:r>
+          </w:p>
+        </w:tc>
+        <w:tc>
+          <w:tcPr/>
+          <w:p>
+            <w:pPr>
+              <w:pStyle w:val="Compact"/>
+              <w:jc w:val="left"/>
+            </w:pPr>
+            <w:r>
+              <w:t xml:space="preserve">Cycle-life driven; class figures [3]</w:t>
+            </w:r>
+          </w:p>
+        </w:tc>
+        <w:tc>
+          <w:tcPr/>
+          <w:p>
+            <w:pPr>
+              <w:pStyle w:val="Compact"/>
+              <w:jc w:val="left"/>
+            </w:pPr>
+            <w:r>
+              <w:t xml:space="preserve">38 kg installed battery</w:t>
+            </w:r>
+          </w:p>
+        </w:tc>
+        <w:tc>
+          <w:tcPr/>
+          <w:p>
+            <w:pPr>
+              <w:pStyle w:val="Compact"/>
+              <w:jc w:val="left"/>
+            </w:pPr>
+            <w:r>
+              <w:t xml:space="preserve">Mass is linear in each</w:t>
+            </w:r>
+          </w:p>
+        </w:tc>
+      </w:tr>
+      <w:tr>
+        <w:tc>
+          <w:tcPr/>
+          <w:p>
+            <w:pPr>
+              <w:pStyle w:val="Compact"/>
+              <w:jc w:val="left"/>
+            </w:pPr>
+            <w:r>
+              <w:t xml:space="preserve">Propulsion performance</w:t>
+            </w:r>
+          </w:p>
+        </w:tc>
+        <w:tc>
+          <w:tcPr/>
+          <w:p>
+            <w:pPr>
+              <w:pStyle w:val="Compact"/>
+              <w:jc w:val="left"/>
+            </w:pPr>
+            <w:r>
+              <w:t xml:space="preserve">1,600 s and 40 mN xenon Hall; 220 s hydrazine</w:t>
+            </w:r>
+          </w:p>
+        </w:tc>
+        <w:tc>
+          <w:tcPr/>
+          <w:p>
+            <w:pPr>
+              <w:pStyle w:val="Compact"/>
+              <w:jc w:val="left"/>
+            </w:pPr>
+            <w:r>
+              <w:t xml:space="preserve">Class figures [3]</w:t>
+            </w:r>
+          </w:p>
+        </w:tc>
+        <w:tc>
+          <w:tcPr/>
+          <w:p>
+            <w:pPr>
+              <w:pStyle w:val="Compact"/>
+              <w:jc w:val="left"/>
+            </w:pPr>
+            <w:r>
+              <w:t xml:space="preserve">Propellant budget and servicing capacity</w:t>
+            </w:r>
+          </w:p>
+        </w:tc>
+        <w:tc>
+          <w:tcPr/>
+          <w:p>
+            <w:pPr>
+              <w:pStyle w:val="Compact"/>
+              <w:jc w:val="left"/>
+            </w:pPr>
+            <w:r>
+              <w:t xml:space="preserve">Capacity is roughly linear in</w:t>
+            </w:r>
+            <w:r>
+              <w:t xml:space="preserve"> </w:t>
+            </w:r>
+            <m:oMath>
+              <m:sSub>
+                <m:e>
+                  <m:r>
+                    <m:t>I</m:t>
+                  </m:r>
+                </m:e>
+                <m:sub>
+                  <m:r>
+                    <m:t>s</m:t>
+                  </m:r>
+                  <m:r>
+                    <m:t>p</m:t>
+                  </m:r>
+                </m:sub>
+              </m:sSub>
+            </m:oMath>
+          </w:p>
+        </w:tc>
+      </w:tr>
+      <w:tr>
+        <w:tc>
+          <w:tcPr/>
+          <w:p>
+            <w:pPr>
+              <w:pStyle w:val="Compact"/>
+              <w:jc w:val="left"/>
+            </w:pPr>
+            <w:r>
+              <w:t xml:space="preserve">Relocation drift rate</w:t>
+            </w:r>
+          </w:p>
+        </w:tc>
+        <w:tc>
+          <w:tcPr/>
+          <w:p>
+            <w:pPr>
+              <w:pStyle w:val="Compact"/>
+              <w:jc w:val="left"/>
+            </w:pPr>
+            <w:r>
+              <w:t xml:space="preserve">1° per day</w:t>
+            </w:r>
+          </w:p>
+        </w:tc>
+        <w:tc>
+          <w:tcPr/>
+          <w:p>
+            <w:pPr>
+              <w:pStyle w:val="Compact"/>
+              <w:jc w:val="left"/>
+            </w:pPr>
+            <w:r>
+              <w:t xml:space="preserve">Operationally reasonable repositioning speed</w:t>
+            </w:r>
+          </w:p>
+        </w:tc>
+        <w:tc>
+          <w:tcPr/>
+          <w:p>
+            <w:pPr>
+              <w:pStyle w:val="Compact"/>
+              <w:jc w:val="left"/>
+            </w:pPr>
+            <w:r>
+              <w:t xml:space="preserve">5.69 m/s per relocation</w:t>
+            </w:r>
+          </w:p>
+        </w:tc>
+        <w:tc>
+          <w:tcPr/>
+          <w:p>
+            <w:pPr>
+              <w:pStyle w:val="Compact"/>
+              <w:jc w:val="left"/>
+            </w:pPr>
+            <w:r>
+              <w:t xml:space="preserve">Delta-v scales with the rate</w:t>
+            </w:r>
+          </w:p>
+        </w:tc>
+      </w:tr>
+      <w:tr>
+        <w:tc>
+          <w:tcPr/>
+          <w:p>
+            <w:pPr>
+              <w:pStyle w:val="Compact"/>
+              <w:jc w:val="left"/>
+            </w:pPr>
+            <w:r>
+              <w:t xml:space="preserve">RPO allowance</w:t>
+            </w:r>
+          </w:p>
+        </w:tc>
+        <w:tc>
+          <w:tcPr/>
+          <w:p>
+            <w:pPr>
+              <w:pStyle w:val="Compact"/>
+              <w:jc w:val="left"/>
+            </w:pPr>
+            <w:r>
+              <w:t xml:space="preserve">8 m/s per client</w:t>
+            </w:r>
+          </w:p>
+        </w:tc>
+        <w:tc>
+          <w:tcPr/>
+          <w:p>
+            <w:pPr>
+              <w:pStyle w:val="Compact"/>
+              <w:jc w:val="left"/>
+            </w:pPr>
+            <w:r>
+              <w:t xml:space="preserve">Approach, backout, and one contingency abort</w:t>
+            </w:r>
+          </w:p>
+        </w:tc>
+        <w:tc>
+          <w:tcPr/>
+          <w:p>
+            <w:pPr>
+              <w:pStyle w:val="Compact"/>
+              <w:jc w:val="left"/>
+            </w:pPr>
+            <w:r>
+              <w:t xml:space="preserve">Hydrazine budget, which is what binds servicing capacity</w:t>
+            </w:r>
+          </w:p>
+        </w:tc>
+        <w:tc>
+          <w:tcPr/>
+          <w:p>
+            <w:pPr>
+              <w:pStyle w:val="Compact"/>
+              <w:jc w:val="left"/>
+            </w:pPr>
+            <w:r>
+              <w:t xml:space="preserve">Capacity is inversely proportional to it</w:t>
+            </w:r>
+          </w:p>
+        </w:tc>
+      </w:tr>
+      <w:tr>
+        <w:tc>
+          <w:tcPr/>
+          <w:p>
+            <w:pPr>
+              <w:pStyle w:val="Compact"/>
+              <w:jc w:val="left"/>
+            </w:pPr>
+            <w:r>
+              <w:t xml:space="preserve">Component temperature limits</w:t>
+            </w:r>
+          </w:p>
+        </w:tc>
+        <w:tc>
+          <w:tcPr/>
+          <w:p>
+            <w:pPr>
+              <w:pStyle w:val="Compact"/>
+              <w:jc w:val="left"/>
+            </w:pPr>
+            <w:r>
+              <w:t xml:space="preserve">+50 and -20 °C</w:t>
+            </w:r>
+          </w:p>
+        </w:tc>
+        <w:tc>
+          <w:tcPr/>
+          <w:p>
+            <w:pPr>
+              <w:pStyle w:val="Compact"/>
+              <w:jc w:val="left"/>
+            </w:pPr>
+            <w:r>
+              <w:t xml:space="preserve">Conventional electronics band</w:t>
+            </w:r>
+          </w:p>
+        </w:tc>
+        <w:tc>
+          <w:tcPr/>
+          <w:p>
+            <w:pPr>
+              <w:pStyle w:val="Compact"/>
+              <w:jc w:val="left"/>
+            </w:pPr>
+            <w:r>
+              <w:t xml:space="preserve">The margin assessment in Table 9</w:t>
+            </w:r>
+          </w:p>
+        </w:tc>
+        <w:tc>
+          <w:tcPr/>
+          <w:p>
+            <w:pPr>
+              <w:pStyle w:val="Compact"/>
+              <w:jc w:val="left"/>
+            </w:pPr>
+            <w:r>
+              <w:t xml:space="preserve">Sets the stated margins directly</w:t>
+            </w:r>
+          </w:p>
+        </w:tc>
+      </w:tr>
+      <w:tr>
+        <w:tc>
+          <w:tcPr/>
+          <w:p>
+            <w:pPr>
+              <w:pStyle w:val="Compact"/>
+              <w:jc w:val="left"/>
+            </w:pPr>
+            <w:r>
+              <w:t xml:space="preserve">Uncertainty and growth allowances</w:t>
+            </w:r>
+          </w:p>
+        </w:tc>
+        <w:tc>
+          <w:tcPr/>
+          <w:p>
+            <w:pPr>
+              <w:pStyle w:val="Compact"/>
+              <w:jc w:val="left"/>
+            </w:pPr>
+            <w:r>
+              <w:t xml:space="preserve">11 K, 25%</w:t>
+            </w:r>
+          </w:p>
+        </w:tc>
+        <w:tc>
+          <w:tcPr/>
+          <w:p>
+            <w:pPr>
+              <w:pStyle w:val="Compact"/>
+              <w:jc w:val="left"/>
+            </w:pPr>
+            <w:r>
+              <w:t xml:space="preserve">Standard practice before thermal balance test</w:t>
+            </w:r>
+          </w:p>
+        </w:tc>
+        <w:tc>
+          <w:tcPr/>
+          <w:p>
+            <w:pPr>
+              <w:pStyle w:val="Compact"/>
+              <w:jc w:val="left"/>
+            </w:pPr>
+            <w:r>
+              <w:t xml:space="preserve">Radiator sizing trade in Section 8.2</w:t>
+            </w:r>
+          </w:p>
+        </w:tc>
+        <w:tc>
+          <w:tcPr/>
+          <w:p>
+            <w:pPr>
+              <w:pStyle w:val="Compact"/>
+              <w:jc w:val="left"/>
+            </w:pPr>
+            <w:r>
+              <w:t xml:space="preserve">Together they consume the 13.7 K hot margin</w:t>
+            </w:r>
+          </w:p>
+        </w:tc>
+      </w:tr>
+      <w:tr>
+        <w:tc>
+          <w:tcPr/>
+          <w:p>
+            <w:pPr>
+              <w:pStyle w:val="Compact"/>
+              <w:jc w:val="left"/>
+            </w:pPr>
+            <w:r>
+              <w:t xml:space="preserve">Optical properties</w:t>
+            </w:r>
+          </w:p>
+        </w:tc>
+        <w:tc>
+          <w:tcPr/>
+          <w:p>
+            <w:pPr>
+              <w:pStyle w:val="Compact"/>
+              <w:jc w:val="left"/>
+            </w:pPr>
+            <m:oMath>
+              <m:r>
+                <m:t>α</m:t>
+              </m:r>
+            </m:oMath>
+            <w:r>
+              <w:t xml:space="preserve"> </w:t>
+            </w:r>
+            <w:r>
+              <w:t xml:space="preserve">0.14 /</w:t>
+            </w:r>
+            <w:r>
+              <w:t xml:space="preserve"> </w:t>
+            </w:r>
+            <m:oMath>
+              <m:r>
+                <m:t>ε</m:t>
+              </m:r>
+            </m:oMath>
+            <w:r>
+              <w:t xml:space="preserve"> </w:t>
+            </w:r>
+            <w:r>
+              <w:t xml:space="preserve">0.03 MLI;</w:t>
+            </w:r>
+            <w:r>
+              <w:t xml:space="preserve"> </w:t>
+            </w:r>
+            <m:oMath>
+              <m:r>
+                <m:t>α</m:t>
+              </m:r>
+            </m:oMath>
+            <w:r>
+              <w:t xml:space="preserve"> </w:t>
+            </w:r>
+            <w:r>
+              <w:t xml:space="preserve">0.14 /</w:t>
+            </w:r>
+            <w:r>
+              <w:t xml:space="preserve"> </w:t>
+            </w:r>
+            <m:oMath>
+              <m:r>
+                <m:t>ε</m:t>
+              </m:r>
+            </m:oMath>
+            <w:r>
+              <w:t xml:space="preserve"> </w:t>
+            </w:r>
+            <w:r>
+              <w:t xml:space="preserve">0.78 OSR</w:t>
+            </w:r>
+          </w:p>
+        </w:tc>
+        <w:tc>
+          <w:tcPr/>
+          <w:p>
+            <w:pPr>
+              <w:pStyle w:val="Compact"/>
+              <w:jc w:val="left"/>
+            </w:pPr>
+            <w:r>
+              <w:t xml:space="preserve">Silverized Teflon and optical solar reflector class figures</w:t>
+            </w:r>
+          </w:p>
+        </w:tc>
+        <w:tc>
+          <w:tcPr/>
+          <w:p>
+            <w:pPr>
+              <w:pStyle w:val="Compact"/>
+              <w:jc w:val="left"/>
+            </w:pPr>
+            <w:r>
+              <w:t xml:space="preserve">Equilibrium temperatures</w:t>
+            </w:r>
+          </w:p>
+        </w:tc>
+        <w:tc>
+          <w:tcPr/>
+          <w:p>
+            <w:pPr>
+              <w:pStyle w:val="Compact"/>
+              <w:jc w:val="left"/>
+            </w:pPr>
+            <m:oMath>
+              <m:r>
+                <m:t>T</m:t>
+              </m:r>
+            </m:oMath>
+            <w:r>
+              <w:t xml:space="preserve"> </w:t>
+            </w:r>
+            <w:r>
+              <w:t xml:space="preserve">scales as</w:t>
+            </w:r>
+            <w:r>
+              <w:t xml:space="preserve"> </w:t>
+            </w:r>
+            <m:oMath>
+              <m:r>
+                <m:rPr>
+                  <m:sty m:val="p"/>
+                </m:rPr>
+                <m:t>(</m:t>
+              </m:r>
+              <m:r>
+                <m:t>ε</m:t>
+              </m:r>
+              <m:r>
+                <m:t>A</m:t>
+              </m:r>
+              <m:sSup>
+                <m:e>
+                  <m:r>
+                    <m:rPr>
+                      <m:sty m:val="p"/>
+                    </m:rPr>
+                    <m:t>)</m:t>
+                  </m:r>
+                </m:e>
+                <m:sup>
+                  <m:r>
+                    <m:rPr>
+                      <m:sty m:val="p"/>
+                    </m:rPr>
+                    <m:t>−</m:t>
+                  </m:r>
+                  <m:r>
+                    <m:t>1</m:t>
+                  </m:r>
+                  <m:r>
+                    <m:rPr>
+                      <m:sty m:val="p"/>
+                    </m:rPr>
+                    <m:t>/</m:t>
+                  </m:r>
+                  <m:r>
+                    <m:t>4</m:t>
+                  </m:r>
+                </m:sup>
+              </m:sSup>
+            </m:oMath>
+            <w:r>
+              <w:t xml:space="preserve">, so errors are damped</w:t>
+            </w:r>
+          </w:p>
+        </w:tc>
+      </w:tr>
+      <w:tr>
+        <w:tc>
+          <w:tcPr/>
+          <w:p>
+            <w:pPr>
+              <w:pStyle w:val="Compact"/>
+              <w:jc w:val="left"/>
+            </w:pPr>
+            <w:r>
+              <w:t xml:space="preserve">Bus thermal lump</w:t>
+            </w:r>
+          </w:p>
+        </w:tc>
+        <w:tc>
+          <w:tcPr/>
+          <w:p>
+            <w:pPr>
+              <w:pStyle w:val="Compact"/>
+              <w:jc w:val="left"/>
+            </w:pPr>
+            <w:r>
+              <w:t xml:space="preserve">1,400 kg at 900 J/(kg</w:t>
+            </w:r>
+            <m:oMath>
+              <m:r>
+                <m:rPr>
+                  <m:sty m:val="p"/>
+                </m:rPr>
+                <m:t>⋅</m:t>
+              </m:r>
+            </m:oMath>
+            <w:r>
+              <w:t xml:space="preserve">K), isothermal</w:t>
+            </w:r>
+          </w:p>
+        </w:tc>
+        <w:tc>
+          <w:tcPr/>
+          <w:p>
+            <w:pPr>
+              <w:pStyle w:val="Compact"/>
+              <w:jc w:val="left"/>
+            </w:pPr>
+            <w:r>
+              <w:t xml:space="preserve">Aluminium-dominated dry mass</w:t>
+            </w:r>
+          </w:p>
+        </w:tc>
+        <w:tc>
+          <w:tcPr/>
+          <w:p>
+            <w:pPr>
+              <w:pStyle w:val="Compact"/>
+              <w:jc w:val="left"/>
+            </w:pPr>
+            <w:r>
+              <w:t xml:space="preserve">The 3.9 K eclipse excursion in Section 12.3</w:t>
+            </w:r>
+          </w:p>
+        </w:tc>
+        <w:tc>
+          <w:tcPr/>
+          <w:p>
+            <w:pPr>
+              <w:pStyle w:val="Compact"/>
+              <w:jc w:val="left"/>
+            </w:pPr>
+            <w:r>
+              <w:t xml:space="preserve">Optimistic: real vehicles have gradients, which the Section 8.4 test retires</w:t>
+            </w:r>
+          </w:p>
+        </w:tc>
+      </w:tr>
+      <w:tr>
+        <w:tc>
+          <w:tcPr/>
+          <w:p>
+            <w:pPr>
+              <w:pStyle w:val="Compact"/>
+              <w:jc w:val="left"/>
+            </w:pPr>
+            <w:r>
+              <w:t xml:space="preserve">Total ionizing dose rate</w:t>
+            </w:r>
+          </w:p>
+        </w:tc>
+        <w:tc>
+          <w:tcPr/>
+          <w:p>
+            <w:pPr>
+              <w:pStyle w:val="Compact"/>
+              <w:jc w:val="left"/>
+            </w:pPr>
+            <w:r>
+              <w:t xml:space="preserve">5 krad(Si)/yr behind 100 mil Al</w:t>
+            </w:r>
+          </w:p>
+        </w:tc>
+        <w:tc>
+          <w:tcPr/>
+          <w:p>
+            <w:pPr>
+              <w:pStyle w:val="Compact"/>
+              <w:jc w:val="left"/>
+            </w:pPr>
+            <w:r>
+              <w:t xml:space="preserve">Representative GEO figure</w:t>
+            </w:r>
+          </w:p>
+        </w:tc>
+        <w:tc>
+          <w:tcPr/>
+          <w:p>
+            <w:pPr>
+              <w:pStyle w:val="Compact"/>
+              <w:jc w:val="left"/>
+            </w:pPr>
+            <w:r>
+              <w:t xml:space="preserve">25 krad(Si) mission dose, part class</w:t>
+            </w:r>
+          </w:p>
+        </w:tc>
+        <w:tc>
+          <w:tcPr/>
+          <w:p>
+            <w:pPr>
+              <w:pStyle w:val="Compact"/>
+              <w:jc w:val="left"/>
+            </w:pPr>
+            <w:r>
+              <w:t xml:space="preserve">Category R still holds at twice the assumed rate</w:t>
+            </w:r>
+          </w:p>
+        </w:tc>
+      </w:tr>
+      <w:tr>
+        <w:tc>
+          <w:tcPr/>
+          <w:p>
+            <w:pPr>
+              <w:pStyle w:val="Compact"/>
+              <w:jc w:val="left"/>
+            </w:pPr>
+            <w:r>
+              <w:t xml:space="preserve">Meteoroid density and speed</w:t>
+            </w:r>
+          </w:p>
+        </w:tc>
+        <w:tc>
+          <w:tcPr/>
+          <w:p>
+            <w:pPr>
+              <w:pStyle w:val="Compact"/>
+              <w:jc w:val="left"/>
+            </w:pPr>
+            <w:r>
+              <w:t xml:space="preserve">2.5 g/cm³, 20 km/s</w:t>
+            </w:r>
+          </w:p>
+        </w:tc>
+        <w:tc>
+          <w:tcPr/>
+          <w:p>
+            <w:pPr>
+              <w:pStyle w:val="Compact"/>
+              <w:jc w:val="left"/>
+            </w:pPr>
+            <w:r>
+              <w:t xml:space="preserve">Course and textbook conventions [14], [19]</w:t>
+            </w:r>
+          </w:p>
+        </w:tc>
+        <w:tc>
+          <w:tcPr/>
+          <w:p>
+            <w:pPr>
+              <w:pStyle w:val="Compact"/>
+              <w:jc w:val="left"/>
+            </w:pPr>
+            <w:r>
+              <w:t xml:space="preserve">Flux, impact probability, Whipple sizing</w:t>
+            </w:r>
+          </w:p>
+        </w:tc>
+        <w:tc>
+          <w:tcPr/>
+          <w:p>
+            <w:pPr>
+              <w:pStyle w:val="Compact"/>
+              <w:jc w:val="left"/>
+            </w:pPr>
+            <w:r>
+              <w:t xml:space="preserve">Standard values; the flux model is the larger uncertainty</w:t>
+            </w:r>
+          </w:p>
+        </w:tc>
+      </w:tr>
+      <w:tr>
+        <w:tc>
+          <w:tcPr/>
+          <w:p>
+            <w:pPr>
+              <w:pStyle w:val="Compact"/>
+              <w:jc w:val="left"/>
+            </w:pPr>
+            <w:r>
+              <w:t xml:space="preserve">Servicing manifest</w:t>
+            </w:r>
+          </w:p>
+        </w:tc>
+        <w:tc>
+          <w:tcPr/>
+          <w:p>
+            <w:pPr>
+              <w:pStyle w:val="Compact"/>
+              <w:jc w:val="left"/>
+            </w:pPr>
+            <w:r>
+              <w:t xml:space="preserve">242-day cycle, six cycles in five years</w:t>
+            </w:r>
+          </w:p>
+        </w:tc>
+        <w:tc>
+          <w:tcPr/>
+          <w:p>
+            <w:pPr>
+              <w:pStyle w:val="Compact"/>
+              <w:jc w:val="left"/>
+            </w:pPr>
+            <w:r>
+              <w:t xml:space="preserve">Notional, built from the drift, inspection, and mated durations in Figure 1</w:t>
+            </w:r>
+          </w:p>
+        </w:tc>
+        <w:tc>
+          <w:tcPr/>
+          <w:p>
+            <w:pPr>
+              <w:pStyle w:val="Compact"/>
+              <w:jc w:val="left"/>
+            </w:pPr>
+            <w:r>
+              <w:t xml:space="preserve">Mated fraction of 80%, and the split of the delta-v budget</w:t>
+            </w:r>
+          </w:p>
+        </w:tc>
+        <w:tc>
+          <w:tcPr/>
+          <w:p>
+            <w:pPr>
+              <w:pStyle w:val="Compact"/>
+              <w:jc w:val="left"/>
+            </w:pPr>
+            <w:r>
+              <w:t xml:space="preserve">Shifts propellant between the free-flying and mated cases</w:t>
+            </w:r>
+          </w:p>
+        </w:tc>
+      </w:tr>
+    </w:tbl>
+    <w:p>
+      <w:pPr>
+        <w:pStyle w:val="BodyText"/>
+      </w:pPr>
+      <w:r>
+        <w:t xml:space="preserve">Three of these deserve more attention than the rest in any follow-on work. The</w:t>
+      </w:r>
+      <w:r>
+        <w:t xml:space="preserve"> </w:t>
+      </w:r>
+      <m:oMath>
+        <m:sSub>
+          <m:e>
+            <m:r>
+              <m:t>c</m:t>
+            </m:r>
+          </m:e>
+          <m:sub>
+            <m:r>
+              <m:t>p</m:t>
+            </m:r>
+            <m:r>
+              <m:t>s</m:t>
+            </m:r>
+          </m:sub>
+        </m:sSub>
+      </m:oMath>
+      <w:r>
+        <w:t xml:space="preserve"> </w:t>
+      </w:r>
+      <w:r>
+        <w:t xml:space="preserve">to</w:t>
+      </w:r>
+      <w:r>
+        <w:t xml:space="preserve"> </w:t>
+      </w:r>
+      <m:oMath>
+        <m:sSub>
+          <m:e>
+            <m:r>
+              <m:t>c</m:t>
+            </m:r>
+          </m:e>
+          <m:sub>
+            <m:r>
+              <m:t>m</m:t>
+            </m:r>
+          </m:sub>
+        </m:sSub>
+      </m:oMath>
+      <w:r>
+        <w:t xml:space="preserve"> </w:t>
+      </w:r>
+      <w:r>
+        <w:t xml:space="preserve">offset is the single most sensitive number in the report, because the disturbance torque and everything downstream of it are linear in that one estimate. The slew requirement is the basis of the central design claim and is self-levied rather than given. And the servicing manifest sets the propellant split, which is what determines the capacity figure the customer is actually buying.</w:t>
+      </w:r>
+    </w:p>
+    <w:p>
+      <w:r>
+        <w:pict>
+          <v:rect style="width:0;height:1.5pt" o:hralign="center" o:hrstd="t" o:hr="t"/>
+        </w:pict>
+      </w:r>
+    </w:p>
+    <w:bookmarkEnd w:id="121"/>
+    <w:bookmarkStart w:id="122" w:name="references"/>
     <w:p>
       <w:pPr>
         <w:pStyle w:val="Heading2"/>
@@ -24398,7 +26666,7 @@
         </w:pict>
       </w:r>
     </w:p>
-    <w:bookmarkEnd w:id="121"/>
+    <w:bookmarkEnd w:id="122"/>
     <w:sectPr>
       <w:footnotePr>
         <w:numRestart w:val="eachSect"/>
